--- a/skills/phong-tccb/assets/cv-bao-cao-soyte-nghi-huu-lanh-dao.docx
+++ b/skills/phong-tccb/assets/cv-bao-cao-soyte-nghi-huu-lanh-dao.docx
@@ -1,6 +1,95 @@
 
-<file path=word/document.xml><?xml version="1.0" encoding="utf-8"?>
-<w:document xmlns:wpc="http://schemas.microsoft.com/office/word/2010/wordprocessingCanvas" xmlns:mc="http://schemas.openxmlformats.org/markup-compatibility/2006" xmlns:o="urn:schemas-microsoft-com:office:office" xmlns:r="http://schemas.openxmlformats.org/officeDocument/2006/relationships" xmlns:m="http://schemas.openxmlformats.org/officeDocument/2006/math" xmlns:v="urn:schemas-microsoft-com:vml" xmlns:wp14="http://schemas.microsoft.com/office/word/2010/wordprocessingDrawing" xmlns:wp="http://schemas.openxmlformats.org/drawingml/2006/wordprocessingDrawing" xmlns:w10="urn:schemas-microsoft-com:office:word" xmlns:w="http://schemas.openxmlformats.org/wordprocessingml/2006/main" xmlns:w14="http://schemas.microsoft.com/office/word/2010/wordml" xmlns:wpg="http://schemas.microsoft.com/office/word/2010/wordprocessingGroup" xmlns:wpi="http://schemas.microsoft.com/office/word/2010/wordprocessingInk" xmlns:wne="http://schemas.microsoft.com/office/word/2006/wordml" xmlns:wps="http://schemas.microsoft.com/office/word/2010/wordprocessingShape" mc:Ignorable="w14">
+<file path=./[Content_Types].xml><?xml version="1.0" encoding="utf-8"?>
+<Types xmlns="http://schemas.openxmlformats.org/package/2006/content-types">
+  <Default Extension="rels" ContentType="application/vnd.openxmlformats-package.relationships+xml"/>
+  <Default Extension="xml" ContentType="application/xml"/>
+  <Override PartName="/word/document.xml" ContentType="application/vnd.openxmlformats-officedocument.wordprocessingml.document.main+xml"/>
+  <Override PartName="/customXml/itemProps1.xml" ContentType="application/vnd.openxmlformats-officedocument.customXmlProperties+xml"/>
+  <Override PartName="/word/numbering.xml" ContentType="application/vnd.openxmlformats-officedocument.wordprocessingml.numbering+xml"/>
+  <Override PartName="/word/styles.xml" ContentType="application/vnd.openxmlformats-officedocument.wordprocessingml.styles+xml"/>
+  <Override PartName="/word/stylesWithEffects.xml" ContentType="application/vnd.ms-word.stylesWithEffects+xml"/>
+  <Override PartName="/word/settings.xml" ContentType="application/vnd.openxmlformats-officedocument.wordprocessingml.settings+xml"/>
+  <Override PartName="/word/webSettings.xml" ContentType="application/vnd.openxmlformats-officedocument.wordprocessingml.webSettings+xml"/>
+  <Override PartName="/word/fontTable.xml" ContentType="application/vnd.openxmlformats-officedocument.wordprocessingml.fontTable+xml"/>
+  <Override PartName="/word/theme/theme1.xml" ContentType="application/vnd.openxmlformats-officedocument.theme+xml"/>
+  <Override PartName="/docProps/core.xml" ContentType="application/vnd.openxmlformats-package.core-properties+xml"/>
+  <Override PartName="/docProps/app.xml" ContentType="application/vnd.openxmlformats-officedocument.extended-properties+xml"/>
+  <Override PartName="/docProps/custom.xml" ContentType="application/vnd.openxmlformats-officedocument.custom-properties+xml"/>
+</Types>
+</file>
+
+<file path=./customXml/item1.xml><?xml version="1.0" encoding="utf-8"?>
+<b:Sources xmlns:b="http://schemas.openxmlformats.org/officeDocument/2006/bibliography" xmlns="http://schemas.openxmlformats.org/officeDocument/2006/bibliography" SelectedStyle="\APA.XSL" StyleName="APA"/>
+</file>
+
+<file path=./customXml/itemProps1.xml><?xml version="1.0" encoding="utf-8"?>
+<ds:datastoreItem xmlns:ds="http://schemas.openxmlformats.org/officeDocument/2006/customXml" ds:itemID="{AB2120F0-3A57-4F10-AD98-2D23476DC6CC}">
+  <ds:schemaRefs>
+    <ds:schemaRef ds:uri="http://schemas.openxmlformats.org/officeDocument/2006/bibliography"/>
+  </ds:schemaRefs>
+</ds:datastoreItem>
+</file>
+
+<file path=./docProps/app.xml><?xml version="1.0" encoding="utf-8"?>
+<Properties xmlns="http://schemas.openxmlformats.org/officeDocument/2006/extended-properties" xmlns:vt="http://schemas.openxmlformats.org/officeDocument/2006/docPropsVTypes">
+  <Template>Normal</Template>
+  <TotalTime>763</TotalTime>
+  <Pages>2</Pages>
+  <Words>303</Words>
+  <Characters>1730</Characters>
+  <Application>Microsoft Office Word</Application>
+  <DocSecurity>0</DocSecurity>
+  <Lines>14</Lines>
+  <Paragraphs>4</Paragraphs>
+  <ScaleCrop>false</ScaleCrop>
+  <HeadingPairs>
+    <vt:vector size="2" baseType="variant">
+      <vt:variant>
+        <vt:lpstr>Title</vt:lpstr>
+      </vt:variant>
+      <vt:variant>
+        <vt:i4>1</vt:i4>
+      </vt:variant>
+    </vt:vector>
+  </HeadingPairs>
+  <TitlesOfParts>
+    <vt:vector size="1" baseType="lpstr">
+      <vt:lpstr/>
+    </vt:vector>
+  </TitlesOfParts>
+  <Company>Microsoft</Company>
+  <LinksUpToDate>false</LinksUpToDate>
+  <CharactersWithSpaces>2029</CharactersWithSpaces>
+  <SharedDoc>false</SharedDoc>
+  <HyperlinksChanged>false</HyperlinksChanged>
+  <AppVersion>14.0000</AppVersion>
+</Properties>
+</file>
+
+<file path=./docProps/core.xml><?xml version="1.0" encoding="utf-8"?>
+<cp:coreProperties xmlns:cp="http://schemas.openxmlformats.org/package/2006/metadata/core-properties" xmlns:dc="http://purl.org/dc/elements/1.1/" xmlns:dcterms="http://purl.org/dc/terms/" xmlns:dcmitype="http://purl.org/dc/dcmitype/" xmlns:xsi="http://www.w3.org/2001/XMLSchema-instance">
+  <dc:creator>Windows User</dc:creator>
+  <cp:lastModifiedBy>PC2</cp:lastModifiedBy>
+  <cp:revision>146</cp:revision>
+  <cp:lastPrinted>2026-01-22T07:29:00Z</cp:lastPrinted>
+  <dcterms:created xsi:type="dcterms:W3CDTF">2020-08-05T01:16:00Z</dcterms:created>
+  <dcterms:modified xsi:type="dcterms:W3CDTF">2026-01-22T07:39:00Z</dcterms:modified>
+</cp:coreProperties>
+</file>
+
+<file path=./docProps/custom.xml><?xml version="1.0" encoding="utf-8"?>
+<op:Properties xmlns:op="http://schemas.openxmlformats.org/officeDocument/2006/custom-properties">
+  <op:property fmtid="{D5CDD505-2E9C-101B-9397-08002B2CF9AE}" pid="2" name="OfficeCLI.Version">
+    <vt:lpwstr xmlns:vt="http://schemas.openxmlformats.org/officeDocument/2006/docPropsVTypes">1.0.136</vt:lpwstr>
+  </op:property>
+  <op:property fmtid="{D5CDD505-2E9C-101B-9397-08002B2CF9AE}" pid="3" name="OfficeCLI.LastModified">
+    <vt:lpwstr xmlns:vt="http://schemas.openxmlformats.org/officeDocument/2006/docPropsVTypes">2026-07-17T08:59:00Z</vt:lpwstr>
+  </op:property>
+</op:Properties>
+</file>
+
+<file path=./word/document.xml><?xml version="1.0" encoding="utf-8"?>
+<w:document xmlns:wpc="http://schemas.microsoft.com/office/word/2010/wordprocessingCanvas" xmlns:mc="http://schemas.openxmlformats.org/markup-compatibility/2006" xmlns:o="urn:schemas-microsoft-com:office:office" xmlns:r="http://schemas.openxmlformats.org/officeDocument/2006/relationships" xmlns:m="http://schemas.openxmlformats.org/officeDocument/2006/math" xmlns:v="urn:schemas-microsoft-com:vml" xmlns:wp14="http://schemas.microsoft.com/office/word/2010/wordprocessingDrawing" xmlns:wp="http://schemas.openxmlformats.org/drawingml/2006/wordprocessingDrawing" xmlns:w10="urn:schemas-microsoft-com:office:word" xmlns:w="http://schemas.openxmlformats.org/wordprocessingml/2006/main" xmlns:w14="http://schemas.microsoft.com/office/word/2010/wordml" xmlns:wpg="http://schemas.microsoft.com/office/word/2010/wordprocessingGroup" xmlns:wpi="http://schemas.microsoft.com/office/word/2010/wordprocessingInk" xmlns:wne="http://schemas.microsoft.com/office/word/2006/wordml" xmlns:wps="http://schemas.microsoft.com/office/word/2010/wordprocessingShape">
   <w:body>
     <w:tbl>
       <w:tblPr>
@@ -6394,7 +6483,54 @@
 </w:document>
 </file>
 
-<file path=word/numbering.xml><?xml version="1.0" encoding="utf-8"?>
+<file path=./word/fontTable.xml><?xml version="1.0" encoding="utf-8"?>
+<w:fonts xmlns:mc="http://schemas.openxmlformats.org/markup-compatibility/2006" xmlns:r="http://schemas.openxmlformats.org/officeDocument/2006/relationships" xmlns:w="http://schemas.openxmlformats.org/wordprocessingml/2006/main" xmlns:w14="http://schemas.microsoft.com/office/word/2010/wordml">
+  <w:font w:name="Symbol">
+    <w:panose1 w:val="05050102010706020507"/>
+    <w:family w:val="roman"/>
+    <w:pitch w:val="variable"/>
+    <w:sig w:usb0="00000000" w:usb1="10000000" w:usb2="00000000" w:usb3="00000000" w:csb0="80000000" w:csb1="00000000"/>
+  </w:font>
+  <w:font w:name="Times New Roman">
+    <w:panose1 w:val="02020603050405020304"/>
+    <w:family w:val="roman"/>
+    <w:pitch w:val="variable"/>
+    <w:sig w:usb0="E0002EFF" w:usb1="C000785B" w:usb2="00000009" w:usb3="00000000" w:csb0="000001FF" w:csb1="00000000"/>
+  </w:font>
+  <w:font w:name="Calibri">
+    <w:panose1 w:val="020F0502020204030204"/>
+    <w:family w:val="swiss"/>
+    <w:pitch w:val="variable"/>
+    <w:sig w:usb0="E4002EFF" w:usb1="C200247B" w:usb2="00000009" w:usb3="00000000" w:csb0="000001FF" w:csb1="00000000"/>
+  </w:font>
+  <w:font w:name="Courier New">
+    <w:panose1 w:val="02070309020205020404"/>
+    <w:family w:val="modern"/>
+    <w:pitch w:val="fixed"/>
+    <w:sig w:usb0="E0002EFF" w:usb1="C0007843" w:usb2="00000009" w:usb3="00000000" w:csb0="000001FF" w:csb1="00000000"/>
+  </w:font>
+  <w:font w:name="Wingdings">
+    <w:panose1 w:val="05000000000000000000"/>
+    <w:family w:val="auto"/>
+    <w:pitch w:val="variable"/>
+    <w:sig w:usb0="00000000" w:usb1="10000000" w:usb2="00000000" w:usb3="00000000" w:csb0="80000000" w:csb1="00000000"/>
+  </w:font>
+  <w:font w:name="Tahoma">
+    <w:panose1 w:val="020B0604030504040204"/>
+    <w:family w:val="swiss"/>
+    <w:pitch w:val="variable"/>
+    <w:sig w:usb0="E1002EFF" w:usb1="C000605B" w:usb2="00000029" w:usb3="00000000" w:csb0="000101FF" w:csb1="00000000"/>
+  </w:font>
+  <w:font w:name="Cambria">
+    <w:panose1 w:val="02040503050406030204"/>
+    <w:family w:val="roman"/>
+    <w:pitch w:val="variable"/>
+    <w:sig w:usb0="E00006FF" w:usb1="420024FF" w:usb2="02000000" w:usb3="00000000" w:csb0="0000019F" w:csb1="00000000"/>
+  </w:font>
+</w:fonts>
+</file>
+
+<file path=./word/numbering.xml><?xml version="1.0" encoding="utf-8"?>
 <w:numbering xmlns:wpc="http://schemas.microsoft.com/office/word/2010/wordprocessingCanvas" xmlns:mc="http://schemas.openxmlformats.org/markup-compatibility/2006" xmlns:o="urn:schemas-microsoft-com:office:office" xmlns:r="http://schemas.openxmlformats.org/officeDocument/2006/relationships" xmlns:m="http://schemas.openxmlformats.org/officeDocument/2006/math" xmlns:v="urn:schemas-microsoft-com:vml" xmlns:wp14="http://schemas.microsoft.com/office/word/2010/wordprocessingDrawing" xmlns:wp="http://schemas.openxmlformats.org/drawingml/2006/wordprocessingDrawing" xmlns:w10="urn:schemas-microsoft-com:office:word" xmlns:w="http://schemas.openxmlformats.org/wordprocessingml/2006/main" xmlns:w14="http://schemas.microsoft.com/office/word/2010/wordml" xmlns:wpg="http://schemas.microsoft.com/office/word/2010/wordprocessingGroup" xmlns:wpi="http://schemas.microsoft.com/office/word/2010/wordprocessingInk" xmlns:wne="http://schemas.microsoft.com/office/word/2006/wordml" xmlns:wps="http://schemas.microsoft.com/office/word/2010/wordprocessingShape">
   <w:abstractNum w:abstractNumId="0">
     <w:nsid w:val="FFFFFF89"/>
@@ -7254,7 +7390,299 @@
 </w:numbering>
 </file>
 
-<file path=word/styles.xml><?xml version="1.0" encoding="utf-8"?>
+<file path=./word/settings.xml><?xml version="1.0" encoding="utf-8"?>
+<w:settings xmlns:mc="http://schemas.openxmlformats.org/markup-compatibility/2006" xmlns:o="urn:schemas-microsoft-com:office:office" xmlns:r="http://schemas.openxmlformats.org/officeDocument/2006/relationships" xmlns:m="http://schemas.openxmlformats.org/officeDocument/2006/math" xmlns:v="urn:schemas-microsoft-com:vml" xmlns:w10="urn:schemas-microsoft-com:office:word" xmlns:w="http://schemas.openxmlformats.org/wordprocessingml/2006/main" xmlns:w14="http://schemas.microsoft.com/office/word/2010/wordml" xmlns:sl="http://schemas.openxmlformats.org/schemaLibrary/2006/main">
+  <w:zoom w:percent="130"/>
+  <w:proofState w:spelling="clean" w:grammar="clean"/>
+  <w:defaultTabStop w:val="720"/>
+  <w:characterSpacingControl w:val="doNotCompress"/>
+  <w:compat>
+    <w:compatSetting w:name="compatibilityMode" w:uri="http://schemas.microsoft.com/office/word" w:val="12"/>
+  </w:compat>
+  <w:rsids>
+    <w:rsidRoot w:val="004254D1"/>
+    <w:rsid w:val="00005050"/>
+    <w:rsid w:val="0002147B"/>
+    <w:rsid w:val="00042F08"/>
+    <w:rsid w:val="000540C0"/>
+    <w:rsid w:val="00081F58"/>
+    <w:rsid w:val="000A24D5"/>
+    <w:rsid w:val="000B2932"/>
+    <w:rsid w:val="000D595D"/>
+    <w:rsid w:val="000D621A"/>
+    <w:rsid w:val="000D6DBC"/>
+    <w:rsid w:val="000F5AE3"/>
+    <w:rsid w:val="001063FB"/>
+    <w:rsid w:val="00113899"/>
+    <w:rsid w:val="00121B5C"/>
+    <w:rsid w:val="00122C70"/>
+    <w:rsid w:val="00123BE7"/>
+    <w:rsid w:val="0014473E"/>
+    <w:rsid w:val="001724BE"/>
+    <w:rsid w:val="00186681"/>
+    <w:rsid w:val="00187D76"/>
+    <w:rsid w:val="001A40ED"/>
+    <w:rsid w:val="001B0209"/>
+    <w:rsid w:val="001B2BF2"/>
+    <w:rsid w:val="001B4CF1"/>
+    <w:rsid w:val="001C2EDF"/>
+    <w:rsid w:val="001D3946"/>
+    <w:rsid w:val="001D3A57"/>
+    <w:rsid w:val="001D4822"/>
+    <w:rsid w:val="001D4E6A"/>
+    <w:rsid w:val="001E3941"/>
+    <w:rsid w:val="001E4740"/>
+    <w:rsid w:val="001E56A0"/>
+    <w:rsid w:val="001E618A"/>
+    <w:rsid w:val="001E6A89"/>
+    <w:rsid w:val="001F29B5"/>
+    <w:rsid w:val="001F4D9D"/>
+    <w:rsid w:val="002060B2"/>
+    <w:rsid w:val="0023021B"/>
+    <w:rsid w:val="00231632"/>
+    <w:rsid w:val="00241FCE"/>
+    <w:rsid w:val="00247E60"/>
+    <w:rsid w:val="0025442E"/>
+    <w:rsid w:val="00256954"/>
+    <w:rsid w:val="002613A0"/>
+    <w:rsid w:val="00263D8B"/>
+    <w:rsid w:val="002659AA"/>
+    <w:rsid w:val="00266095"/>
+    <w:rsid w:val="00271D9D"/>
+    <w:rsid w:val="00286EBF"/>
+    <w:rsid w:val="002904CD"/>
+    <w:rsid w:val="002919FA"/>
+    <w:rsid w:val="00294939"/>
+    <w:rsid w:val="002B4039"/>
+    <w:rsid w:val="00304B07"/>
+    <w:rsid w:val="0031050B"/>
+    <w:rsid w:val="003246E6"/>
+    <w:rsid w:val="00352D21"/>
+    <w:rsid w:val="00360E8E"/>
+    <w:rsid w:val="003872C9"/>
+    <w:rsid w:val="00397D0D"/>
+    <w:rsid w:val="003B4D92"/>
+    <w:rsid w:val="003E1D88"/>
+    <w:rsid w:val="003E39A0"/>
+    <w:rsid w:val="00402BC6"/>
+    <w:rsid w:val="004176EA"/>
+    <w:rsid w:val="004254D1"/>
+    <w:rsid w:val="00425CC5"/>
+    <w:rsid w:val="00430866"/>
+    <w:rsid w:val="00455CCD"/>
+    <w:rsid w:val="00460618"/>
+    <w:rsid w:val="00484C76"/>
+    <w:rsid w:val="00490300"/>
+    <w:rsid w:val="0049353F"/>
+    <w:rsid w:val="004968CC"/>
+    <w:rsid w:val="004A3689"/>
+    <w:rsid w:val="004A42C2"/>
+    <w:rsid w:val="004B01A3"/>
+    <w:rsid w:val="004B29E4"/>
+    <w:rsid w:val="004F3D84"/>
+    <w:rsid w:val="004F5E9A"/>
+    <w:rsid w:val="00531A51"/>
+    <w:rsid w:val="00537BA4"/>
+    <w:rsid w:val="00540E66"/>
+    <w:rsid w:val="00553A1D"/>
+    <w:rsid w:val="005816B4"/>
+    <w:rsid w:val="005A54E8"/>
+    <w:rsid w:val="005B132D"/>
+    <w:rsid w:val="005C3780"/>
+    <w:rsid w:val="005F1A75"/>
+    <w:rsid w:val="006020F2"/>
+    <w:rsid w:val="006054A2"/>
+    <w:rsid w:val="0060628F"/>
+    <w:rsid w:val="006156B5"/>
+    <w:rsid w:val="00626287"/>
+    <w:rsid w:val="00630750"/>
+    <w:rsid w:val="0064013F"/>
+    <w:rsid w:val="006403C9"/>
+    <w:rsid w:val="00641F6B"/>
+    <w:rsid w:val="0067359C"/>
+    <w:rsid w:val="006872E4"/>
+    <w:rsid w:val="00692AB7"/>
+    <w:rsid w:val="006A5771"/>
+    <w:rsid w:val="006B6222"/>
+    <w:rsid w:val="006D2A0E"/>
+    <w:rsid w:val="006E1638"/>
+    <w:rsid w:val="00721136"/>
+    <w:rsid w:val="0072460D"/>
+    <w:rsid w:val="00727C10"/>
+    <w:rsid w:val="00730E0E"/>
+    <w:rsid w:val="00733F42"/>
+    <w:rsid w:val="00735B47"/>
+    <w:rsid w:val="007424B5"/>
+    <w:rsid w:val="007478E4"/>
+    <w:rsid w:val="00757069"/>
+    <w:rsid w:val="00773867"/>
+    <w:rsid w:val="00796977"/>
+    <w:rsid w:val="007A115D"/>
+    <w:rsid w:val="007D32D8"/>
+    <w:rsid w:val="007D401B"/>
+    <w:rsid w:val="007E382D"/>
+    <w:rsid w:val="00810A28"/>
+    <w:rsid w:val="008115CC"/>
+    <w:rsid w:val="00814B05"/>
+    <w:rsid w:val="00816460"/>
+    <w:rsid w:val="00816DDD"/>
+    <w:rsid w:val="00834421"/>
+    <w:rsid w:val="008355F6"/>
+    <w:rsid w:val="008376DC"/>
+    <w:rsid w:val="00842E8B"/>
+    <w:rsid w:val="008453A9"/>
+    <w:rsid w:val="00862F62"/>
+    <w:rsid w:val="00864CC2"/>
+    <w:rsid w:val="00883BC1"/>
+    <w:rsid w:val="00890968"/>
+    <w:rsid w:val="008A761C"/>
+    <w:rsid w:val="008C62BF"/>
+    <w:rsid w:val="008E70EF"/>
+    <w:rsid w:val="008F43C6"/>
+    <w:rsid w:val="00903F21"/>
+    <w:rsid w:val="00920D0C"/>
+    <w:rsid w:val="00926F82"/>
+    <w:rsid w:val="00932978"/>
+    <w:rsid w:val="00936ACD"/>
+    <w:rsid w:val="00937869"/>
+    <w:rsid w:val="009443A7"/>
+    <w:rsid w:val="00954965"/>
+    <w:rsid w:val="00971D50"/>
+    <w:rsid w:val="00973EEF"/>
+    <w:rsid w:val="00983AC0"/>
+    <w:rsid w:val="009916B0"/>
+    <w:rsid w:val="009C19C0"/>
+    <w:rsid w:val="009C200C"/>
+    <w:rsid w:val="009C5459"/>
+    <w:rsid w:val="009D3EC4"/>
+    <w:rsid w:val="009D7B53"/>
+    <w:rsid w:val="009D7D82"/>
+    <w:rsid w:val="009E0D70"/>
+    <w:rsid w:val="009E28DB"/>
+    <w:rsid w:val="009F27D1"/>
+    <w:rsid w:val="009F39F5"/>
+    <w:rsid w:val="00A21497"/>
+    <w:rsid w:val="00A3694B"/>
+    <w:rsid w:val="00A4179C"/>
+    <w:rsid w:val="00A9219E"/>
+    <w:rsid w:val="00AA16DB"/>
+    <w:rsid w:val="00AA6F22"/>
+    <w:rsid w:val="00AB1D61"/>
+    <w:rsid w:val="00AB1D66"/>
+    <w:rsid w:val="00AD0E3D"/>
+    <w:rsid w:val="00AE3C91"/>
+    <w:rsid w:val="00AE6644"/>
+    <w:rsid w:val="00AF1E66"/>
+    <w:rsid w:val="00B01CB5"/>
+    <w:rsid w:val="00B269D0"/>
+    <w:rsid w:val="00B31805"/>
+    <w:rsid w:val="00B37813"/>
+    <w:rsid w:val="00B40872"/>
+    <w:rsid w:val="00B47FF3"/>
+    <w:rsid w:val="00B53635"/>
+    <w:rsid w:val="00B56E95"/>
+    <w:rsid w:val="00B63FD1"/>
+    <w:rsid w:val="00B651BC"/>
+    <w:rsid w:val="00B9701B"/>
+    <w:rsid w:val="00BA1DF0"/>
+    <w:rsid w:val="00BB2FB6"/>
+    <w:rsid w:val="00BC428B"/>
+    <w:rsid w:val="00BC4990"/>
+    <w:rsid w:val="00BD7CCE"/>
+    <w:rsid w:val="00C0454F"/>
+    <w:rsid w:val="00C21D3C"/>
+    <w:rsid w:val="00C30FDE"/>
+    <w:rsid w:val="00C3347B"/>
+    <w:rsid w:val="00C42360"/>
+    <w:rsid w:val="00C43646"/>
+    <w:rsid w:val="00C602DA"/>
+    <w:rsid w:val="00C65381"/>
+    <w:rsid w:val="00C76790"/>
+    <w:rsid w:val="00C8171A"/>
+    <w:rsid w:val="00C83C05"/>
+    <w:rsid w:val="00CA706E"/>
+    <w:rsid w:val="00CB475A"/>
+    <w:rsid w:val="00CB5F4C"/>
+    <w:rsid w:val="00CB6C18"/>
+    <w:rsid w:val="00CB720E"/>
+    <w:rsid w:val="00CC4F57"/>
+    <w:rsid w:val="00CD53F4"/>
+    <w:rsid w:val="00CE69FE"/>
+    <w:rsid w:val="00D118E7"/>
+    <w:rsid w:val="00D14F5A"/>
+    <w:rsid w:val="00D22C55"/>
+    <w:rsid w:val="00D26300"/>
+    <w:rsid w:val="00D2762F"/>
+    <w:rsid w:val="00D27F20"/>
+    <w:rsid w:val="00D3515F"/>
+    <w:rsid w:val="00D43086"/>
+    <w:rsid w:val="00D6428D"/>
+    <w:rsid w:val="00D841B4"/>
+    <w:rsid w:val="00DB33C8"/>
+    <w:rsid w:val="00DB3550"/>
+    <w:rsid w:val="00DB5A9F"/>
+    <w:rsid w:val="00DB6FA3"/>
+    <w:rsid w:val="00DE22A9"/>
+    <w:rsid w:val="00DE4AF7"/>
+    <w:rsid w:val="00DE79FF"/>
+    <w:rsid w:val="00E3475E"/>
+    <w:rsid w:val="00E4389B"/>
+    <w:rsid w:val="00E55A12"/>
+    <w:rsid w:val="00E86E6E"/>
+    <w:rsid w:val="00E91BDF"/>
+    <w:rsid w:val="00EA6B75"/>
+    <w:rsid w:val="00EB0D23"/>
+    <w:rsid w:val="00EB6773"/>
+    <w:rsid w:val="00EC0CC3"/>
+    <w:rsid w:val="00EC78C9"/>
+    <w:rsid w:val="00ED6C61"/>
+    <w:rsid w:val="00EE16B0"/>
+    <w:rsid w:val="00EE67E4"/>
+    <w:rsid w:val="00EE72BD"/>
+    <w:rsid w:val="00F00E8F"/>
+    <w:rsid w:val="00F2258D"/>
+    <w:rsid w:val="00F260AC"/>
+    <w:rsid w:val="00F35525"/>
+    <w:rsid w:val="00F42BA1"/>
+    <w:rsid w:val="00F65DDD"/>
+    <w:rsid w:val="00F90195"/>
+    <w:rsid w:val="00FA7635"/>
+    <w:rsid w:val="00FB5BAC"/>
+    <w:rsid w:val="00FC34F0"/>
+    <w:rsid w:val="00FC785F"/>
+    <w:rsid w:val="00FD0404"/>
+  </w:rsids>
+  <m:mathPr>
+    <m:mathFont m:val="Cambria Math"/>
+    <m:brkBin m:val="before"/>
+    <m:brkBinSub m:val="--"/>
+    <m:smallFrac/>
+    <m:dispDef/>
+    <m:lMargin m:val="0"/>
+    <m:rMargin m:val="0"/>
+    <m:defJc m:val="centerGroup"/>
+    <m:wrapIndent m:val="1440"/>
+    <m:intLim m:val="subSup"/>
+    <m:naryLim m:val="undOvr"/>
+  </m:mathPr>
+  <w:themeFontLang w:val="en-US"/>
+  <w:clrSchemeMapping w:bg1="light1" w:t1="dark1" w:bg2="light2" w:t2="dark2" w:accent1="accent1" w:accent2="accent2" w:accent3="accent3" w:accent4="accent4" w:accent5="accent5" w:accent6="accent6" w:hyperlink="hyperlink" w:followedHyperlink="followedHyperlink"/>
+  <w:shapeDefaults>
+    <o:shapedefaults v:ext="edit" spidmax="1030"/>
+    <o:shapelayout v:ext="edit">
+      <o:idmap v:ext="edit" data="1"/>
+      <o:rules v:ext="edit">
+        <o:r id="V:Rule1" type="connector" idref="#_x0000_s1028"/>
+        <o:r id="V:Rule2" type="connector" idref="#_x0000_s1029"/>
+      </o:rules>
+    </o:shapelayout>
+  </w:shapeDefaults>
+  <w:decimalSymbol w:val="."/>
+  <w:listSeparator w:val=","/>
+</w:settings>
+</file>
+
+<file path=./word/styles.xml><?xml version="1.0" encoding="utf-8"?>
 <w:styles xmlns:mc="http://schemas.openxmlformats.org/markup-compatibility/2006" xmlns:r="http://schemas.openxmlformats.org/officeDocument/2006/relationships" xmlns:w="http://schemas.openxmlformats.org/wordprocessingml/2006/main" xmlns:w14="http://schemas.microsoft.com/office/word/2010/wordml">
   <w:docDefaults>
     <w:rPrDefault>
@@ -7536,7 +7964,7 @@
 </w:styles>
 </file>
 
-<file path=word/stylesWithEffects.xml><?xml version="1.0" encoding="utf-8"?>
+<file path=./word/stylesWithEffects.xml><?xml version="1.0" encoding="utf-8"?>
 <w:styles xmlns:wpc="http://schemas.microsoft.com/office/word/2010/wordprocessingCanvas" xmlns:mc="http://schemas.openxmlformats.org/markup-compatibility/2006" xmlns:o="urn:schemas-microsoft-com:office:office" xmlns:r="http://schemas.openxmlformats.org/officeDocument/2006/relationships" xmlns:m="http://schemas.openxmlformats.org/officeDocument/2006/math" xmlns:v="urn:schemas-microsoft-com:vml" xmlns:wp14="http://schemas.microsoft.com/office/word/2010/wordprocessingDrawing" xmlns:wp="http://schemas.openxmlformats.org/drawingml/2006/wordprocessingDrawing" xmlns:w10="urn:schemas-microsoft-com:office:word" xmlns:w="http://schemas.openxmlformats.org/wordprocessingml/2006/main" xmlns:w14="http://schemas.microsoft.com/office/word/2010/wordml" xmlns:wpg="http://schemas.microsoft.com/office/word/2010/wordprocessingGroup" xmlns:wpi="http://schemas.microsoft.com/office/word/2010/wordprocessingInk" xmlns:wne="http://schemas.microsoft.com/office/word/2006/wordml" xmlns:wps="http://schemas.microsoft.com/office/word/2010/wordprocessingShape">
   <w:docDefaults>
     <w:rPrDefault>
@@ -7726,7 +8154,7 @@
 </w:styles>
 </file>
 
-<file path=word/theme/theme1.xml><?xml version="1.0" encoding="utf-8"?>
+<file path=./word/theme/theme1.xml><?xml version="1.0" encoding="utf-8"?>
 <a:theme xmlns:a="http://schemas.openxmlformats.org/drawingml/2006/main" name="Office Theme">
   <a:themeElements>
     <a:clrScheme name="Office">
@@ -8011,14 +8439,51 @@
 </a:theme>
 </file>
 
-<file path=customXml/item1.xml><?xml version="1.0" encoding="utf-8"?>
-<b:Sources xmlns:b="http://schemas.openxmlformats.org/officeDocument/2006/bibliography" xmlns="http://schemas.openxmlformats.org/officeDocument/2006/bibliography" SelectedStyle="\APA.XSL" StyleName="APA"/>
-</file>
-
-<file path=customXml/itemProps1.xml><?xml version="1.0" encoding="utf-8"?>
-<ds:datastoreItem xmlns:ds="http://schemas.openxmlformats.org/officeDocument/2006/customXml" ds:itemID="{AB2120F0-3A57-4F10-AD98-2D23476DC6CC}">
-  <ds:schemaRefs>
-    <ds:schemaRef ds:uri="http://schemas.openxmlformats.org/officeDocument/2006/bibliography"/>
-  </ds:schemaRefs>
-</ds:datastoreItem>
+<file path=./word/webSettings.xml><?xml version="1.0" encoding="utf-8"?>
+<w:webSettings xmlns:mc="http://schemas.openxmlformats.org/markup-compatibility/2006" xmlns:r="http://schemas.openxmlformats.org/officeDocument/2006/relationships" xmlns:w="http://schemas.openxmlformats.org/wordprocessingml/2006/main" xmlns:w14="http://schemas.microsoft.com/office/word/2010/wordml">
+  <w:divs>
+    <w:div w:id="553396">
+      <w:bodyDiv w:val="1"/>
+      <w:marLeft w:val="0"/>
+      <w:marRight w:val="0"/>
+      <w:marTop w:val="0"/>
+      <w:marBottom w:val="0"/>
+      <w:divBdr>
+        <w:top w:val="none" w:sz="0" w:space="0" w:color="auto"/>
+        <w:left w:val="none" w:sz="0" w:space="0" w:color="auto"/>
+        <w:bottom w:val="none" w:sz="0" w:space="0" w:color="auto"/>
+        <w:right w:val="none" w:sz="0" w:space="0" w:color="auto"/>
+      </w:divBdr>
+    </w:div>
+    <w:div w:id="661664258">
+      <w:bodyDiv w:val="1"/>
+      <w:marLeft w:val="0"/>
+      <w:marRight w:val="0"/>
+      <w:marTop w:val="0"/>
+      <w:marBottom w:val="0"/>
+      <w:divBdr>
+        <w:top w:val="none" w:sz="0" w:space="0" w:color="auto"/>
+        <w:left w:val="none" w:sz="0" w:space="0" w:color="auto"/>
+        <w:bottom w:val="none" w:sz="0" w:space="0" w:color="auto"/>
+        <w:right w:val="none" w:sz="0" w:space="0" w:color="auto"/>
+      </w:divBdr>
+    </w:div>
+    <w:div w:id="794719479">
+      <w:bodyDiv w:val="1"/>
+      <w:marLeft w:val="0"/>
+      <w:marRight w:val="0"/>
+      <w:marTop w:val="0"/>
+      <w:marBottom w:val="0"/>
+      <w:divBdr>
+        <w:top w:val="none" w:sz="0" w:space="0" w:color="auto"/>
+        <w:left w:val="none" w:sz="0" w:space="0" w:color="auto"/>
+        <w:bottom w:val="none" w:sz="0" w:space="0" w:color="auto"/>
+        <w:right w:val="none" w:sz="0" w:space="0" w:color="auto"/>
+      </w:divBdr>
+    </w:div>
+  </w:divs>
+  <w:optimizeForBrowser/>
+  <w:relyOnVML/>
+  <w:allowPNG/>
+</w:webSettings>
 </file>
--- a/skills/phong-tccb/assets/cv-bao-cao-soyte-nghi-huu-lanh-dao.docx
+++ b/skills/phong-tccb/assets/cv-bao-cao-soyte-nghi-huu-lanh-dao.docx
@@ -1,94 +1,5 @@
 
-<file path=./[Content_Types].xml><?xml version="1.0" encoding="utf-8"?>
-<Types xmlns="http://schemas.openxmlformats.org/package/2006/content-types">
-  <Default Extension="rels" ContentType="application/vnd.openxmlformats-package.relationships+xml"/>
-  <Default Extension="xml" ContentType="application/xml"/>
-  <Override PartName="/word/document.xml" ContentType="application/vnd.openxmlformats-officedocument.wordprocessingml.document.main+xml"/>
-  <Override PartName="/customXml/itemProps1.xml" ContentType="application/vnd.openxmlformats-officedocument.customXmlProperties+xml"/>
-  <Override PartName="/word/numbering.xml" ContentType="application/vnd.openxmlformats-officedocument.wordprocessingml.numbering+xml"/>
-  <Override PartName="/word/styles.xml" ContentType="application/vnd.openxmlformats-officedocument.wordprocessingml.styles+xml"/>
-  <Override PartName="/word/stylesWithEffects.xml" ContentType="application/vnd.ms-word.stylesWithEffects+xml"/>
-  <Override PartName="/word/settings.xml" ContentType="application/vnd.openxmlformats-officedocument.wordprocessingml.settings+xml"/>
-  <Override PartName="/word/webSettings.xml" ContentType="application/vnd.openxmlformats-officedocument.wordprocessingml.webSettings+xml"/>
-  <Override PartName="/word/fontTable.xml" ContentType="application/vnd.openxmlformats-officedocument.wordprocessingml.fontTable+xml"/>
-  <Override PartName="/word/theme/theme1.xml" ContentType="application/vnd.openxmlformats-officedocument.theme+xml"/>
-  <Override PartName="/docProps/core.xml" ContentType="application/vnd.openxmlformats-package.core-properties+xml"/>
-  <Override PartName="/docProps/app.xml" ContentType="application/vnd.openxmlformats-officedocument.extended-properties+xml"/>
-  <Override PartName="/docProps/custom.xml" ContentType="application/vnd.openxmlformats-officedocument.custom-properties+xml"/>
-</Types>
-</file>
-
-<file path=./customXml/item1.xml><?xml version="1.0" encoding="utf-8"?>
-<b:Sources xmlns:b="http://schemas.openxmlformats.org/officeDocument/2006/bibliography" xmlns="http://schemas.openxmlformats.org/officeDocument/2006/bibliography" SelectedStyle="\APA.XSL" StyleName="APA"/>
-</file>
-
-<file path=./customXml/itemProps1.xml><?xml version="1.0" encoding="utf-8"?>
-<ds:datastoreItem xmlns:ds="http://schemas.openxmlformats.org/officeDocument/2006/customXml" ds:itemID="{AB2120F0-3A57-4F10-AD98-2D23476DC6CC}">
-  <ds:schemaRefs>
-    <ds:schemaRef ds:uri="http://schemas.openxmlformats.org/officeDocument/2006/bibliography"/>
-  </ds:schemaRefs>
-</ds:datastoreItem>
-</file>
-
-<file path=./docProps/app.xml><?xml version="1.0" encoding="utf-8"?>
-<Properties xmlns="http://schemas.openxmlformats.org/officeDocument/2006/extended-properties" xmlns:vt="http://schemas.openxmlformats.org/officeDocument/2006/docPropsVTypes">
-  <Template>Normal</Template>
-  <TotalTime>763</TotalTime>
-  <Pages>2</Pages>
-  <Words>303</Words>
-  <Characters>1730</Characters>
-  <Application>Microsoft Office Word</Application>
-  <DocSecurity>0</DocSecurity>
-  <Lines>14</Lines>
-  <Paragraphs>4</Paragraphs>
-  <ScaleCrop>false</ScaleCrop>
-  <HeadingPairs>
-    <vt:vector size="2" baseType="variant">
-      <vt:variant>
-        <vt:lpstr>Title</vt:lpstr>
-      </vt:variant>
-      <vt:variant>
-        <vt:i4>1</vt:i4>
-      </vt:variant>
-    </vt:vector>
-  </HeadingPairs>
-  <TitlesOfParts>
-    <vt:vector size="1" baseType="lpstr">
-      <vt:lpstr/>
-    </vt:vector>
-  </TitlesOfParts>
-  <Company>Microsoft</Company>
-  <LinksUpToDate>false</LinksUpToDate>
-  <CharactersWithSpaces>2029</CharactersWithSpaces>
-  <SharedDoc>false</SharedDoc>
-  <HyperlinksChanged>false</HyperlinksChanged>
-  <AppVersion>14.0000</AppVersion>
-</Properties>
-</file>
-
-<file path=./docProps/core.xml><?xml version="1.0" encoding="utf-8"?>
-<cp:coreProperties xmlns:cp="http://schemas.openxmlformats.org/package/2006/metadata/core-properties" xmlns:dc="http://purl.org/dc/elements/1.1/" xmlns:dcterms="http://purl.org/dc/terms/" xmlns:dcmitype="http://purl.org/dc/dcmitype/" xmlns:xsi="http://www.w3.org/2001/XMLSchema-instance">
-  <dc:creator>Windows User</dc:creator>
-  <cp:lastModifiedBy>PC2</cp:lastModifiedBy>
-  <cp:revision>146</cp:revision>
-  <cp:lastPrinted>2026-01-22T07:29:00Z</cp:lastPrinted>
-  <dcterms:created xsi:type="dcterms:W3CDTF">2020-08-05T01:16:00Z</dcterms:created>
-  <dcterms:modified xsi:type="dcterms:W3CDTF">2026-01-22T07:39:00Z</dcterms:modified>
-</cp:coreProperties>
-</file>
-
-<file path=./docProps/custom.xml><?xml version="1.0" encoding="utf-8"?>
-<op:Properties xmlns:op="http://schemas.openxmlformats.org/officeDocument/2006/custom-properties">
-  <op:property fmtid="{D5CDD505-2E9C-101B-9397-08002B2CF9AE}" pid="2" name="OfficeCLI.Version">
-    <vt:lpwstr xmlns:vt="http://schemas.openxmlformats.org/officeDocument/2006/docPropsVTypes">1.0.136</vt:lpwstr>
-  </op:property>
-  <op:property fmtid="{D5CDD505-2E9C-101B-9397-08002B2CF9AE}" pid="3" name="OfficeCLI.LastModified">
-    <vt:lpwstr xmlns:vt="http://schemas.openxmlformats.org/officeDocument/2006/docPropsVTypes">2026-07-17T08:59:00Z</vt:lpwstr>
-  </op:property>
-</op:Properties>
-</file>
-
-<file path=./word/document.xml><?xml version="1.0" encoding="utf-8"?>
+<file path=word/document.xml><?xml version="1.0" encoding="utf-8"?>
 <w:document xmlns:wpc="http://schemas.microsoft.com/office/word/2010/wordprocessingCanvas" xmlns:mc="http://schemas.openxmlformats.org/markup-compatibility/2006" xmlns:o="urn:schemas-microsoft-com:office:office" xmlns:r="http://schemas.openxmlformats.org/officeDocument/2006/relationships" xmlns:m="http://schemas.openxmlformats.org/officeDocument/2006/math" xmlns:v="urn:schemas-microsoft-com:vml" xmlns:wp14="http://schemas.microsoft.com/office/word/2010/wordprocessingDrawing" xmlns:wp="http://schemas.openxmlformats.org/drawingml/2006/wordprocessingDrawing" xmlns:w10="urn:schemas-microsoft-com:office:word" xmlns:w="http://schemas.openxmlformats.org/wordprocessingml/2006/main" xmlns:w14="http://schemas.microsoft.com/office/word/2010/wordml" xmlns:wpg="http://schemas.microsoft.com/office/word/2010/wordprocessingGroup" xmlns:wpi="http://schemas.microsoft.com/office/word/2010/wordprocessingInk" xmlns:wne="http://schemas.microsoft.com/office/word/2006/wordml" xmlns:wps="http://schemas.microsoft.com/office/word/2010/wordprocessingShape">
   <w:body>
     <w:tbl>
@@ -6483,54 +6394,7 @@
 </w:document>
 </file>
 
-<file path=./word/fontTable.xml><?xml version="1.0" encoding="utf-8"?>
-<w:fonts xmlns:mc="http://schemas.openxmlformats.org/markup-compatibility/2006" xmlns:r="http://schemas.openxmlformats.org/officeDocument/2006/relationships" xmlns:w="http://schemas.openxmlformats.org/wordprocessingml/2006/main" xmlns:w14="http://schemas.microsoft.com/office/word/2010/wordml">
-  <w:font w:name="Symbol">
-    <w:panose1 w:val="05050102010706020507"/>
-    <w:family w:val="roman"/>
-    <w:pitch w:val="variable"/>
-    <w:sig w:usb0="00000000" w:usb1="10000000" w:usb2="00000000" w:usb3="00000000" w:csb0="80000000" w:csb1="00000000"/>
-  </w:font>
-  <w:font w:name="Times New Roman">
-    <w:panose1 w:val="02020603050405020304"/>
-    <w:family w:val="roman"/>
-    <w:pitch w:val="variable"/>
-    <w:sig w:usb0="E0002EFF" w:usb1="C000785B" w:usb2="00000009" w:usb3="00000000" w:csb0="000001FF" w:csb1="00000000"/>
-  </w:font>
-  <w:font w:name="Calibri">
-    <w:panose1 w:val="020F0502020204030204"/>
-    <w:family w:val="swiss"/>
-    <w:pitch w:val="variable"/>
-    <w:sig w:usb0="E4002EFF" w:usb1="C200247B" w:usb2="00000009" w:usb3="00000000" w:csb0="000001FF" w:csb1="00000000"/>
-  </w:font>
-  <w:font w:name="Courier New">
-    <w:panose1 w:val="02070309020205020404"/>
-    <w:family w:val="modern"/>
-    <w:pitch w:val="fixed"/>
-    <w:sig w:usb0="E0002EFF" w:usb1="C0007843" w:usb2="00000009" w:usb3="00000000" w:csb0="000001FF" w:csb1="00000000"/>
-  </w:font>
-  <w:font w:name="Wingdings">
-    <w:panose1 w:val="05000000000000000000"/>
-    <w:family w:val="auto"/>
-    <w:pitch w:val="variable"/>
-    <w:sig w:usb0="00000000" w:usb1="10000000" w:usb2="00000000" w:usb3="00000000" w:csb0="80000000" w:csb1="00000000"/>
-  </w:font>
-  <w:font w:name="Tahoma">
-    <w:panose1 w:val="020B0604030504040204"/>
-    <w:family w:val="swiss"/>
-    <w:pitch w:val="variable"/>
-    <w:sig w:usb0="E1002EFF" w:usb1="C000605B" w:usb2="00000029" w:usb3="00000000" w:csb0="000101FF" w:csb1="00000000"/>
-  </w:font>
-  <w:font w:name="Cambria">
-    <w:panose1 w:val="02040503050406030204"/>
-    <w:family w:val="roman"/>
-    <w:pitch w:val="variable"/>
-    <w:sig w:usb0="E00006FF" w:usb1="420024FF" w:usb2="02000000" w:usb3="00000000" w:csb0="0000019F" w:csb1="00000000"/>
-  </w:font>
-</w:fonts>
-</file>
-
-<file path=./word/numbering.xml><?xml version="1.0" encoding="utf-8"?>
+<file path=word/numbering.xml><?xml version="1.0" encoding="utf-8"?>
 <w:numbering xmlns:wpc="http://schemas.microsoft.com/office/word/2010/wordprocessingCanvas" xmlns:mc="http://schemas.openxmlformats.org/markup-compatibility/2006" xmlns:o="urn:schemas-microsoft-com:office:office" xmlns:r="http://schemas.openxmlformats.org/officeDocument/2006/relationships" xmlns:m="http://schemas.openxmlformats.org/officeDocument/2006/math" xmlns:v="urn:schemas-microsoft-com:vml" xmlns:wp14="http://schemas.microsoft.com/office/word/2010/wordprocessingDrawing" xmlns:wp="http://schemas.openxmlformats.org/drawingml/2006/wordprocessingDrawing" xmlns:w10="urn:schemas-microsoft-com:office:word" xmlns:w="http://schemas.openxmlformats.org/wordprocessingml/2006/main" xmlns:w14="http://schemas.microsoft.com/office/word/2010/wordml" xmlns:wpg="http://schemas.microsoft.com/office/word/2010/wordprocessingGroup" xmlns:wpi="http://schemas.microsoft.com/office/word/2010/wordprocessingInk" xmlns:wne="http://schemas.microsoft.com/office/word/2006/wordml" xmlns:wps="http://schemas.microsoft.com/office/word/2010/wordprocessingShape">
   <w:abstractNum w:abstractNumId="0">
     <w:nsid w:val="FFFFFF89"/>
@@ -7390,299 +7254,7 @@
 </w:numbering>
 </file>
 
-<file path=./word/settings.xml><?xml version="1.0" encoding="utf-8"?>
-<w:settings xmlns:mc="http://schemas.openxmlformats.org/markup-compatibility/2006" xmlns:o="urn:schemas-microsoft-com:office:office" xmlns:r="http://schemas.openxmlformats.org/officeDocument/2006/relationships" xmlns:m="http://schemas.openxmlformats.org/officeDocument/2006/math" xmlns:v="urn:schemas-microsoft-com:vml" xmlns:w10="urn:schemas-microsoft-com:office:word" xmlns:w="http://schemas.openxmlformats.org/wordprocessingml/2006/main" xmlns:w14="http://schemas.microsoft.com/office/word/2010/wordml" xmlns:sl="http://schemas.openxmlformats.org/schemaLibrary/2006/main">
-  <w:zoom w:percent="130"/>
-  <w:proofState w:spelling="clean" w:grammar="clean"/>
-  <w:defaultTabStop w:val="720"/>
-  <w:characterSpacingControl w:val="doNotCompress"/>
-  <w:compat>
-    <w:compatSetting w:name="compatibilityMode" w:uri="http://schemas.microsoft.com/office/word" w:val="12"/>
-  </w:compat>
-  <w:rsids>
-    <w:rsidRoot w:val="004254D1"/>
-    <w:rsid w:val="00005050"/>
-    <w:rsid w:val="0002147B"/>
-    <w:rsid w:val="00042F08"/>
-    <w:rsid w:val="000540C0"/>
-    <w:rsid w:val="00081F58"/>
-    <w:rsid w:val="000A24D5"/>
-    <w:rsid w:val="000B2932"/>
-    <w:rsid w:val="000D595D"/>
-    <w:rsid w:val="000D621A"/>
-    <w:rsid w:val="000D6DBC"/>
-    <w:rsid w:val="000F5AE3"/>
-    <w:rsid w:val="001063FB"/>
-    <w:rsid w:val="00113899"/>
-    <w:rsid w:val="00121B5C"/>
-    <w:rsid w:val="00122C70"/>
-    <w:rsid w:val="00123BE7"/>
-    <w:rsid w:val="0014473E"/>
-    <w:rsid w:val="001724BE"/>
-    <w:rsid w:val="00186681"/>
-    <w:rsid w:val="00187D76"/>
-    <w:rsid w:val="001A40ED"/>
-    <w:rsid w:val="001B0209"/>
-    <w:rsid w:val="001B2BF2"/>
-    <w:rsid w:val="001B4CF1"/>
-    <w:rsid w:val="001C2EDF"/>
-    <w:rsid w:val="001D3946"/>
-    <w:rsid w:val="001D3A57"/>
-    <w:rsid w:val="001D4822"/>
-    <w:rsid w:val="001D4E6A"/>
-    <w:rsid w:val="001E3941"/>
-    <w:rsid w:val="001E4740"/>
-    <w:rsid w:val="001E56A0"/>
-    <w:rsid w:val="001E618A"/>
-    <w:rsid w:val="001E6A89"/>
-    <w:rsid w:val="001F29B5"/>
-    <w:rsid w:val="001F4D9D"/>
-    <w:rsid w:val="002060B2"/>
-    <w:rsid w:val="0023021B"/>
-    <w:rsid w:val="00231632"/>
-    <w:rsid w:val="00241FCE"/>
-    <w:rsid w:val="00247E60"/>
-    <w:rsid w:val="0025442E"/>
-    <w:rsid w:val="00256954"/>
-    <w:rsid w:val="002613A0"/>
-    <w:rsid w:val="00263D8B"/>
-    <w:rsid w:val="002659AA"/>
-    <w:rsid w:val="00266095"/>
-    <w:rsid w:val="00271D9D"/>
-    <w:rsid w:val="00286EBF"/>
-    <w:rsid w:val="002904CD"/>
-    <w:rsid w:val="002919FA"/>
-    <w:rsid w:val="00294939"/>
-    <w:rsid w:val="002B4039"/>
-    <w:rsid w:val="00304B07"/>
-    <w:rsid w:val="0031050B"/>
-    <w:rsid w:val="003246E6"/>
-    <w:rsid w:val="00352D21"/>
-    <w:rsid w:val="00360E8E"/>
-    <w:rsid w:val="003872C9"/>
-    <w:rsid w:val="00397D0D"/>
-    <w:rsid w:val="003B4D92"/>
-    <w:rsid w:val="003E1D88"/>
-    <w:rsid w:val="003E39A0"/>
-    <w:rsid w:val="00402BC6"/>
-    <w:rsid w:val="004176EA"/>
-    <w:rsid w:val="004254D1"/>
-    <w:rsid w:val="00425CC5"/>
-    <w:rsid w:val="00430866"/>
-    <w:rsid w:val="00455CCD"/>
-    <w:rsid w:val="00460618"/>
-    <w:rsid w:val="00484C76"/>
-    <w:rsid w:val="00490300"/>
-    <w:rsid w:val="0049353F"/>
-    <w:rsid w:val="004968CC"/>
-    <w:rsid w:val="004A3689"/>
-    <w:rsid w:val="004A42C2"/>
-    <w:rsid w:val="004B01A3"/>
-    <w:rsid w:val="004B29E4"/>
-    <w:rsid w:val="004F3D84"/>
-    <w:rsid w:val="004F5E9A"/>
-    <w:rsid w:val="00531A51"/>
-    <w:rsid w:val="00537BA4"/>
-    <w:rsid w:val="00540E66"/>
-    <w:rsid w:val="00553A1D"/>
-    <w:rsid w:val="005816B4"/>
-    <w:rsid w:val="005A54E8"/>
-    <w:rsid w:val="005B132D"/>
-    <w:rsid w:val="005C3780"/>
-    <w:rsid w:val="005F1A75"/>
-    <w:rsid w:val="006020F2"/>
-    <w:rsid w:val="006054A2"/>
-    <w:rsid w:val="0060628F"/>
-    <w:rsid w:val="006156B5"/>
-    <w:rsid w:val="00626287"/>
-    <w:rsid w:val="00630750"/>
-    <w:rsid w:val="0064013F"/>
-    <w:rsid w:val="006403C9"/>
-    <w:rsid w:val="00641F6B"/>
-    <w:rsid w:val="0067359C"/>
-    <w:rsid w:val="006872E4"/>
-    <w:rsid w:val="00692AB7"/>
-    <w:rsid w:val="006A5771"/>
-    <w:rsid w:val="006B6222"/>
-    <w:rsid w:val="006D2A0E"/>
-    <w:rsid w:val="006E1638"/>
-    <w:rsid w:val="00721136"/>
-    <w:rsid w:val="0072460D"/>
-    <w:rsid w:val="00727C10"/>
-    <w:rsid w:val="00730E0E"/>
-    <w:rsid w:val="00733F42"/>
-    <w:rsid w:val="00735B47"/>
-    <w:rsid w:val="007424B5"/>
-    <w:rsid w:val="007478E4"/>
-    <w:rsid w:val="00757069"/>
-    <w:rsid w:val="00773867"/>
-    <w:rsid w:val="00796977"/>
-    <w:rsid w:val="007A115D"/>
-    <w:rsid w:val="007D32D8"/>
-    <w:rsid w:val="007D401B"/>
-    <w:rsid w:val="007E382D"/>
-    <w:rsid w:val="00810A28"/>
-    <w:rsid w:val="008115CC"/>
-    <w:rsid w:val="00814B05"/>
-    <w:rsid w:val="00816460"/>
-    <w:rsid w:val="00816DDD"/>
-    <w:rsid w:val="00834421"/>
-    <w:rsid w:val="008355F6"/>
-    <w:rsid w:val="008376DC"/>
-    <w:rsid w:val="00842E8B"/>
-    <w:rsid w:val="008453A9"/>
-    <w:rsid w:val="00862F62"/>
-    <w:rsid w:val="00864CC2"/>
-    <w:rsid w:val="00883BC1"/>
-    <w:rsid w:val="00890968"/>
-    <w:rsid w:val="008A761C"/>
-    <w:rsid w:val="008C62BF"/>
-    <w:rsid w:val="008E70EF"/>
-    <w:rsid w:val="008F43C6"/>
-    <w:rsid w:val="00903F21"/>
-    <w:rsid w:val="00920D0C"/>
-    <w:rsid w:val="00926F82"/>
-    <w:rsid w:val="00932978"/>
-    <w:rsid w:val="00936ACD"/>
-    <w:rsid w:val="00937869"/>
-    <w:rsid w:val="009443A7"/>
-    <w:rsid w:val="00954965"/>
-    <w:rsid w:val="00971D50"/>
-    <w:rsid w:val="00973EEF"/>
-    <w:rsid w:val="00983AC0"/>
-    <w:rsid w:val="009916B0"/>
-    <w:rsid w:val="009C19C0"/>
-    <w:rsid w:val="009C200C"/>
-    <w:rsid w:val="009C5459"/>
-    <w:rsid w:val="009D3EC4"/>
-    <w:rsid w:val="009D7B53"/>
-    <w:rsid w:val="009D7D82"/>
-    <w:rsid w:val="009E0D70"/>
-    <w:rsid w:val="009E28DB"/>
-    <w:rsid w:val="009F27D1"/>
-    <w:rsid w:val="009F39F5"/>
-    <w:rsid w:val="00A21497"/>
-    <w:rsid w:val="00A3694B"/>
-    <w:rsid w:val="00A4179C"/>
-    <w:rsid w:val="00A9219E"/>
-    <w:rsid w:val="00AA16DB"/>
-    <w:rsid w:val="00AA6F22"/>
-    <w:rsid w:val="00AB1D61"/>
-    <w:rsid w:val="00AB1D66"/>
-    <w:rsid w:val="00AD0E3D"/>
-    <w:rsid w:val="00AE3C91"/>
-    <w:rsid w:val="00AE6644"/>
-    <w:rsid w:val="00AF1E66"/>
-    <w:rsid w:val="00B01CB5"/>
-    <w:rsid w:val="00B269D0"/>
-    <w:rsid w:val="00B31805"/>
-    <w:rsid w:val="00B37813"/>
-    <w:rsid w:val="00B40872"/>
-    <w:rsid w:val="00B47FF3"/>
-    <w:rsid w:val="00B53635"/>
-    <w:rsid w:val="00B56E95"/>
-    <w:rsid w:val="00B63FD1"/>
-    <w:rsid w:val="00B651BC"/>
-    <w:rsid w:val="00B9701B"/>
-    <w:rsid w:val="00BA1DF0"/>
-    <w:rsid w:val="00BB2FB6"/>
-    <w:rsid w:val="00BC428B"/>
-    <w:rsid w:val="00BC4990"/>
-    <w:rsid w:val="00BD7CCE"/>
-    <w:rsid w:val="00C0454F"/>
-    <w:rsid w:val="00C21D3C"/>
-    <w:rsid w:val="00C30FDE"/>
-    <w:rsid w:val="00C3347B"/>
-    <w:rsid w:val="00C42360"/>
-    <w:rsid w:val="00C43646"/>
-    <w:rsid w:val="00C602DA"/>
-    <w:rsid w:val="00C65381"/>
-    <w:rsid w:val="00C76790"/>
-    <w:rsid w:val="00C8171A"/>
-    <w:rsid w:val="00C83C05"/>
-    <w:rsid w:val="00CA706E"/>
-    <w:rsid w:val="00CB475A"/>
-    <w:rsid w:val="00CB5F4C"/>
-    <w:rsid w:val="00CB6C18"/>
-    <w:rsid w:val="00CB720E"/>
-    <w:rsid w:val="00CC4F57"/>
-    <w:rsid w:val="00CD53F4"/>
-    <w:rsid w:val="00CE69FE"/>
-    <w:rsid w:val="00D118E7"/>
-    <w:rsid w:val="00D14F5A"/>
-    <w:rsid w:val="00D22C55"/>
-    <w:rsid w:val="00D26300"/>
-    <w:rsid w:val="00D2762F"/>
-    <w:rsid w:val="00D27F20"/>
-    <w:rsid w:val="00D3515F"/>
-    <w:rsid w:val="00D43086"/>
-    <w:rsid w:val="00D6428D"/>
-    <w:rsid w:val="00D841B4"/>
-    <w:rsid w:val="00DB33C8"/>
-    <w:rsid w:val="00DB3550"/>
-    <w:rsid w:val="00DB5A9F"/>
-    <w:rsid w:val="00DB6FA3"/>
-    <w:rsid w:val="00DE22A9"/>
-    <w:rsid w:val="00DE4AF7"/>
-    <w:rsid w:val="00DE79FF"/>
-    <w:rsid w:val="00E3475E"/>
-    <w:rsid w:val="00E4389B"/>
-    <w:rsid w:val="00E55A12"/>
-    <w:rsid w:val="00E86E6E"/>
-    <w:rsid w:val="00E91BDF"/>
-    <w:rsid w:val="00EA6B75"/>
-    <w:rsid w:val="00EB0D23"/>
-    <w:rsid w:val="00EB6773"/>
-    <w:rsid w:val="00EC0CC3"/>
-    <w:rsid w:val="00EC78C9"/>
-    <w:rsid w:val="00ED6C61"/>
-    <w:rsid w:val="00EE16B0"/>
-    <w:rsid w:val="00EE67E4"/>
-    <w:rsid w:val="00EE72BD"/>
-    <w:rsid w:val="00F00E8F"/>
-    <w:rsid w:val="00F2258D"/>
-    <w:rsid w:val="00F260AC"/>
-    <w:rsid w:val="00F35525"/>
-    <w:rsid w:val="00F42BA1"/>
-    <w:rsid w:val="00F65DDD"/>
-    <w:rsid w:val="00F90195"/>
-    <w:rsid w:val="00FA7635"/>
-    <w:rsid w:val="00FB5BAC"/>
-    <w:rsid w:val="00FC34F0"/>
-    <w:rsid w:val="00FC785F"/>
-    <w:rsid w:val="00FD0404"/>
-  </w:rsids>
-  <m:mathPr>
-    <m:mathFont m:val="Cambria Math"/>
-    <m:brkBin m:val="before"/>
-    <m:brkBinSub m:val="--"/>
-    <m:smallFrac/>
-    <m:dispDef/>
-    <m:lMargin m:val="0"/>
-    <m:rMargin m:val="0"/>
-    <m:defJc m:val="centerGroup"/>
-    <m:wrapIndent m:val="1440"/>
-    <m:intLim m:val="subSup"/>
-    <m:naryLim m:val="undOvr"/>
-  </m:mathPr>
-  <w:themeFontLang w:val="en-US"/>
-  <w:clrSchemeMapping w:bg1="light1" w:t1="dark1" w:bg2="light2" w:t2="dark2" w:accent1="accent1" w:accent2="accent2" w:accent3="accent3" w:accent4="accent4" w:accent5="accent5" w:accent6="accent6" w:hyperlink="hyperlink" w:followedHyperlink="followedHyperlink"/>
-  <w:shapeDefaults>
-    <o:shapedefaults v:ext="edit" spidmax="1030"/>
-    <o:shapelayout v:ext="edit">
-      <o:idmap v:ext="edit" data="1"/>
-      <o:rules v:ext="edit">
-        <o:r id="V:Rule1" type="connector" idref="#_x0000_s1028"/>
-        <o:r id="V:Rule2" type="connector" idref="#_x0000_s1029"/>
-      </o:rules>
-    </o:shapelayout>
-  </w:shapeDefaults>
-  <w:decimalSymbol w:val="."/>
-  <w:listSeparator w:val=","/>
-</w:settings>
-</file>
-
-<file path=./word/styles.xml><?xml version="1.0" encoding="utf-8"?>
+<file path=word/styles.xml><?xml version="1.0" encoding="utf-8"?>
 <w:styles xmlns:mc="http://schemas.openxmlformats.org/markup-compatibility/2006" xmlns:r="http://schemas.openxmlformats.org/officeDocument/2006/relationships" xmlns:w="http://schemas.openxmlformats.org/wordprocessingml/2006/main" xmlns:w14="http://schemas.microsoft.com/office/word/2010/wordml">
   <w:docDefaults>
     <w:rPrDefault>
@@ -7964,7 +7536,7 @@
 </w:styles>
 </file>
 
-<file path=./word/stylesWithEffects.xml><?xml version="1.0" encoding="utf-8"?>
+<file path=word/stylesWithEffects.xml><?xml version="1.0" encoding="utf-8"?>
 <w:styles xmlns:wpc="http://schemas.microsoft.com/office/word/2010/wordprocessingCanvas" xmlns:mc="http://schemas.openxmlformats.org/markup-compatibility/2006" xmlns:o="urn:schemas-microsoft-com:office:office" xmlns:r="http://schemas.openxmlformats.org/officeDocument/2006/relationships" xmlns:m="http://schemas.openxmlformats.org/officeDocument/2006/math" xmlns:v="urn:schemas-microsoft-com:vml" xmlns:wp14="http://schemas.microsoft.com/office/word/2010/wordprocessingDrawing" xmlns:wp="http://schemas.openxmlformats.org/drawingml/2006/wordprocessingDrawing" xmlns:w10="urn:schemas-microsoft-com:office:word" xmlns:w="http://schemas.openxmlformats.org/wordprocessingml/2006/main" xmlns:w14="http://schemas.microsoft.com/office/word/2010/wordml" xmlns:wpg="http://schemas.microsoft.com/office/word/2010/wordprocessingGroup" xmlns:wpi="http://schemas.microsoft.com/office/word/2010/wordprocessingInk" xmlns:wne="http://schemas.microsoft.com/office/word/2006/wordml" xmlns:wps="http://schemas.microsoft.com/office/word/2010/wordprocessingShape">
   <w:docDefaults>
     <w:rPrDefault>
@@ -8154,7 +7726,7 @@
 </w:styles>
 </file>
 
-<file path=./word/theme/theme1.xml><?xml version="1.0" encoding="utf-8"?>
+<file path=word/theme/theme1.xml><?xml version="1.0" encoding="utf-8"?>
 <a:theme xmlns:a="http://schemas.openxmlformats.org/drawingml/2006/main" name="Office Theme">
   <a:themeElements>
     <a:clrScheme name="Office">
@@ -8439,51 +8011,14 @@
 </a:theme>
 </file>
 
-<file path=./word/webSettings.xml><?xml version="1.0" encoding="utf-8"?>
-<w:webSettings xmlns:mc="http://schemas.openxmlformats.org/markup-compatibility/2006" xmlns:r="http://schemas.openxmlformats.org/officeDocument/2006/relationships" xmlns:w="http://schemas.openxmlformats.org/wordprocessingml/2006/main" xmlns:w14="http://schemas.microsoft.com/office/word/2010/wordml">
-  <w:divs>
-    <w:div w:id="553396">
-      <w:bodyDiv w:val="1"/>
-      <w:marLeft w:val="0"/>
-      <w:marRight w:val="0"/>
-      <w:marTop w:val="0"/>
-      <w:marBottom w:val="0"/>
-      <w:divBdr>
-        <w:top w:val="none" w:sz="0" w:space="0" w:color="auto"/>
-        <w:left w:val="none" w:sz="0" w:space="0" w:color="auto"/>
-        <w:bottom w:val="none" w:sz="0" w:space="0" w:color="auto"/>
-        <w:right w:val="none" w:sz="0" w:space="0" w:color="auto"/>
-      </w:divBdr>
-    </w:div>
-    <w:div w:id="661664258">
-      <w:bodyDiv w:val="1"/>
-      <w:marLeft w:val="0"/>
-      <w:marRight w:val="0"/>
-      <w:marTop w:val="0"/>
-      <w:marBottom w:val="0"/>
-      <w:divBdr>
-        <w:top w:val="none" w:sz="0" w:space="0" w:color="auto"/>
-        <w:left w:val="none" w:sz="0" w:space="0" w:color="auto"/>
-        <w:bottom w:val="none" w:sz="0" w:space="0" w:color="auto"/>
-        <w:right w:val="none" w:sz="0" w:space="0" w:color="auto"/>
-      </w:divBdr>
-    </w:div>
-    <w:div w:id="794719479">
-      <w:bodyDiv w:val="1"/>
-      <w:marLeft w:val="0"/>
-      <w:marRight w:val="0"/>
-      <w:marTop w:val="0"/>
-      <w:marBottom w:val="0"/>
-      <w:divBdr>
-        <w:top w:val="none" w:sz="0" w:space="0" w:color="auto"/>
-        <w:left w:val="none" w:sz="0" w:space="0" w:color="auto"/>
-        <w:bottom w:val="none" w:sz="0" w:space="0" w:color="auto"/>
-        <w:right w:val="none" w:sz="0" w:space="0" w:color="auto"/>
-      </w:divBdr>
-    </w:div>
-  </w:divs>
-  <w:optimizeForBrowser/>
-  <w:relyOnVML/>
-  <w:allowPNG/>
-</w:webSettings>
+<file path=customXml/item1.xml><?xml version="1.0" encoding="utf-8"?>
+<b:Sources xmlns:b="http://schemas.openxmlformats.org/officeDocument/2006/bibliography" xmlns="http://schemas.openxmlformats.org/officeDocument/2006/bibliography" SelectedStyle="\APA.XSL" StyleName="APA"/>
+</file>
+
+<file path=customXml/itemProps1.xml><?xml version="1.0" encoding="utf-8"?>
+<ds:datastoreItem xmlns:ds="http://schemas.openxmlformats.org/officeDocument/2006/customXml" ds:itemID="{AB2120F0-3A57-4F10-AD98-2D23476DC6CC}">
+  <ds:schemaRefs>
+    <ds:schemaRef ds:uri="http://schemas.openxmlformats.org/officeDocument/2006/bibliography"/>
+  </ds:schemaRefs>
+</ds:datastoreItem>
 </file>
--- a/skills/phong-tccb/assets/cv-bao-cao-soyte-nghi-huu-lanh-dao.docx
+++ b/skills/phong-tccb/assets/cv-bao-cao-soyte-nghi-huu-lanh-dao.docx
@@ -47,7 +47,7 @@
                 <w:sz w:val="26"/>
                 <w:szCs w:val="26"/>
               </w:rPr>
-              <w:t>SỞ Y TẾ PHÚ THỌ</w:t>
+              <w:t xml:space="preserve">SỞ Y TẾ PHÚ THỌ</w:t>
             </w:r>
           </w:p>
           <w:p>
@@ -86,7 +86,7 @@
                 <w:sz w:val="26"/>
                 <w:szCs w:val="26"/>
               </w:rPr>
-              <w:t>BỆNH VIỆN ĐA KHOA TỈNH</w:t>
+              <w:t xml:space="preserve">BỆNH VIỆN ĐA KHOA TỈNH</w:t>
             </w:r>
           </w:p>
         </w:tc>
@@ -114,7 +114,7 @@
                 <w:sz w:val="26"/>
                 <w:szCs w:val="26"/>
               </w:rPr>
-              <w:t>CỘNG HÒA XÃ HỘI CHỦ NGHĨA VIỆT NAM</w:t>
+              <w:t xml:space="preserve">CỘNG HÒA XÃ HỘI CHỦ NGHĨA VIỆT NAM</w:t>
             </w:r>
           </w:p>
           <w:p>
@@ -147,7 +147,7 @@
                 <w:b/>
                 <w:szCs w:val="28"/>
               </w:rPr>
-              <w:t>Độc</w:t>
+              <w:t xml:space="preserve">Độc</w:t>
             </w:r>
             <w:proofErr w:type="spellEnd"/>
             <w:r>
@@ -165,7 +165,7 @@
                 <w:b/>
                 <w:szCs w:val="28"/>
               </w:rPr>
-              <w:t>lậ</w:t>
+              <w:t xml:space="preserve">lậ</w:t>
             </w:r>
             <w:r>
               <w:rPr>
@@ -173,7 +173,7 @@
                 <w:b/>
                 <w:szCs w:val="28"/>
               </w:rPr>
-              <w:t>p</w:t>
+              <w:t xml:space="preserve">p</w:t>
             </w:r>
             <w:proofErr w:type="spellEnd"/>
             <w:r>
@@ -199,7 +199,7 @@
                 <w:b/>
                 <w:szCs w:val="28"/>
               </w:rPr>
-              <w:t>Tự</w:t>
+              <w:t xml:space="preserve">Tự</w:t>
             </w:r>
             <w:proofErr w:type="spellEnd"/>
             <w:r>
@@ -225,7 +225,7 @@
                 <w:b/>
                 <w:szCs w:val="28"/>
               </w:rPr>
-              <w:t>Hạnh</w:t>
+              <w:t xml:space="preserve">Hạnh</w:t>
             </w:r>
             <w:proofErr w:type="spellEnd"/>
             <w:r>
@@ -243,7 +243,7 @@
                 <w:b/>
                 <w:szCs w:val="28"/>
               </w:rPr>
-              <w:t>phúc</w:t>
+              <w:t xml:space="preserve">phúc</w:t>
             </w:r>
             <w:proofErr w:type="spellEnd"/>
           </w:p>
@@ -276,7 +276,7 @@
                 <w:sz w:val="26"/>
                 <w:szCs w:val="26"/>
               </w:rPr>
-              <w:t>Số</w:t>
+              <w:t xml:space="preserve">Số</w:t>
             </w:r>
             <w:proofErr w:type="spellEnd"/>
             <w:r>
@@ -293,7 +293,7 @@
                 <w:sz w:val="26"/>
                 <w:szCs w:val="26"/>
               </w:rPr>
-              <w:t xml:space="preserve">       </w:t>
+              <w:t xml:space="preserve"> </w:t>
             </w:r>
             <w:r>
               <w:rPr>
@@ -301,7 +301,7 @@
                 <w:sz w:val="26"/>
                 <w:szCs w:val="26"/>
               </w:rPr>
-              <w:t>/BV-TCCB</w:t>
+              <w:t xml:space="preserve">/BV-TCCB</w:t>
             </w:r>
           </w:p>
           <w:p>
@@ -323,7 +323,7 @@
                 <w:sz w:val="24"/>
                 <w:szCs w:val="26"/>
               </w:rPr>
-              <w:t>V</w:t>
+              <w:t xml:space="preserve">V</w:t>
             </w:r>
             <w:r>
               <w:rPr>
@@ -331,7 +331,7 @@
                 <w:sz w:val="24"/>
                 <w:szCs w:val="26"/>
               </w:rPr>
-              <w:t>ề</w:t>
+              <w:t xml:space="preserve">ề</w:t>
             </w:r>
             <w:proofErr w:type="spellEnd"/>
             <w:r>
@@ -349,7 +349,7 @@
                 <w:sz w:val="24"/>
                 <w:szCs w:val="26"/>
               </w:rPr>
-              <w:t>vi</w:t>
+              <w:t xml:space="preserve">vi</w:t>
             </w:r>
             <w:r>
               <w:rPr>
@@ -357,7 +357,7 @@
                 <w:sz w:val="24"/>
                 <w:szCs w:val="26"/>
               </w:rPr>
-              <w:t>ệc</w:t>
+              <w:t xml:space="preserve">ệc</w:t>
             </w:r>
             <w:proofErr w:type="spellEnd"/>
             <w:r>
@@ -375,7 +375,7 @@
                 <w:sz w:val="24"/>
                 <w:szCs w:val="26"/>
               </w:rPr>
-              <w:t>b</w:t>
+              <w:t xml:space="preserve">b</w:t>
             </w:r>
             <w:r>
               <w:rPr>
@@ -383,7 +383,7 @@
                 <w:sz w:val="24"/>
                 <w:szCs w:val="26"/>
               </w:rPr>
-              <w:t>áo</w:t>
+              <w:t xml:space="preserve">áo</w:t>
             </w:r>
             <w:proofErr w:type="spellEnd"/>
             <w:r>
@@ -401,7 +401,7 @@
                 <w:sz w:val="24"/>
                 <w:szCs w:val="26"/>
               </w:rPr>
-              <w:t>c</w:t>
+              <w:t xml:space="preserve">c</w:t>
             </w:r>
             <w:r>
               <w:rPr>
@@ -409,7 +409,7 @@
                 <w:sz w:val="24"/>
                 <w:szCs w:val="26"/>
               </w:rPr>
-              <w:t>áo</w:t>
+              <w:t xml:space="preserve">áo</w:t>
             </w:r>
             <w:proofErr w:type="spellEnd"/>
             <w:r>
@@ -427,7 +427,7 @@
                 <w:sz w:val="24"/>
                 <w:szCs w:val="26"/>
               </w:rPr>
-              <w:t>c</w:t>
+              <w:t xml:space="preserve">c</w:t>
             </w:r>
             <w:r>
               <w:rPr>
@@ -435,7 +435,7 @@
                 <w:sz w:val="24"/>
                 <w:szCs w:val="26"/>
               </w:rPr>
-              <w:t>á</w:t>
+              <w:t xml:space="preserve">á</w:t>
             </w:r>
             <w:r>
               <w:rPr>
@@ -443,7 +443,7 @@
                 <w:sz w:val="24"/>
                 <w:szCs w:val="26"/>
               </w:rPr>
-              <w:t>n</w:t>
+              <w:t xml:space="preserve">n</w:t>
             </w:r>
             <w:proofErr w:type="spellEnd"/>
             <w:r>
@@ -461,7 +461,7 @@
                 <w:sz w:val="24"/>
                 <w:szCs w:val="26"/>
               </w:rPr>
-              <w:t>b</w:t>
+              <w:t xml:space="preserve">b</w:t>
             </w:r>
             <w:r>
               <w:rPr>
@@ -469,7 +469,7 @@
                 <w:sz w:val="24"/>
                 <w:szCs w:val="26"/>
               </w:rPr>
-              <w:t>ộ</w:t>
+              <w:t xml:space="preserve">ộ</w:t>
             </w:r>
             <w:proofErr w:type="spellEnd"/>
             <w:r>
@@ -487,7 +487,7 @@
                 <w:sz w:val="24"/>
                 <w:szCs w:val="26"/>
               </w:rPr>
-              <w:t>l</w:t>
+              <w:t xml:space="preserve">l</w:t>
             </w:r>
             <w:r>
               <w:rPr>
@@ -495,7 +495,7 @@
                 <w:sz w:val="24"/>
                 <w:szCs w:val="26"/>
               </w:rPr>
-              <w:t>ãnh</w:t>
+              <w:t xml:space="preserve">ãnh</w:t>
             </w:r>
             <w:proofErr w:type="spellEnd"/>
             <w:r>
@@ -513,7 +513,7 @@
                 <w:sz w:val="24"/>
                 <w:szCs w:val="26"/>
               </w:rPr>
-              <w:t>đạo</w:t>
+              <w:t xml:space="preserve">đạo</w:t>
             </w:r>
             <w:proofErr w:type="spellEnd"/>
             <w:r>
@@ -531,7 +531,7 @@
                 <w:sz w:val="24"/>
                 <w:szCs w:val="26"/>
               </w:rPr>
-              <w:t>ngh</w:t>
+              <w:t xml:space="preserve">ngh</w:t>
             </w:r>
             <w:r>
               <w:rPr>
@@ -539,7 +539,7 @@
                 <w:sz w:val="24"/>
                 <w:szCs w:val="26"/>
               </w:rPr>
-              <w:t>ỉ</w:t>
+              <w:t xml:space="preserve">ỉ</w:t>
             </w:r>
             <w:proofErr w:type="spellEnd"/>
             <w:r>
@@ -557,7 +557,7 @@
                 <w:sz w:val="24"/>
                 <w:szCs w:val="26"/>
               </w:rPr>
-              <w:t>h</w:t>
+              <w:t xml:space="preserve">h</w:t>
             </w:r>
             <w:r>
               <w:rPr>
@@ -565,7 +565,7 @@
                 <w:sz w:val="24"/>
                 <w:szCs w:val="26"/>
               </w:rPr>
-              <w:t>ư</w:t>
+              <w:t xml:space="preserve">ư</w:t>
             </w:r>
             <w:r>
               <w:rPr>
@@ -573,7 +573,7 @@
                 <w:sz w:val="24"/>
                 <w:szCs w:val="26"/>
               </w:rPr>
-              <w:t>u</w:t>
+              <w:t xml:space="preserve">u</w:t>
             </w:r>
             <w:proofErr w:type="spellEnd"/>
           </w:p>
@@ -604,7 +604,7 @@
                 <w:sz w:val="24"/>
                 <w:szCs w:val="26"/>
               </w:rPr>
-              <w:t>đ</w:t>
+              <w:t xml:space="preserve">đ</w:t>
             </w:r>
             <w:r>
               <w:rPr>
@@ -612,7 +612,7 @@
                 <w:sz w:val="24"/>
                 <w:szCs w:val="26"/>
               </w:rPr>
-              <w:t>ể</w:t>
+              <w:t xml:space="preserve">ể</w:t>
             </w:r>
             <w:proofErr w:type="spellEnd"/>
             <w:r>
@@ -630,7 +630,7 @@
                 <w:sz w:val="24"/>
                 <w:szCs w:val="26"/>
               </w:rPr>
-              <w:t>hư</w:t>
+              <w:t xml:space="preserve">hư</w:t>
             </w:r>
             <w:r>
               <w:rPr>
@@ -638,7 +638,7 @@
                 <w:sz w:val="24"/>
                 <w:szCs w:val="26"/>
               </w:rPr>
-              <w:t>ởng</w:t>
+              <w:t xml:space="preserve">ởng</w:t>
             </w:r>
             <w:proofErr w:type="spellEnd"/>
             <w:r>
@@ -656,7 +656,7 @@
                 <w:sz w:val="24"/>
                 <w:szCs w:val="26"/>
               </w:rPr>
-              <w:t>ch</w:t>
+              <w:t xml:space="preserve">ch</w:t>
             </w:r>
             <w:r>
               <w:rPr>
@@ -664,7 +664,7 @@
                 <w:sz w:val="24"/>
                 <w:szCs w:val="26"/>
               </w:rPr>
-              <w:t>ế</w:t>
+              <w:t xml:space="preserve">ế</w:t>
             </w:r>
             <w:proofErr w:type="spellEnd"/>
             <w:r>
@@ -682,7 +682,7 @@
                 <w:sz w:val="24"/>
                 <w:szCs w:val="26"/>
               </w:rPr>
-              <w:t>đ</w:t>
+              <w:t xml:space="preserve">đ</w:t>
             </w:r>
             <w:r>
               <w:rPr>
@@ -690,7 +690,7 @@
                 <w:sz w:val="24"/>
                 <w:szCs w:val="26"/>
               </w:rPr>
-              <w:t>ộ</w:t>
+              <w:t xml:space="preserve">ộ</w:t>
             </w:r>
             <w:proofErr w:type="spellEnd"/>
             <w:r>
@@ -708,7 +708,7 @@
                 <w:sz w:val="24"/>
                 <w:szCs w:val="26"/>
               </w:rPr>
-              <w:t>B</w:t>
+              <w:t xml:space="preserve">B</w:t>
             </w:r>
             <w:r>
               <w:rPr>
@@ -716,7 +716,7 @@
                 <w:sz w:val="24"/>
                 <w:szCs w:val="26"/>
               </w:rPr>
-              <w:t>ảo</w:t>
+              <w:t xml:space="preserve">ảo</w:t>
             </w:r>
             <w:proofErr w:type="spellEnd"/>
             <w:r>
@@ -734,7 +734,7 @@
                 <w:sz w:val="24"/>
                 <w:szCs w:val="26"/>
               </w:rPr>
-              <w:t>hi</w:t>
+              <w:t xml:space="preserve">hi</w:t>
             </w:r>
             <w:r>
               <w:rPr>
@@ -742,7 +742,7 @@
                 <w:sz w:val="24"/>
                 <w:szCs w:val="26"/>
               </w:rPr>
-              <w:t>ể</w:t>
+              <w:t xml:space="preserve">ể</w:t>
             </w:r>
             <w:r>
               <w:rPr>
@@ -750,7 +750,7 @@
                 <w:sz w:val="24"/>
                 <w:szCs w:val="26"/>
               </w:rPr>
-              <w:t>m</w:t>
+              <w:t xml:space="preserve">m</w:t>
             </w:r>
             <w:proofErr w:type="spellEnd"/>
             <w:r>
@@ -768,7 +768,7 @@
                 <w:sz w:val="24"/>
                 <w:szCs w:val="26"/>
               </w:rPr>
-              <w:t>x</w:t>
+              <w:t xml:space="preserve">x</w:t>
             </w:r>
             <w:r>
               <w:rPr>
@@ -776,7 +776,7 @@
                 <w:sz w:val="24"/>
                 <w:szCs w:val="26"/>
               </w:rPr>
-              <w:t>ã</w:t>
+              <w:t xml:space="preserve">ã</w:t>
             </w:r>
             <w:proofErr w:type="spellEnd"/>
             <w:r>
@@ -794,7 +794,7 @@
                 <w:sz w:val="24"/>
                 <w:szCs w:val="26"/>
               </w:rPr>
-              <w:t>h</w:t>
+              <w:t xml:space="preserve">h</w:t>
             </w:r>
             <w:r>
               <w:rPr>
@@ -802,7 +802,7 @@
                 <w:sz w:val="24"/>
                 <w:szCs w:val="26"/>
               </w:rPr>
-              <w:t>ội</w:t>
+              <w:t xml:space="preserve">ội</w:t>
             </w:r>
             <w:proofErr w:type="spellEnd"/>
           </w:p>
@@ -839,7 +839,7 @@
                 <w:i/>
                 <w:szCs w:val="26"/>
               </w:rPr>
-              <w:t>Phú</w:t>
+              <w:t xml:space="preserve">Phú</w:t>
             </w:r>
             <w:proofErr w:type="spellEnd"/>
             <w:r>
@@ -857,7 +857,7 @@
                 <w:i/>
                 <w:szCs w:val="26"/>
               </w:rPr>
-              <w:t>Thọ</w:t>
+              <w:t xml:space="preserve">Thọ</w:t>
             </w:r>
             <w:proofErr w:type="spellEnd"/>
             <w:r>
@@ -875,7 +875,7 @@
                 <w:i/>
                 <w:szCs w:val="26"/>
               </w:rPr>
-              <w:t>ngày</w:t>
+              <w:t xml:space="preserve">ngày</w:t>
             </w:r>
             <w:proofErr w:type="spellEnd"/>
             <w:r>
@@ -901,7 +901,7 @@
                 <w:i/>
                 <w:szCs w:val="26"/>
               </w:rPr>
-              <w:t>tháng</w:t>
+              <w:t xml:space="preserve">tháng</w:t>
             </w:r>
             <w:proofErr w:type="spellEnd"/>
             <w:r>
@@ -935,7 +935,7 @@
                 <w:i/>
                 <w:szCs w:val="26"/>
               </w:rPr>
-              <w:t>năm</w:t>
+              <w:t xml:space="preserve">năm</w:t>
             </w:r>
             <w:proofErr w:type="spellEnd"/>
             <w:r>
@@ -984,7 +984,7 @@
           <w:rFonts w:cs="Times New Roman"/>
           <w:szCs w:val="28"/>
         </w:rPr>
-        <w:t>Kính</w:t>
+        <w:t xml:space="preserve">Kính</w:t>
       </w:r>
       <w:proofErr w:type="spellEnd"/>
       <w:r>
@@ -1000,7 +1000,7 @@
           <w:rFonts w:cs="Times New Roman"/>
           <w:szCs w:val="28"/>
         </w:rPr>
-        <w:t>gửi</w:t>
+        <w:t xml:space="preserve">gửi</w:t>
       </w:r>
       <w:proofErr w:type="spellEnd"/>
       <w:r>
@@ -1016,7 +1016,7 @@
           <w:rFonts w:cs="Times New Roman"/>
           <w:szCs w:val="28"/>
         </w:rPr>
-        <w:t>Sở</w:t>
+        <w:t xml:space="preserve">Sở</w:t>
       </w:r>
       <w:proofErr w:type="spellEnd"/>
       <w:r>
@@ -1032,7 +1032,7 @@
           <w:rFonts w:cs="Times New Roman"/>
           <w:szCs w:val="28"/>
         </w:rPr>
-        <w:t>tế</w:t>
+        <w:t xml:space="preserve">tế</w:t>
       </w:r>
       <w:proofErr w:type="spellEnd"/>
       <w:r>
@@ -1048,7 +1048,7 @@
           <w:rFonts w:cs="Times New Roman"/>
           <w:szCs w:val="28"/>
         </w:rPr>
-        <w:t>tỉnh</w:t>
+        <w:t xml:space="preserve">tỉnh</w:t>
       </w:r>
       <w:proofErr w:type="spellEnd"/>
       <w:r>
@@ -1064,7 +1064,7 @@
           <w:rFonts w:cs="Times New Roman"/>
           <w:szCs w:val="28"/>
         </w:rPr>
-        <w:t>Phú</w:t>
+        <w:t xml:space="preserve">Phú</w:t>
       </w:r>
       <w:proofErr w:type="spellEnd"/>
       <w:r>
@@ -1080,7 +1080,7 @@
           <w:rFonts w:cs="Times New Roman"/>
           <w:szCs w:val="28"/>
         </w:rPr>
-        <w:t>Thọ</w:t>
+        <w:t xml:space="preserve">Thọ</w:t>
       </w:r>
       <w:proofErr w:type="spellEnd"/>
       <w:r>
@@ -1124,157 +1124,157 @@
           <w:spacing w:val="-8"/>
           <w:szCs w:val="28"/>
         </w:rPr>
-        <w:t xml:space="preserve">   </w:t>
-      </w:r>
-      <w:proofErr w:type="spellStart"/>
-      <w:r>
-        <w:rPr>
-          <w:rFonts w:eastAsia="Times New Roman" w:cs="Times New Roman"/>
-          <w:bCs/>
-          <w:spacing w:val="-8"/>
-          <w:szCs w:val="28"/>
-        </w:rPr>
-        <w:t>Căn</w:t>
-      </w:r>
-      <w:proofErr w:type="spellEnd"/>
-      <w:r>
-        <w:rPr>
-          <w:rFonts w:eastAsia="Times New Roman" w:cs="Times New Roman"/>
-          <w:bCs/>
-          <w:spacing w:val="-8"/>
-          <w:szCs w:val="28"/>
-        </w:rPr>
-        <w:t xml:space="preserve"> </w:t>
-      </w:r>
-      <w:proofErr w:type="spellStart"/>
-      <w:r>
-        <w:rPr>
-          <w:rFonts w:eastAsia="Times New Roman" w:cs="Times New Roman"/>
-          <w:bCs/>
-          <w:spacing w:val="-8"/>
-          <w:szCs w:val="28"/>
-        </w:rPr>
-        <w:t>cứ</w:t>
-      </w:r>
-      <w:proofErr w:type="spellEnd"/>
-      <w:r>
-        <w:rPr>
-          <w:rFonts w:eastAsia="Times New Roman" w:cs="Times New Roman"/>
-          <w:bCs/>
-          <w:spacing w:val="-8"/>
-          <w:szCs w:val="28"/>
-        </w:rPr>
-        <w:t xml:space="preserve"> </w:t>
-      </w:r>
-      <w:proofErr w:type="spellStart"/>
-      <w:r>
-        <w:rPr>
-          <w:rFonts w:eastAsia="Times New Roman" w:cs="Times New Roman"/>
-          <w:bCs/>
-          <w:spacing w:val="-8"/>
-          <w:szCs w:val="28"/>
-        </w:rPr>
-        <w:t>Luật</w:t>
-      </w:r>
-      <w:proofErr w:type="spellEnd"/>
-      <w:r>
-        <w:rPr>
-          <w:rFonts w:eastAsia="Times New Roman" w:cs="Times New Roman"/>
-          <w:bCs/>
-          <w:spacing w:val="-8"/>
-          <w:szCs w:val="28"/>
-        </w:rPr>
-        <w:t xml:space="preserve"> </w:t>
-      </w:r>
-      <w:proofErr w:type="spellStart"/>
-      <w:r>
-        <w:rPr>
-          <w:rFonts w:eastAsia="Times New Roman" w:cs="Times New Roman"/>
-          <w:bCs/>
-          <w:spacing w:val="-8"/>
-          <w:szCs w:val="28"/>
-        </w:rPr>
-        <w:t>Bảo</w:t>
-      </w:r>
-      <w:proofErr w:type="spellEnd"/>
-      <w:r>
-        <w:rPr>
-          <w:rFonts w:eastAsia="Times New Roman" w:cs="Times New Roman"/>
-          <w:bCs/>
-          <w:spacing w:val="-8"/>
-          <w:szCs w:val="28"/>
-        </w:rPr>
-        <w:t xml:space="preserve"> </w:t>
-      </w:r>
-      <w:proofErr w:type="spellStart"/>
-      <w:r>
-        <w:rPr>
-          <w:rFonts w:eastAsia="Times New Roman" w:cs="Times New Roman"/>
-          <w:bCs/>
-          <w:spacing w:val="-8"/>
-          <w:szCs w:val="28"/>
-        </w:rPr>
-        <w:t>hiểm</w:t>
-      </w:r>
-      <w:proofErr w:type="spellEnd"/>
-      <w:r>
-        <w:rPr>
-          <w:rFonts w:eastAsia="Times New Roman" w:cs="Times New Roman"/>
-          <w:bCs/>
-          <w:spacing w:val="-8"/>
-          <w:szCs w:val="28"/>
-        </w:rPr>
-        <w:t xml:space="preserve"> </w:t>
-      </w:r>
-      <w:proofErr w:type="spellStart"/>
-      <w:r>
-        <w:rPr>
-          <w:rFonts w:eastAsia="Times New Roman" w:cs="Times New Roman"/>
-          <w:bCs/>
-          <w:spacing w:val="-8"/>
-          <w:szCs w:val="28"/>
-        </w:rPr>
-        <w:t>xã</w:t>
-      </w:r>
-      <w:proofErr w:type="spellEnd"/>
-      <w:r>
-        <w:rPr>
-          <w:rFonts w:eastAsia="Times New Roman" w:cs="Times New Roman"/>
-          <w:bCs/>
-          <w:spacing w:val="-8"/>
-          <w:szCs w:val="28"/>
-        </w:rPr>
-        <w:t xml:space="preserve"> </w:t>
-      </w:r>
-      <w:proofErr w:type="spellStart"/>
-      <w:r>
-        <w:rPr>
-          <w:rFonts w:eastAsia="Times New Roman" w:cs="Times New Roman"/>
-          <w:bCs/>
-          <w:spacing w:val="-8"/>
-          <w:szCs w:val="28"/>
-        </w:rPr>
-        <w:t>hội</w:t>
-      </w:r>
-      <w:proofErr w:type="spellEnd"/>
-      <w:r>
-        <w:rPr>
-          <w:rFonts w:eastAsia="Times New Roman" w:cs="Times New Roman"/>
-          <w:bCs/>
-          <w:spacing w:val="-8"/>
-          <w:szCs w:val="28"/>
-        </w:rPr>
-        <w:t xml:space="preserve"> </w:t>
-      </w:r>
-      <w:proofErr w:type="spellStart"/>
-      <w:r>
-        <w:rPr>
-          <w:rFonts w:eastAsia="Times New Roman" w:cs="Times New Roman"/>
-          <w:bCs/>
-          <w:spacing w:val="-8"/>
-          <w:szCs w:val="28"/>
-        </w:rPr>
-        <w:t>ngày</w:t>
+        <w:t xml:space="preserve"> </w:t>
+      </w:r>
+      <w:proofErr w:type="spellStart"/>
+      <w:r>
+        <w:rPr>
+          <w:rFonts w:eastAsia="Times New Roman" w:cs="Times New Roman"/>
+          <w:bCs/>
+          <w:spacing w:val="-8"/>
+          <w:szCs w:val="28"/>
+        </w:rPr>
+        <w:t xml:space="preserve">Căn</w:t>
+      </w:r>
+      <w:proofErr w:type="spellEnd"/>
+      <w:r>
+        <w:rPr>
+          <w:rFonts w:eastAsia="Times New Roman" w:cs="Times New Roman"/>
+          <w:bCs/>
+          <w:spacing w:val="-8"/>
+          <w:szCs w:val="28"/>
+        </w:rPr>
+        <w:t xml:space="preserve"> </w:t>
+      </w:r>
+      <w:proofErr w:type="spellStart"/>
+      <w:r>
+        <w:rPr>
+          <w:rFonts w:eastAsia="Times New Roman" w:cs="Times New Roman"/>
+          <w:bCs/>
+          <w:spacing w:val="-8"/>
+          <w:szCs w:val="28"/>
+        </w:rPr>
+        <w:t xml:space="preserve">cứ</w:t>
+      </w:r>
+      <w:proofErr w:type="spellEnd"/>
+      <w:r>
+        <w:rPr>
+          <w:rFonts w:eastAsia="Times New Roman" w:cs="Times New Roman"/>
+          <w:bCs/>
+          <w:spacing w:val="-8"/>
+          <w:szCs w:val="28"/>
+        </w:rPr>
+        <w:t xml:space="preserve"> </w:t>
+      </w:r>
+      <w:proofErr w:type="spellStart"/>
+      <w:r>
+        <w:rPr>
+          <w:rFonts w:eastAsia="Times New Roman" w:cs="Times New Roman"/>
+          <w:bCs/>
+          <w:spacing w:val="-8"/>
+          <w:szCs w:val="28"/>
+        </w:rPr>
+        <w:t xml:space="preserve">Luật</w:t>
+      </w:r>
+      <w:proofErr w:type="spellEnd"/>
+      <w:r>
+        <w:rPr>
+          <w:rFonts w:eastAsia="Times New Roman" w:cs="Times New Roman"/>
+          <w:bCs/>
+          <w:spacing w:val="-8"/>
+          <w:szCs w:val="28"/>
+        </w:rPr>
+        <w:t xml:space="preserve"> </w:t>
+      </w:r>
+      <w:proofErr w:type="spellStart"/>
+      <w:r>
+        <w:rPr>
+          <w:rFonts w:eastAsia="Times New Roman" w:cs="Times New Roman"/>
+          <w:bCs/>
+          <w:spacing w:val="-8"/>
+          <w:szCs w:val="28"/>
+        </w:rPr>
+        <w:t xml:space="preserve">Bảo</w:t>
+      </w:r>
+      <w:proofErr w:type="spellEnd"/>
+      <w:r>
+        <w:rPr>
+          <w:rFonts w:eastAsia="Times New Roman" w:cs="Times New Roman"/>
+          <w:bCs/>
+          <w:spacing w:val="-8"/>
+          <w:szCs w:val="28"/>
+        </w:rPr>
+        <w:t xml:space="preserve"> </w:t>
+      </w:r>
+      <w:proofErr w:type="spellStart"/>
+      <w:r>
+        <w:rPr>
+          <w:rFonts w:eastAsia="Times New Roman" w:cs="Times New Roman"/>
+          <w:bCs/>
+          <w:spacing w:val="-8"/>
+          <w:szCs w:val="28"/>
+        </w:rPr>
+        <w:t xml:space="preserve">hiểm</w:t>
+      </w:r>
+      <w:proofErr w:type="spellEnd"/>
+      <w:r>
+        <w:rPr>
+          <w:rFonts w:eastAsia="Times New Roman" w:cs="Times New Roman"/>
+          <w:bCs/>
+          <w:spacing w:val="-8"/>
+          <w:szCs w:val="28"/>
+        </w:rPr>
+        <w:t xml:space="preserve"> </w:t>
+      </w:r>
+      <w:proofErr w:type="spellStart"/>
+      <w:r>
+        <w:rPr>
+          <w:rFonts w:eastAsia="Times New Roman" w:cs="Times New Roman"/>
+          <w:bCs/>
+          <w:spacing w:val="-8"/>
+          <w:szCs w:val="28"/>
+        </w:rPr>
+        <w:t xml:space="preserve">xã</w:t>
+      </w:r>
+      <w:proofErr w:type="spellEnd"/>
+      <w:r>
+        <w:rPr>
+          <w:rFonts w:eastAsia="Times New Roman" w:cs="Times New Roman"/>
+          <w:bCs/>
+          <w:spacing w:val="-8"/>
+          <w:szCs w:val="28"/>
+        </w:rPr>
+        <w:t xml:space="preserve"> </w:t>
+      </w:r>
+      <w:proofErr w:type="spellStart"/>
+      <w:r>
+        <w:rPr>
+          <w:rFonts w:eastAsia="Times New Roman" w:cs="Times New Roman"/>
+          <w:bCs/>
+          <w:spacing w:val="-8"/>
+          <w:szCs w:val="28"/>
+        </w:rPr>
+        <w:t xml:space="preserve">hội</w:t>
+      </w:r>
+      <w:proofErr w:type="spellEnd"/>
+      <w:r>
+        <w:rPr>
+          <w:rFonts w:eastAsia="Times New Roman" w:cs="Times New Roman"/>
+          <w:bCs/>
+          <w:spacing w:val="-8"/>
+          <w:szCs w:val="28"/>
+        </w:rPr>
+        <w:t xml:space="preserve"> </w:t>
+      </w:r>
+      <w:proofErr w:type="spellStart"/>
+      <w:r>
+        <w:rPr>
+          <w:rFonts w:eastAsia="Times New Roman" w:cs="Times New Roman"/>
+          <w:bCs/>
+          <w:spacing w:val="-8"/>
+          <w:szCs w:val="28"/>
+        </w:rPr>
+        <w:t xml:space="preserve">ngày</w:t>
       </w:r>
       <w:proofErr w:type="spellEnd"/>
       <w:r>
@@ -1294,7 +1294,7 @@
           <w:spacing w:val="-8"/>
           <w:szCs w:val="28"/>
         </w:rPr>
-        <w:t>tháng</w:t>
+        <w:t xml:space="preserve">tháng</w:t>
       </w:r>
       <w:proofErr w:type="spellEnd"/>
       <w:r>
@@ -1314,7 +1314,7 @@
           <w:spacing w:val="-8"/>
           <w:szCs w:val="28"/>
         </w:rPr>
-        <w:t>năm</w:t>
+        <w:t xml:space="preserve">năm</w:t>
       </w:r>
       <w:proofErr w:type="spellEnd"/>
       <w:r>
@@ -1346,77 +1346,77 @@
           <w:spacing w:val="-8"/>
           <w:szCs w:val="28"/>
         </w:rPr>
-        <w:t xml:space="preserve">   </w:t>
-      </w:r>
-      <w:proofErr w:type="spellStart"/>
-      <w:r>
-        <w:rPr>
-          <w:rFonts w:eastAsia="Times New Roman" w:cs="Times New Roman"/>
-          <w:bCs/>
-          <w:spacing w:val="-8"/>
-          <w:szCs w:val="28"/>
-        </w:rPr>
-        <w:t>Căn</w:t>
-      </w:r>
-      <w:proofErr w:type="spellEnd"/>
-      <w:r>
-        <w:rPr>
-          <w:rFonts w:eastAsia="Times New Roman" w:cs="Times New Roman"/>
-          <w:bCs/>
-          <w:spacing w:val="-8"/>
-          <w:szCs w:val="28"/>
-        </w:rPr>
-        <w:t xml:space="preserve"> </w:t>
-      </w:r>
-      <w:proofErr w:type="spellStart"/>
-      <w:r>
-        <w:rPr>
-          <w:rFonts w:eastAsia="Times New Roman" w:cs="Times New Roman"/>
-          <w:bCs/>
-          <w:spacing w:val="-8"/>
-          <w:szCs w:val="28"/>
-        </w:rPr>
-        <w:t>cứ</w:t>
-      </w:r>
-      <w:proofErr w:type="spellEnd"/>
-      <w:r>
-        <w:rPr>
-          <w:rFonts w:eastAsia="Times New Roman" w:cs="Times New Roman"/>
-          <w:bCs/>
-          <w:spacing w:val="-8"/>
-          <w:szCs w:val="28"/>
-        </w:rPr>
-        <w:t xml:space="preserve"> </w:t>
-      </w:r>
-      <w:proofErr w:type="spellStart"/>
-      <w:r>
-        <w:rPr>
-          <w:rFonts w:eastAsia="Times New Roman" w:cs="Times New Roman"/>
-          <w:bCs/>
-          <w:spacing w:val="-8"/>
-          <w:szCs w:val="28"/>
-        </w:rPr>
-        <w:t>Nghị</w:t>
-      </w:r>
-      <w:proofErr w:type="spellEnd"/>
-      <w:r>
-        <w:rPr>
-          <w:rFonts w:eastAsia="Times New Roman" w:cs="Times New Roman"/>
-          <w:bCs/>
-          <w:spacing w:val="-8"/>
-          <w:szCs w:val="28"/>
-        </w:rPr>
-        <w:t xml:space="preserve"> </w:t>
-      </w:r>
-      <w:proofErr w:type="spellStart"/>
-      <w:r>
-        <w:rPr>
-          <w:rFonts w:eastAsia="Times New Roman" w:cs="Times New Roman"/>
-          <w:bCs/>
-          <w:spacing w:val="-8"/>
-          <w:szCs w:val="28"/>
-        </w:rPr>
-        <w:t>định</w:t>
+        <w:t xml:space="preserve"> </w:t>
+      </w:r>
+      <w:proofErr w:type="spellStart"/>
+      <w:r>
+        <w:rPr>
+          <w:rFonts w:eastAsia="Times New Roman" w:cs="Times New Roman"/>
+          <w:bCs/>
+          <w:spacing w:val="-8"/>
+          <w:szCs w:val="28"/>
+        </w:rPr>
+        <w:t xml:space="preserve">Căn</w:t>
+      </w:r>
+      <w:proofErr w:type="spellEnd"/>
+      <w:r>
+        <w:rPr>
+          <w:rFonts w:eastAsia="Times New Roman" w:cs="Times New Roman"/>
+          <w:bCs/>
+          <w:spacing w:val="-8"/>
+          <w:szCs w:val="28"/>
+        </w:rPr>
+        <w:t xml:space="preserve"> </w:t>
+      </w:r>
+      <w:proofErr w:type="spellStart"/>
+      <w:r>
+        <w:rPr>
+          <w:rFonts w:eastAsia="Times New Roman" w:cs="Times New Roman"/>
+          <w:bCs/>
+          <w:spacing w:val="-8"/>
+          <w:szCs w:val="28"/>
+        </w:rPr>
+        <w:t xml:space="preserve">cứ</w:t>
+      </w:r>
+      <w:proofErr w:type="spellEnd"/>
+      <w:r>
+        <w:rPr>
+          <w:rFonts w:eastAsia="Times New Roman" w:cs="Times New Roman"/>
+          <w:bCs/>
+          <w:spacing w:val="-8"/>
+          <w:szCs w:val="28"/>
+        </w:rPr>
+        <w:t xml:space="preserve"> </w:t>
+      </w:r>
+      <w:proofErr w:type="spellStart"/>
+      <w:r>
+        <w:rPr>
+          <w:rFonts w:eastAsia="Times New Roman" w:cs="Times New Roman"/>
+          <w:bCs/>
+          <w:spacing w:val="-8"/>
+          <w:szCs w:val="28"/>
+        </w:rPr>
+        <w:t xml:space="preserve">Nghị</w:t>
+      </w:r>
+      <w:proofErr w:type="spellEnd"/>
+      <w:r>
+        <w:rPr>
+          <w:rFonts w:eastAsia="Times New Roman" w:cs="Times New Roman"/>
+          <w:bCs/>
+          <w:spacing w:val="-8"/>
+          <w:szCs w:val="28"/>
+        </w:rPr>
+        <w:t xml:space="preserve"> </w:t>
+      </w:r>
+      <w:proofErr w:type="spellStart"/>
+      <w:r>
+        <w:rPr>
+          <w:rFonts w:eastAsia="Times New Roman" w:cs="Times New Roman"/>
+          <w:bCs/>
+          <w:spacing w:val="-8"/>
+          <w:szCs w:val="28"/>
+        </w:rPr>
+        <w:t xml:space="preserve">định</w:t>
       </w:r>
       <w:proofErr w:type="spellEnd"/>
       <w:r>
@@ -1436,7 +1436,7 @@
           <w:spacing w:val="-8"/>
           <w:szCs w:val="28"/>
         </w:rPr>
-        <w:t>ngày</w:t>
+        <w:t xml:space="preserve">ngày</w:t>
       </w:r>
       <w:proofErr w:type="spellEnd"/>
       <w:r>
@@ -1456,177 +1456,177 @@
           <w:spacing w:val="-8"/>
           <w:szCs w:val="28"/>
         </w:rPr>
-        <w:t>của</w:t>
-      </w:r>
-      <w:proofErr w:type="spellEnd"/>
-      <w:r>
-        <w:rPr>
-          <w:rFonts w:eastAsia="Times New Roman" w:cs="Times New Roman"/>
-          <w:bCs/>
-          <w:spacing w:val="-8"/>
-          <w:szCs w:val="28"/>
-        </w:rPr>
-        <w:t xml:space="preserve"> </w:t>
-      </w:r>
-      <w:proofErr w:type="spellStart"/>
-      <w:r>
-        <w:rPr>
-          <w:rFonts w:eastAsia="Times New Roman" w:cs="Times New Roman"/>
-          <w:bCs/>
-          <w:spacing w:val="-8"/>
-          <w:szCs w:val="28"/>
-        </w:rPr>
-        <w:t>Chính</w:t>
-      </w:r>
-      <w:proofErr w:type="spellEnd"/>
-      <w:r>
-        <w:rPr>
-          <w:rFonts w:eastAsia="Times New Roman" w:cs="Times New Roman"/>
-          <w:bCs/>
-          <w:spacing w:val="-8"/>
-          <w:szCs w:val="28"/>
-        </w:rPr>
-        <w:t xml:space="preserve"> </w:t>
-      </w:r>
-      <w:proofErr w:type="spellStart"/>
-      <w:r>
-        <w:rPr>
-          <w:rFonts w:eastAsia="Times New Roman" w:cs="Times New Roman"/>
-          <w:bCs/>
-          <w:spacing w:val="-8"/>
-          <w:szCs w:val="28"/>
-        </w:rPr>
-        <w:t>phủ</w:t>
-      </w:r>
-      <w:proofErr w:type="spellEnd"/>
-      <w:r>
-        <w:rPr>
-          <w:rFonts w:eastAsia="Times New Roman" w:cs="Times New Roman"/>
-          <w:bCs/>
-          <w:spacing w:val="-8"/>
-          <w:szCs w:val="28"/>
-        </w:rPr>
-        <w:t xml:space="preserve"> </w:t>
-      </w:r>
-      <w:proofErr w:type="spellStart"/>
-      <w:r>
-        <w:rPr>
-          <w:rFonts w:eastAsia="Times New Roman" w:cs="Times New Roman"/>
-          <w:bCs/>
-          <w:spacing w:val="-8"/>
-          <w:szCs w:val="28"/>
-        </w:rPr>
-        <w:t>quy</w:t>
-      </w:r>
-      <w:proofErr w:type="spellEnd"/>
-      <w:r>
-        <w:rPr>
-          <w:rFonts w:eastAsia="Times New Roman" w:cs="Times New Roman"/>
-          <w:bCs/>
-          <w:spacing w:val="-8"/>
-          <w:szCs w:val="28"/>
-        </w:rPr>
-        <w:t xml:space="preserve"> </w:t>
-      </w:r>
-      <w:proofErr w:type="spellStart"/>
-      <w:r>
-        <w:rPr>
-          <w:rFonts w:eastAsia="Times New Roman" w:cs="Times New Roman"/>
-          <w:bCs/>
-          <w:spacing w:val="-8"/>
-          <w:szCs w:val="28"/>
-        </w:rPr>
-        <w:t>định</w:t>
-      </w:r>
-      <w:proofErr w:type="spellEnd"/>
-      <w:r>
-        <w:rPr>
-          <w:rFonts w:eastAsia="Times New Roman" w:cs="Times New Roman"/>
-          <w:bCs/>
-          <w:spacing w:val="-8"/>
-          <w:szCs w:val="28"/>
-        </w:rPr>
-        <w:t xml:space="preserve"> </w:t>
-      </w:r>
-      <w:proofErr w:type="spellStart"/>
-      <w:r>
-        <w:rPr>
-          <w:rFonts w:eastAsia="Times New Roman" w:cs="Times New Roman"/>
-          <w:bCs/>
-          <w:spacing w:val="-8"/>
-          <w:szCs w:val="28"/>
-        </w:rPr>
-        <w:t>về</w:t>
-      </w:r>
-      <w:proofErr w:type="spellEnd"/>
-      <w:r>
-        <w:rPr>
-          <w:rFonts w:eastAsia="Times New Roman" w:cs="Times New Roman"/>
-          <w:bCs/>
-          <w:spacing w:val="-8"/>
-          <w:szCs w:val="28"/>
-        </w:rPr>
-        <w:t xml:space="preserve"> </w:t>
-      </w:r>
-      <w:proofErr w:type="spellStart"/>
-      <w:r>
-        <w:rPr>
-          <w:rFonts w:eastAsia="Times New Roman" w:cs="Times New Roman"/>
-          <w:bCs/>
-          <w:spacing w:val="-8"/>
-          <w:szCs w:val="28"/>
-        </w:rPr>
-        <w:t>tuổi</w:t>
-      </w:r>
-      <w:proofErr w:type="spellEnd"/>
-      <w:r>
-        <w:rPr>
-          <w:rFonts w:eastAsia="Times New Roman" w:cs="Times New Roman"/>
-          <w:bCs/>
-          <w:spacing w:val="-8"/>
-          <w:szCs w:val="28"/>
-        </w:rPr>
-        <w:t xml:space="preserve"> </w:t>
-      </w:r>
-      <w:proofErr w:type="spellStart"/>
-      <w:r>
-        <w:rPr>
-          <w:rFonts w:eastAsia="Times New Roman" w:cs="Times New Roman"/>
-          <w:bCs/>
-          <w:spacing w:val="-8"/>
-          <w:szCs w:val="28"/>
-        </w:rPr>
-        <w:t>nghỉ</w:t>
-      </w:r>
-      <w:proofErr w:type="spellEnd"/>
-      <w:r>
-        <w:rPr>
-          <w:rFonts w:eastAsia="Times New Roman" w:cs="Times New Roman"/>
-          <w:bCs/>
-          <w:spacing w:val="-8"/>
-          <w:szCs w:val="28"/>
-        </w:rPr>
-        <w:t xml:space="preserve"> </w:t>
-      </w:r>
-      <w:proofErr w:type="spellStart"/>
-      <w:r>
-        <w:rPr>
-          <w:rFonts w:eastAsia="Times New Roman" w:cs="Times New Roman"/>
-          <w:bCs/>
-          <w:spacing w:val="-8"/>
-          <w:szCs w:val="28"/>
-        </w:rPr>
-        <w:t>hưu</w:t>
-      </w:r>
-      <w:proofErr w:type="spellEnd"/>
-      <w:r>
-        <w:rPr>
-          <w:rFonts w:eastAsia="Times New Roman" w:cs="Times New Roman"/>
-          <w:bCs/>
-          <w:spacing w:val="-8"/>
-          <w:szCs w:val="28"/>
-        </w:rPr>
-        <w:t>;</w:t>
+        <w:t xml:space="preserve">của</w:t>
+      </w:r>
+      <w:proofErr w:type="spellEnd"/>
+      <w:r>
+        <w:rPr>
+          <w:rFonts w:eastAsia="Times New Roman" w:cs="Times New Roman"/>
+          <w:bCs/>
+          <w:spacing w:val="-8"/>
+          <w:szCs w:val="28"/>
+        </w:rPr>
+        <w:t xml:space="preserve"> </w:t>
+      </w:r>
+      <w:proofErr w:type="spellStart"/>
+      <w:r>
+        <w:rPr>
+          <w:rFonts w:eastAsia="Times New Roman" w:cs="Times New Roman"/>
+          <w:bCs/>
+          <w:spacing w:val="-8"/>
+          <w:szCs w:val="28"/>
+        </w:rPr>
+        <w:t xml:space="preserve">Chính</w:t>
+      </w:r>
+      <w:proofErr w:type="spellEnd"/>
+      <w:r>
+        <w:rPr>
+          <w:rFonts w:eastAsia="Times New Roman" w:cs="Times New Roman"/>
+          <w:bCs/>
+          <w:spacing w:val="-8"/>
+          <w:szCs w:val="28"/>
+        </w:rPr>
+        <w:t xml:space="preserve"> </w:t>
+      </w:r>
+      <w:proofErr w:type="spellStart"/>
+      <w:r>
+        <w:rPr>
+          <w:rFonts w:eastAsia="Times New Roman" w:cs="Times New Roman"/>
+          <w:bCs/>
+          <w:spacing w:val="-8"/>
+          <w:szCs w:val="28"/>
+        </w:rPr>
+        <w:t xml:space="preserve">phủ</w:t>
+      </w:r>
+      <w:proofErr w:type="spellEnd"/>
+      <w:r>
+        <w:rPr>
+          <w:rFonts w:eastAsia="Times New Roman" w:cs="Times New Roman"/>
+          <w:bCs/>
+          <w:spacing w:val="-8"/>
+          <w:szCs w:val="28"/>
+        </w:rPr>
+        <w:t xml:space="preserve"> </w:t>
+      </w:r>
+      <w:proofErr w:type="spellStart"/>
+      <w:r>
+        <w:rPr>
+          <w:rFonts w:eastAsia="Times New Roman" w:cs="Times New Roman"/>
+          <w:bCs/>
+          <w:spacing w:val="-8"/>
+          <w:szCs w:val="28"/>
+        </w:rPr>
+        <w:t xml:space="preserve">quy</w:t>
+      </w:r>
+      <w:proofErr w:type="spellEnd"/>
+      <w:r>
+        <w:rPr>
+          <w:rFonts w:eastAsia="Times New Roman" w:cs="Times New Roman"/>
+          <w:bCs/>
+          <w:spacing w:val="-8"/>
+          <w:szCs w:val="28"/>
+        </w:rPr>
+        <w:t xml:space="preserve"> </w:t>
+      </w:r>
+      <w:proofErr w:type="spellStart"/>
+      <w:r>
+        <w:rPr>
+          <w:rFonts w:eastAsia="Times New Roman" w:cs="Times New Roman"/>
+          <w:bCs/>
+          <w:spacing w:val="-8"/>
+          <w:szCs w:val="28"/>
+        </w:rPr>
+        <w:t xml:space="preserve">định</w:t>
+      </w:r>
+      <w:proofErr w:type="spellEnd"/>
+      <w:r>
+        <w:rPr>
+          <w:rFonts w:eastAsia="Times New Roman" w:cs="Times New Roman"/>
+          <w:bCs/>
+          <w:spacing w:val="-8"/>
+          <w:szCs w:val="28"/>
+        </w:rPr>
+        <w:t xml:space="preserve"> </w:t>
+      </w:r>
+      <w:proofErr w:type="spellStart"/>
+      <w:r>
+        <w:rPr>
+          <w:rFonts w:eastAsia="Times New Roman" w:cs="Times New Roman"/>
+          <w:bCs/>
+          <w:spacing w:val="-8"/>
+          <w:szCs w:val="28"/>
+        </w:rPr>
+        <w:t xml:space="preserve">về</w:t>
+      </w:r>
+      <w:proofErr w:type="spellEnd"/>
+      <w:r>
+        <w:rPr>
+          <w:rFonts w:eastAsia="Times New Roman" w:cs="Times New Roman"/>
+          <w:bCs/>
+          <w:spacing w:val="-8"/>
+          <w:szCs w:val="28"/>
+        </w:rPr>
+        <w:t xml:space="preserve"> </w:t>
+      </w:r>
+      <w:proofErr w:type="spellStart"/>
+      <w:r>
+        <w:rPr>
+          <w:rFonts w:eastAsia="Times New Roman" w:cs="Times New Roman"/>
+          <w:bCs/>
+          <w:spacing w:val="-8"/>
+          <w:szCs w:val="28"/>
+        </w:rPr>
+        <w:t xml:space="preserve">tuổi</w:t>
+      </w:r>
+      <w:proofErr w:type="spellEnd"/>
+      <w:r>
+        <w:rPr>
+          <w:rFonts w:eastAsia="Times New Roman" w:cs="Times New Roman"/>
+          <w:bCs/>
+          <w:spacing w:val="-8"/>
+          <w:szCs w:val="28"/>
+        </w:rPr>
+        <w:t xml:space="preserve"> </w:t>
+      </w:r>
+      <w:proofErr w:type="spellStart"/>
+      <w:r>
+        <w:rPr>
+          <w:rFonts w:eastAsia="Times New Roman" w:cs="Times New Roman"/>
+          <w:bCs/>
+          <w:spacing w:val="-8"/>
+          <w:szCs w:val="28"/>
+        </w:rPr>
+        <w:t xml:space="preserve">nghỉ</w:t>
+      </w:r>
+      <w:proofErr w:type="spellEnd"/>
+      <w:r>
+        <w:rPr>
+          <w:rFonts w:eastAsia="Times New Roman" w:cs="Times New Roman"/>
+          <w:bCs/>
+          <w:spacing w:val="-8"/>
+          <w:szCs w:val="28"/>
+        </w:rPr>
+        <w:t xml:space="preserve"> </w:t>
+      </w:r>
+      <w:proofErr w:type="spellStart"/>
+      <w:r>
+        <w:rPr>
+          <w:rFonts w:eastAsia="Times New Roman" w:cs="Times New Roman"/>
+          <w:bCs/>
+          <w:spacing w:val="-8"/>
+          <w:szCs w:val="28"/>
+        </w:rPr>
+        <w:t xml:space="preserve">hưu</w:t>
+      </w:r>
+      <w:proofErr w:type="spellEnd"/>
+      <w:r>
+        <w:rPr>
+          <w:rFonts w:eastAsia="Times New Roman" w:cs="Times New Roman"/>
+          <w:bCs/>
+          <w:spacing w:val="-8"/>
+          <w:szCs w:val="28"/>
+        </w:rPr>
+        <w:t xml:space="preserve">;</w:t>
       </w:r>
     </w:p>
     <w:p>
@@ -1648,97 +1648,97 @@
           <w:spacing w:val="-8"/>
           <w:szCs w:val="28"/>
         </w:rPr>
-        <w:t xml:space="preserve">   </w:t>
-      </w:r>
-      <w:proofErr w:type="spellStart"/>
-      <w:r>
-        <w:rPr>
-          <w:rFonts w:eastAsia="Times New Roman" w:cs="Times New Roman"/>
-          <w:bCs/>
-          <w:spacing w:val="-8"/>
-          <w:szCs w:val="28"/>
-        </w:rPr>
-        <w:t>Căn</w:t>
-      </w:r>
-      <w:proofErr w:type="spellEnd"/>
-      <w:r>
-        <w:rPr>
-          <w:rFonts w:eastAsia="Times New Roman" w:cs="Times New Roman"/>
-          <w:bCs/>
-          <w:spacing w:val="-8"/>
-          <w:szCs w:val="28"/>
-        </w:rPr>
-        <w:t xml:space="preserve"> </w:t>
-      </w:r>
-      <w:proofErr w:type="spellStart"/>
-      <w:r>
-        <w:rPr>
-          <w:rFonts w:eastAsia="Times New Roman" w:cs="Times New Roman"/>
-          <w:bCs/>
-          <w:spacing w:val="-8"/>
-          <w:szCs w:val="28"/>
-        </w:rPr>
-        <w:t>cứ</w:t>
-      </w:r>
-      <w:proofErr w:type="spellEnd"/>
-      <w:r>
-        <w:rPr>
-          <w:rFonts w:eastAsia="Times New Roman" w:cs="Times New Roman"/>
-          <w:bCs/>
-          <w:spacing w:val="-8"/>
-          <w:szCs w:val="28"/>
-        </w:rPr>
-        <w:t xml:space="preserve"> </w:t>
-      </w:r>
-      <w:proofErr w:type="spellStart"/>
-      <w:r>
-        <w:rPr>
-          <w:rFonts w:eastAsia="Times New Roman" w:cs="Times New Roman"/>
-          <w:bCs/>
-          <w:spacing w:val="-8"/>
-          <w:szCs w:val="28"/>
-        </w:rPr>
-        <w:t>Nghị</w:t>
-      </w:r>
-      <w:proofErr w:type="spellEnd"/>
-      <w:r>
-        <w:rPr>
-          <w:rFonts w:eastAsia="Times New Roman" w:cs="Times New Roman"/>
-          <w:bCs/>
-          <w:spacing w:val="-8"/>
-          <w:szCs w:val="28"/>
-        </w:rPr>
-        <w:t xml:space="preserve"> </w:t>
-      </w:r>
-      <w:proofErr w:type="spellStart"/>
-      <w:r>
-        <w:rPr>
-          <w:rFonts w:eastAsia="Times New Roman" w:cs="Times New Roman"/>
-          <w:bCs/>
-          <w:spacing w:val="-8"/>
-          <w:szCs w:val="28"/>
-        </w:rPr>
-        <w:t>định</w:t>
-      </w:r>
-      <w:proofErr w:type="spellEnd"/>
-      <w:r>
-        <w:rPr>
-          <w:rFonts w:eastAsia="Times New Roman" w:cs="Times New Roman"/>
-          <w:bCs/>
-          <w:spacing w:val="-8"/>
-          <w:szCs w:val="28"/>
-        </w:rPr>
-        <w:t xml:space="preserve"> </w:t>
-      </w:r>
-      <w:proofErr w:type="spellStart"/>
-      <w:r>
-        <w:rPr>
-          <w:rFonts w:eastAsia="Times New Roman" w:cs="Times New Roman"/>
-          <w:bCs/>
-          <w:spacing w:val="-8"/>
-          <w:szCs w:val="28"/>
-        </w:rPr>
-        <w:t>sô</w:t>
+        <w:t xml:space="preserve"> </w:t>
+      </w:r>
+      <w:proofErr w:type="spellStart"/>
+      <w:r>
+        <w:rPr>
+          <w:rFonts w:eastAsia="Times New Roman" w:cs="Times New Roman"/>
+          <w:bCs/>
+          <w:spacing w:val="-8"/>
+          <w:szCs w:val="28"/>
+        </w:rPr>
+        <w:t xml:space="preserve">Căn</w:t>
+      </w:r>
+      <w:proofErr w:type="spellEnd"/>
+      <w:r>
+        <w:rPr>
+          <w:rFonts w:eastAsia="Times New Roman" w:cs="Times New Roman"/>
+          <w:bCs/>
+          <w:spacing w:val="-8"/>
+          <w:szCs w:val="28"/>
+        </w:rPr>
+        <w:t xml:space="preserve"> </w:t>
+      </w:r>
+      <w:proofErr w:type="spellStart"/>
+      <w:r>
+        <w:rPr>
+          <w:rFonts w:eastAsia="Times New Roman" w:cs="Times New Roman"/>
+          <w:bCs/>
+          <w:spacing w:val="-8"/>
+          <w:szCs w:val="28"/>
+        </w:rPr>
+        <w:t xml:space="preserve">cứ</w:t>
+      </w:r>
+      <w:proofErr w:type="spellEnd"/>
+      <w:r>
+        <w:rPr>
+          <w:rFonts w:eastAsia="Times New Roman" w:cs="Times New Roman"/>
+          <w:bCs/>
+          <w:spacing w:val="-8"/>
+          <w:szCs w:val="28"/>
+        </w:rPr>
+        <w:t xml:space="preserve"> </w:t>
+      </w:r>
+      <w:proofErr w:type="spellStart"/>
+      <w:r>
+        <w:rPr>
+          <w:rFonts w:eastAsia="Times New Roman" w:cs="Times New Roman"/>
+          <w:bCs/>
+          <w:spacing w:val="-8"/>
+          <w:szCs w:val="28"/>
+        </w:rPr>
+        <w:t xml:space="preserve">Nghị</w:t>
+      </w:r>
+      <w:proofErr w:type="spellEnd"/>
+      <w:r>
+        <w:rPr>
+          <w:rFonts w:eastAsia="Times New Roman" w:cs="Times New Roman"/>
+          <w:bCs/>
+          <w:spacing w:val="-8"/>
+          <w:szCs w:val="28"/>
+        </w:rPr>
+        <w:t xml:space="preserve"> </w:t>
+      </w:r>
+      <w:proofErr w:type="spellStart"/>
+      <w:r>
+        <w:rPr>
+          <w:rFonts w:eastAsia="Times New Roman" w:cs="Times New Roman"/>
+          <w:bCs/>
+          <w:spacing w:val="-8"/>
+          <w:szCs w:val="28"/>
+        </w:rPr>
+        <w:t xml:space="preserve">định</w:t>
+      </w:r>
+      <w:proofErr w:type="spellEnd"/>
+      <w:r>
+        <w:rPr>
+          <w:rFonts w:eastAsia="Times New Roman" w:cs="Times New Roman"/>
+          <w:bCs/>
+          <w:spacing w:val="-8"/>
+          <w:szCs w:val="28"/>
+        </w:rPr>
+        <w:t xml:space="preserve"> </w:t>
+      </w:r>
+      <w:proofErr w:type="spellStart"/>
+      <w:r>
+        <w:rPr>
+          <w:rFonts w:eastAsia="Times New Roman" w:cs="Times New Roman"/>
+          <w:bCs/>
+          <w:spacing w:val="-8"/>
+          <w:szCs w:val="28"/>
+        </w:rPr>
+        <w:t xml:space="preserve">sô</w:t>
       </w:r>
       <w:proofErr w:type="spellEnd"/>
       <w:r>
@@ -1758,7 +1758,7 @@
           <w:spacing w:val="-8"/>
           <w:szCs w:val="28"/>
         </w:rPr>
-        <w:t>ngày</w:t>
+        <w:t xml:space="preserve">ngày</w:t>
       </w:r>
       <w:proofErr w:type="spellEnd"/>
       <w:r>
@@ -1778,7 +1778,7 @@
           <w:spacing w:val="-8"/>
           <w:szCs w:val="28"/>
         </w:rPr>
-        <w:t>tháng</w:t>
+        <w:t xml:space="preserve">tháng</w:t>
       </w:r>
       <w:proofErr w:type="spellEnd"/>
       <w:r>
@@ -1798,7 +1798,7 @@
           <w:spacing w:val="-8"/>
           <w:szCs w:val="28"/>
         </w:rPr>
-        <w:t>năm</w:t>
+        <w:t xml:space="preserve">năm</w:t>
       </w:r>
       <w:proofErr w:type="spellEnd"/>
       <w:r>
@@ -1818,147 +1818,147 @@
           <w:spacing w:val="-8"/>
           <w:szCs w:val="28"/>
         </w:rPr>
-        <w:t>của</w:t>
-      </w:r>
-      <w:proofErr w:type="spellEnd"/>
-      <w:r>
-        <w:rPr>
-          <w:rFonts w:eastAsia="Times New Roman" w:cs="Times New Roman"/>
-          <w:bCs/>
-          <w:spacing w:val="-8"/>
-          <w:szCs w:val="28"/>
-        </w:rPr>
-        <w:t xml:space="preserve"> </w:t>
-      </w:r>
-      <w:proofErr w:type="spellStart"/>
-      <w:r>
-        <w:rPr>
-          <w:rFonts w:eastAsia="Times New Roman" w:cs="Times New Roman"/>
-          <w:bCs/>
-          <w:spacing w:val="-8"/>
-          <w:szCs w:val="28"/>
-        </w:rPr>
-        <w:t>Chính</w:t>
-      </w:r>
-      <w:proofErr w:type="spellEnd"/>
-      <w:r>
-        <w:rPr>
-          <w:rFonts w:eastAsia="Times New Roman" w:cs="Times New Roman"/>
-          <w:bCs/>
-          <w:spacing w:val="-8"/>
-          <w:szCs w:val="28"/>
-        </w:rPr>
-        <w:t xml:space="preserve"> </w:t>
-      </w:r>
-      <w:proofErr w:type="spellStart"/>
-      <w:r>
-        <w:rPr>
-          <w:rFonts w:eastAsia="Times New Roman" w:cs="Times New Roman"/>
-          <w:bCs/>
-          <w:spacing w:val="-8"/>
-          <w:szCs w:val="28"/>
-        </w:rPr>
-        <w:t>phủ</w:t>
-      </w:r>
-      <w:proofErr w:type="spellEnd"/>
-      <w:r>
-        <w:rPr>
-          <w:rFonts w:eastAsia="Times New Roman" w:cs="Times New Roman"/>
-          <w:bCs/>
-          <w:spacing w:val="-8"/>
-          <w:szCs w:val="28"/>
-        </w:rPr>
-        <w:t xml:space="preserve"> </w:t>
-      </w:r>
-      <w:proofErr w:type="spellStart"/>
-      <w:r>
-        <w:rPr>
-          <w:rFonts w:eastAsia="Times New Roman" w:cs="Times New Roman"/>
-          <w:bCs/>
-          <w:spacing w:val="-8"/>
-          <w:szCs w:val="28"/>
-        </w:rPr>
-        <w:t>quy</w:t>
-      </w:r>
-      <w:proofErr w:type="spellEnd"/>
-      <w:r>
-        <w:rPr>
-          <w:rFonts w:eastAsia="Times New Roman" w:cs="Times New Roman"/>
-          <w:bCs/>
-          <w:spacing w:val="-8"/>
-          <w:szCs w:val="28"/>
-        </w:rPr>
-        <w:t xml:space="preserve"> </w:t>
-      </w:r>
-      <w:proofErr w:type="spellStart"/>
-      <w:r>
-        <w:rPr>
-          <w:rFonts w:eastAsia="Times New Roman" w:cs="Times New Roman"/>
-          <w:bCs/>
-          <w:spacing w:val="-8"/>
-          <w:szCs w:val="28"/>
-        </w:rPr>
-        <w:t>định</w:t>
-      </w:r>
-      <w:proofErr w:type="spellEnd"/>
-      <w:r>
-        <w:rPr>
-          <w:rFonts w:eastAsia="Times New Roman" w:cs="Times New Roman"/>
-          <w:bCs/>
-          <w:spacing w:val="-8"/>
-          <w:szCs w:val="28"/>
-        </w:rPr>
-        <w:t xml:space="preserve"> </w:t>
-      </w:r>
-      <w:proofErr w:type="spellStart"/>
-      <w:r>
-        <w:rPr>
-          <w:rFonts w:eastAsia="Times New Roman" w:cs="Times New Roman"/>
-          <w:bCs/>
-          <w:spacing w:val="-8"/>
-          <w:szCs w:val="28"/>
-        </w:rPr>
-        <w:t>về</w:t>
-      </w:r>
-      <w:proofErr w:type="spellEnd"/>
-      <w:r>
-        <w:rPr>
-          <w:rFonts w:eastAsia="Times New Roman" w:cs="Times New Roman"/>
-          <w:bCs/>
-          <w:spacing w:val="-8"/>
-          <w:szCs w:val="28"/>
-        </w:rPr>
-        <w:t xml:space="preserve"> </w:t>
-      </w:r>
-      <w:proofErr w:type="spellStart"/>
-      <w:r>
-        <w:rPr>
-          <w:rFonts w:eastAsia="Times New Roman" w:cs="Times New Roman"/>
-          <w:bCs/>
-          <w:spacing w:val="-8"/>
-          <w:szCs w:val="28"/>
-        </w:rPr>
-        <w:t>tuyển</w:t>
-      </w:r>
-      <w:proofErr w:type="spellEnd"/>
-      <w:r>
-        <w:rPr>
-          <w:rFonts w:eastAsia="Times New Roman" w:cs="Times New Roman"/>
-          <w:bCs/>
-          <w:spacing w:val="-8"/>
-          <w:szCs w:val="28"/>
-        </w:rPr>
-        <w:t xml:space="preserve"> </w:t>
-      </w:r>
-      <w:proofErr w:type="spellStart"/>
-      <w:r>
-        <w:rPr>
-          <w:rFonts w:eastAsia="Times New Roman" w:cs="Times New Roman"/>
-          <w:bCs/>
-          <w:spacing w:val="-8"/>
-          <w:szCs w:val="28"/>
-        </w:rPr>
-        <w:t>dụng</w:t>
+        <w:t xml:space="preserve">của</w:t>
+      </w:r>
+      <w:proofErr w:type="spellEnd"/>
+      <w:r>
+        <w:rPr>
+          <w:rFonts w:eastAsia="Times New Roman" w:cs="Times New Roman"/>
+          <w:bCs/>
+          <w:spacing w:val="-8"/>
+          <w:szCs w:val="28"/>
+        </w:rPr>
+        <w:t xml:space="preserve"> </w:t>
+      </w:r>
+      <w:proofErr w:type="spellStart"/>
+      <w:r>
+        <w:rPr>
+          <w:rFonts w:eastAsia="Times New Roman" w:cs="Times New Roman"/>
+          <w:bCs/>
+          <w:spacing w:val="-8"/>
+          <w:szCs w:val="28"/>
+        </w:rPr>
+        <w:t xml:space="preserve">Chính</w:t>
+      </w:r>
+      <w:proofErr w:type="spellEnd"/>
+      <w:r>
+        <w:rPr>
+          <w:rFonts w:eastAsia="Times New Roman" w:cs="Times New Roman"/>
+          <w:bCs/>
+          <w:spacing w:val="-8"/>
+          <w:szCs w:val="28"/>
+        </w:rPr>
+        <w:t xml:space="preserve"> </w:t>
+      </w:r>
+      <w:proofErr w:type="spellStart"/>
+      <w:r>
+        <w:rPr>
+          <w:rFonts w:eastAsia="Times New Roman" w:cs="Times New Roman"/>
+          <w:bCs/>
+          <w:spacing w:val="-8"/>
+          <w:szCs w:val="28"/>
+        </w:rPr>
+        <w:t xml:space="preserve">phủ</w:t>
+      </w:r>
+      <w:proofErr w:type="spellEnd"/>
+      <w:r>
+        <w:rPr>
+          <w:rFonts w:eastAsia="Times New Roman" w:cs="Times New Roman"/>
+          <w:bCs/>
+          <w:spacing w:val="-8"/>
+          <w:szCs w:val="28"/>
+        </w:rPr>
+        <w:t xml:space="preserve"> </w:t>
+      </w:r>
+      <w:proofErr w:type="spellStart"/>
+      <w:r>
+        <w:rPr>
+          <w:rFonts w:eastAsia="Times New Roman" w:cs="Times New Roman"/>
+          <w:bCs/>
+          <w:spacing w:val="-8"/>
+          <w:szCs w:val="28"/>
+        </w:rPr>
+        <w:t xml:space="preserve">quy</w:t>
+      </w:r>
+      <w:proofErr w:type="spellEnd"/>
+      <w:r>
+        <w:rPr>
+          <w:rFonts w:eastAsia="Times New Roman" w:cs="Times New Roman"/>
+          <w:bCs/>
+          <w:spacing w:val="-8"/>
+          <w:szCs w:val="28"/>
+        </w:rPr>
+        <w:t xml:space="preserve"> </w:t>
+      </w:r>
+      <w:proofErr w:type="spellStart"/>
+      <w:r>
+        <w:rPr>
+          <w:rFonts w:eastAsia="Times New Roman" w:cs="Times New Roman"/>
+          <w:bCs/>
+          <w:spacing w:val="-8"/>
+          <w:szCs w:val="28"/>
+        </w:rPr>
+        <w:t xml:space="preserve">định</w:t>
+      </w:r>
+      <w:proofErr w:type="spellEnd"/>
+      <w:r>
+        <w:rPr>
+          <w:rFonts w:eastAsia="Times New Roman" w:cs="Times New Roman"/>
+          <w:bCs/>
+          <w:spacing w:val="-8"/>
+          <w:szCs w:val="28"/>
+        </w:rPr>
+        <w:t xml:space="preserve"> </w:t>
+      </w:r>
+      <w:proofErr w:type="spellStart"/>
+      <w:r>
+        <w:rPr>
+          <w:rFonts w:eastAsia="Times New Roman" w:cs="Times New Roman"/>
+          <w:bCs/>
+          <w:spacing w:val="-8"/>
+          <w:szCs w:val="28"/>
+        </w:rPr>
+        <w:t xml:space="preserve">về</w:t>
+      </w:r>
+      <w:proofErr w:type="spellEnd"/>
+      <w:r>
+        <w:rPr>
+          <w:rFonts w:eastAsia="Times New Roman" w:cs="Times New Roman"/>
+          <w:bCs/>
+          <w:spacing w:val="-8"/>
+          <w:szCs w:val="28"/>
+        </w:rPr>
+        <w:t xml:space="preserve"> </w:t>
+      </w:r>
+      <w:proofErr w:type="spellStart"/>
+      <w:r>
+        <w:rPr>
+          <w:rFonts w:eastAsia="Times New Roman" w:cs="Times New Roman"/>
+          <w:bCs/>
+          <w:spacing w:val="-8"/>
+          <w:szCs w:val="28"/>
+        </w:rPr>
+        <w:t xml:space="preserve">tuyển</w:t>
+      </w:r>
+      <w:proofErr w:type="spellEnd"/>
+      <w:r>
+        <w:rPr>
+          <w:rFonts w:eastAsia="Times New Roman" w:cs="Times New Roman"/>
+          <w:bCs/>
+          <w:spacing w:val="-8"/>
+          <w:szCs w:val="28"/>
+        </w:rPr>
+        <w:t xml:space="preserve"> </w:t>
+      </w:r>
+      <w:proofErr w:type="spellStart"/>
+      <w:r>
+        <w:rPr>
+          <w:rFonts w:eastAsia="Times New Roman" w:cs="Times New Roman"/>
+          <w:bCs/>
+          <w:spacing w:val="-8"/>
+          <w:szCs w:val="28"/>
+        </w:rPr>
+        <w:t xml:space="preserve">dụng</w:t>
       </w:r>
       <w:proofErr w:type="spellEnd"/>
       <w:r>
@@ -1978,127 +1978,127 @@
           <w:spacing w:val="-8"/>
           <w:szCs w:val="28"/>
         </w:rPr>
-        <w:t>sử</w:t>
-      </w:r>
-      <w:proofErr w:type="spellEnd"/>
-      <w:r>
-        <w:rPr>
-          <w:rFonts w:eastAsia="Times New Roman" w:cs="Times New Roman"/>
-          <w:bCs/>
-          <w:spacing w:val="-8"/>
-          <w:szCs w:val="28"/>
-        </w:rPr>
-        <w:t xml:space="preserve"> </w:t>
-      </w:r>
-      <w:proofErr w:type="spellStart"/>
-      <w:r>
-        <w:rPr>
-          <w:rFonts w:eastAsia="Times New Roman" w:cs="Times New Roman"/>
-          <w:bCs/>
-          <w:spacing w:val="-8"/>
-          <w:szCs w:val="28"/>
-        </w:rPr>
-        <w:t>dụng</w:t>
-      </w:r>
-      <w:proofErr w:type="spellEnd"/>
-      <w:r>
-        <w:rPr>
-          <w:rFonts w:eastAsia="Times New Roman" w:cs="Times New Roman"/>
-          <w:bCs/>
-          <w:spacing w:val="-8"/>
-          <w:szCs w:val="28"/>
-        </w:rPr>
-        <w:t xml:space="preserve"> </w:t>
-      </w:r>
-      <w:proofErr w:type="spellStart"/>
-      <w:r>
-        <w:rPr>
-          <w:rFonts w:eastAsia="Times New Roman" w:cs="Times New Roman"/>
-          <w:bCs/>
-          <w:spacing w:val="-8"/>
-          <w:szCs w:val="28"/>
-        </w:rPr>
-        <w:t>và</w:t>
-      </w:r>
-      <w:proofErr w:type="spellEnd"/>
-      <w:r>
-        <w:rPr>
-          <w:rFonts w:eastAsia="Times New Roman" w:cs="Times New Roman"/>
-          <w:bCs/>
-          <w:spacing w:val="-8"/>
-          <w:szCs w:val="28"/>
-        </w:rPr>
-        <w:t xml:space="preserve"> </w:t>
-      </w:r>
-      <w:proofErr w:type="spellStart"/>
-      <w:r>
-        <w:rPr>
-          <w:rFonts w:eastAsia="Times New Roman" w:cs="Times New Roman"/>
-          <w:bCs/>
-          <w:spacing w:val="-8"/>
-          <w:szCs w:val="28"/>
-        </w:rPr>
-        <w:t>quản</w:t>
-      </w:r>
-      <w:proofErr w:type="spellEnd"/>
-      <w:r>
-        <w:rPr>
-          <w:rFonts w:eastAsia="Times New Roman" w:cs="Times New Roman"/>
-          <w:bCs/>
-          <w:spacing w:val="-8"/>
-          <w:szCs w:val="28"/>
-        </w:rPr>
-        <w:t xml:space="preserve"> </w:t>
-      </w:r>
-      <w:proofErr w:type="spellStart"/>
-      <w:r>
-        <w:rPr>
-          <w:rFonts w:eastAsia="Times New Roman" w:cs="Times New Roman"/>
-          <w:bCs/>
-          <w:spacing w:val="-8"/>
-          <w:szCs w:val="28"/>
-        </w:rPr>
-        <w:t>lý</w:t>
-      </w:r>
-      <w:proofErr w:type="spellEnd"/>
-      <w:r>
-        <w:rPr>
-          <w:rFonts w:eastAsia="Times New Roman" w:cs="Times New Roman"/>
-          <w:bCs/>
-          <w:spacing w:val="-8"/>
-          <w:szCs w:val="28"/>
-        </w:rPr>
-        <w:t xml:space="preserve"> </w:t>
-      </w:r>
-      <w:proofErr w:type="spellStart"/>
-      <w:r>
-        <w:rPr>
-          <w:rFonts w:eastAsia="Times New Roman" w:cs="Times New Roman"/>
-          <w:bCs/>
-          <w:spacing w:val="-8"/>
-          <w:szCs w:val="28"/>
-        </w:rPr>
-        <w:t>viên</w:t>
-      </w:r>
-      <w:proofErr w:type="spellEnd"/>
-      <w:r>
-        <w:rPr>
-          <w:rFonts w:eastAsia="Times New Roman" w:cs="Times New Roman"/>
-          <w:bCs/>
-          <w:spacing w:val="-8"/>
-          <w:szCs w:val="28"/>
-        </w:rPr>
-        <w:t xml:space="preserve"> </w:t>
-      </w:r>
-      <w:proofErr w:type="spellStart"/>
-      <w:r>
-        <w:rPr>
-          <w:rFonts w:eastAsia="Times New Roman" w:cs="Times New Roman"/>
-          <w:bCs/>
-          <w:spacing w:val="-8"/>
-          <w:szCs w:val="28"/>
-        </w:rPr>
-        <w:t>chức</w:t>
+        <w:t xml:space="preserve">sử</w:t>
+      </w:r>
+      <w:proofErr w:type="spellEnd"/>
+      <w:r>
+        <w:rPr>
+          <w:rFonts w:eastAsia="Times New Roman" w:cs="Times New Roman"/>
+          <w:bCs/>
+          <w:spacing w:val="-8"/>
+          <w:szCs w:val="28"/>
+        </w:rPr>
+        <w:t xml:space="preserve"> </w:t>
+      </w:r>
+      <w:proofErr w:type="spellStart"/>
+      <w:r>
+        <w:rPr>
+          <w:rFonts w:eastAsia="Times New Roman" w:cs="Times New Roman"/>
+          <w:bCs/>
+          <w:spacing w:val="-8"/>
+          <w:szCs w:val="28"/>
+        </w:rPr>
+        <w:t xml:space="preserve">dụng</w:t>
+      </w:r>
+      <w:proofErr w:type="spellEnd"/>
+      <w:r>
+        <w:rPr>
+          <w:rFonts w:eastAsia="Times New Roman" w:cs="Times New Roman"/>
+          <w:bCs/>
+          <w:spacing w:val="-8"/>
+          <w:szCs w:val="28"/>
+        </w:rPr>
+        <w:t xml:space="preserve"> </w:t>
+      </w:r>
+      <w:proofErr w:type="spellStart"/>
+      <w:r>
+        <w:rPr>
+          <w:rFonts w:eastAsia="Times New Roman" w:cs="Times New Roman"/>
+          <w:bCs/>
+          <w:spacing w:val="-8"/>
+          <w:szCs w:val="28"/>
+        </w:rPr>
+        <w:t xml:space="preserve">và</w:t>
+      </w:r>
+      <w:proofErr w:type="spellEnd"/>
+      <w:r>
+        <w:rPr>
+          <w:rFonts w:eastAsia="Times New Roman" w:cs="Times New Roman"/>
+          <w:bCs/>
+          <w:spacing w:val="-8"/>
+          <w:szCs w:val="28"/>
+        </w:rPr>
+        <w:t xml:space="preserve"> </w:t>
+      </w:r>
+      <w:proofErr w:type="spellStart"/>
+      <w:r>
+        <w:rPr>
+          <w:rFonts w:eastAsia="Times New Roman" w:cs="Times New Roman"/>
+          <w:bCs/>
+          <w:spacing w:val="-8"/>
+          <w:szCs w:val="28"/>
+        </w:rPr>
+        <w:t xml:space="preserve">quản</w:t>
+      </w:r>
+      <w:proofErr w:type="spellEnd"/>
+      <w:r>
+        <w:rPr>
+          <w:rFonts w:eastAsia="Times New Roman" w:cs="Times New Roman"/>
+          <w:bCs/>
+          <w:spacing w:val="-8"/>
+          <w:szCs w:val="28"/>
+        </w:rPr>
+        <w:t xml:space="preserve"> </w:t>
+      </w:r>
+      <w:proofErr w:type="spellStart"/>
+      <w:r>
+        <w:rPr>
+          <w:rFonts w:eastAsia="Times New Roman" w:cs="Times New Roman"/>
+          <w:bCs/>
+          <w:spacing w:val="-8"/>
+          <w:szCs w:val="28"/>
+        </w:rPr>
+        <w:t xml:space="preserve">lý</w:t>
+      </w:r>
+      <w:proofErr w:type="spellEnd"/>
+      <w:r>
+        <w:rPr>
+          <w:rFonts w:eastAsia="Times New Roman" w:cs="Times New Roman"/>
+          <w:bCs/>
+          <w:spacing w:val="-8"/>
+          <w:szCs w:val="28"/>
+        </w:rPr>
+        <w:t xml:space="preserve"> </w:t>
+      </w:r>
+      <w:proofErr w:type="spellStart"/>
+      <w:r>
+        <w:rPr>
+          <w:rFonts w:eastAsia="Times New Roman" w:cs="Times New Roman"/>
+          <w:bCs/>
+          <w:spacing w:val="-8"/>
+          <w:szCs w:val="28"/>
+        </w:rPr>
+        <w:t xml:space="preserve">viên</w:t>
+      </w:r>
+      <w:proofErr w:type="spellEnd"/>
+      <w:r>
+        <w:rPr>
+          <w:rFonts w:eastAsia="Times New Roman" w:cs="Times New Roman"/>
+          <w:bCs/>
+          <w:spacing w:val="-8"/>
+          <w:szCs w:val="28"/>
+        </w:rPr>
+        <w:t xml:space="preserve"> </w:t>
+      </w:r>
+      <w:proofErr w:type="spellStart"/>
+      <w:r>
+        <w:rPr>
+          <w:rFonts w:eastAsia="Times New Roman" w:cs="Times New Roman"/>
+          <w:bCs/>
+          <w:spacing w:val="-8"/>
+          <w:szCs w:val="28"/>
+        </w:rPr>
+        <w:t xml:space="preserve">chức</w:t>
       </w:r>
       <w:proofErr w:type="spellEnd"/>
       <w:r>
@@ -2118,87 +2118,87 @@
           <w:spacing w:val="-8"/>
           <w:szCs w:val="28"/>
         </w:rPr>
-        <w:t>Căn</w:t>
-      </w:r>
-      <w:proofErr w:type="spellEnd"/>
-      <w:r>
-        <w:rPr>
-          <w:rFonts w:eastAsia="Times New Roman" w:cs="Times New Roman"/>
-          <w:bCs/>
-          <w:spacing w:val="-8"/>
-          <w:szCs w:val="28"/>
-        </w:rPr>
-        <w:t xml:space="preserve"> </w:t>
-      </w:r>
-      <w:proofErr w:type="spellStart"/>
-      <w:r>
-        <w:rPr>
-          <w:rFonts w:eastAsia="Times New Roman" w:cs="Times New Roman"/>
-          <w:bCs/>
-          <w:spacing w:val="-8"/>
-          <w:szCs w:val="28"/>
-        </w:rPr>
-        <w:t>cứ</w:t>
-      </w:r>
-      <w:proofErr w:type="spellEnd"/>
-      <w:r>
-        <w:rPr>
-          <w:rFonts w:eastAsia="Times New Roman" w:cs="Times New Roman"/>
-          <w:bCs/>
-          <w:spacing w:val="-8"/>
-          <w:szCs w:val="28"/>
-        </w:rPr>
-        <w:t xml:space="preserve"> </w:t>
-      </w:r>
-      <w:proofErr w:type="spellStart"/>
-      <w:r>
-        <w:rPr>
-          <w:rFonts w:eastAsia="Times New Roman" w:cs="Times New Roman"/>
-          <w:bCs/>
-          <w:spacing w:val="-8"/>
-          <w:szCs w:val="28"/>
-        </w:rPr>
-        <w:t>Nghị</w:t>
-      </w:r>
-      <w:proofErr w:type="spellEnd"/>
-      <w:r>
-        <w:rPr>
-          <w:rFonts w:eastAsia="Times New Roman" w:cs="Times New Roman"/>
-          <w:bCs/>
-          <w:spacing w:val="-8"/>
-          <w:szCs w:val="28"/>
-        </w:rPr>
-        <w:t xml:space="preserve"> </w:t>
-      </w:r>
-      <w:proofErr w:type="spellStart"/>
-      <w:r>
-        <w:rPr>
-          <w:rFonts w:eastAsia="Times New Roman" w:cs="Times New Roman"/>
-          <w:bCs/>
-          <w:spacing w:val="-8"/>
-          <w:szCs w:val="28"/>
-        </w:rPr>
-        <w:t>định</w:t>
-      </w:r>
-      <w:proofErr w:type="spellEnd"/>
-      <w:r>
-        <w:rPr>
-          <w:rFonts w:eastAsia="Times New Roman" w:cs="Times New Roman"/>
-          <w:bCs/>
-          <w:spacing w:val="-8"/>
-          <w:szCs w:val="28"/>
-        </w:rPr>
-        <w:t xml:space="preserve"> </w:t>
-      </w:r>
-      <w:proofErr w:type="spellStart"/>
-      <w:r>
-        <w:rPr>
-          <w:rFonts w:eastAsia="Times New Roman" w:cs="Times New Roman"/>
-          <w:bCs/>
-          <w:spacing w:val="-8"/>
-          <w:szCs w:val="28"/>
-        </w:rPr>
-        <w:t>số</w:t>
+        <w:t xml:space="preserve">Căn</w:t>
+      </w:r>
+      <w:proofErr w:type="spellEnd"/>
+      <w:r>
+        <w:rPr>
+          <w:rFonts w:eastAsia="Times New Roman" w:cs="Times New Roman"/>
+          <w:bCs/>
+          <w:spacing w:val="-8"/>
+          <w:szCs w:val="28"/>
+        </w:rPr>
+        <w:t xml:space="preserve"> </w:t>
+      </w:r>
+      <w:proofErr w:type="spellStart"/>
+      <w:r>
+        <w:rPr>
+          <w:rFonts w:eastAsia="Times New Roman" w:cs="Times New Roman"/>
+          <w:bCs/>
+          <w:spacing w:val="-8"/>
+          <w:szCs w:val="28"/>
+        </w:rPr>
+        <w:t xml:space="preserve">cứ</w:t>
+      </w:r>
+      <w:proofErr w:type="spellEnd"/>
+      <w:r>
+        <w:rPr>
+          <w:rFonts w:eastAsia="Times New Roman" w:cs="Times New Roman"/>
+          <w:bCs/>
+          <w:spacing w:val="-8"/>
+          <w:szCs w:val="28"/>
+        </w:rPr>
+        <w:t xml:space="preserve"> </w:t>
+      </w:r>
+      <w:proofErr w:type="spellStart"/>
+      <w:r>
+        <w:rPr>
+          <w:rFonts w:eastAsia="Times New Roman" w:cs="Times New Roman"/>
+          <w:bCs/>
+          <w:spacing w:val="-8"/>
+          <w:szCs w:val="28"/>
+        </w:rPr>
+        <w:t xml:space="preserve">Nghị</w:t>
+      </w:r>
+      <w:proofErr w:type="spellEnd"/>
+      <w:r>
+        <w:rPr>
+          <w:rFonts w:eastAsia="Times New Roman" w:cs="Times New Roman"/>
+          <w:bCs/>
+          <w:spacing w:val="-8"/>
+          <w:szCs w:val="28"/>
+        </w:rPr>
+        <w:t xml:space="preserve"> </w:t>
+      </w:r>
+      <w:proofErr w:type="spellStart"/>
+      <w:r>
+        <w:rPr>
+          <w:rFonts w:eastAsia="Times New Roman" w:cs="Times New Roman"/>
+          <w:bCs/>
+          <w:spacing w:val="-8"/>
+          <w:szCs w:val="28"/>
+        </w:rPr>
+        <w:t xml:space="preserve">định</w:t>
+      </w:r>
+      <w:proofErr w:type="spellEnd"/>
+      <w:r>
+        <w:rPr>
+          <w:rFonts w:eastAsia="Times New Roman" w:cs="Times New Roman"/>
+          <w:bCs/>
+          <w:spacing w:val="-8"/>
+          <w:szCs w:val="28"/>
+        </w:rPr>
+        <w:t xml:space="preserve"> </w:t>
+      </w:r>
+      <w:proofErr w:type="spellStart"/>
+      <w:r>
+        <w:rPr>
+          <w:rFonts w:eastAsia="Times New Roman" w:cs="Times New Roman"/>
+          <w:bCs/>
+          <w:spacing w:val="-8"/>
+          <w:szCs w:val="28"/>
+        </w:rPr>
+        <w:t xml:space="preserve">số</w:t>
       </w:r>
       <w:proofErr w:type="spellEnd"/>
       <w:r>
@@ -2218,7 +2218,7 @@
           <w:spacing w:val="-8"/>
           <w:szCs w:val="28"/>
         </w:rPr>
-        <w:t>ngày</w:t>
+        <w:t xml:space="preserve">ngày</w:t>
       </w:r>
       <w:proofErr w:type="spellEnd"/>
       <w:r>
@@ -2238,87 +2238,87 @@
           <w:spacing w:val="-8"/>
           <w:szCs w:val="28"/>
         </w:rPr>
-        <w:t>của</w:t>
-      </w:r>
-      <w:proofErr w:type="spellEnd"/>
-      <w:r>
-        <w:rPr>
-          <w:rFonts w:eastAsia="Times New Roman" w:cs="Times New Roman"/>
-          <w:bCs/>
-          <w:spacing w:val="-8"/>
-          <w:szCs w:val="28"/>
-        </w:rPr>
-        <w:t xml:space="preserve"> </w:t>
-      </w:r>
-      <w:proofErr w:type="spellStart"/>
-      <w:r>
-        <w:rPr>
-          <w:rFonts w:eastAsia="Times New Roman" w:cs="Times New Roman"/>
-          <w:bCs/>
-          <w:spacing w:val="-8"/>
-          <w:szCs w:val="28"/>
-        </w:rPr>
-        <w:t>Chính</w:t>
-      </w:r>
-      <w:proofErr w:type="spellEnd"/>
-      <w:r>
-        <w:rPr>
-          <w:rFonts w:eastAsia="Times New Roman" w:cs="Times New Roman"/>
-          <w:bCs/>
-          <w:spacing w:val="-8"/>
-          <w:szCs w:val="28"/>
-        </w:rPr>
-        <w:t xml:space="preserve"> </w:t>
-      </w:r>
-      <w:proofErr w:type="spellStart"/>
-      <w:r>
-        <w:rPr>
-          <w:rFonts w:eastAsia="Times New Roman" w:cs="Times New Roman"/>
-          <w:bCs/>
-          <w:spacing w:val="-8"/>
-          <w:szCs w:val="28"/>
-        </w:rPr>
-        <w:t>phủ</w:t>
-      </w:r>
-      <w:proofErr w:type="spellEnd"/>
-      <w:r>
-        <w:rPr>
-          <w:rFonts w:eastAsia="Times New Roman" w:cs="Times New Roman"/>
-          <w:bCs/>
-          <w:spacing w:val="-8"/>
-          <w:szCs w:val="28"/>
-        </w:rPr>
-        <w:t xml:space="preserve"> </w:t>
-      </w:r>
-      <w:proofErr w:type="spellStart"/>
-      <w:r>
-        <w:rPr>
-          <w:rFonts w:eastAsia="Times New Roman" w:cs="Times New Roman"/>
-          <w:bCs/>
-          <w:spacing w:val="-8"/>
-          <w:szCs w:val="28"/>
-        </w:rPr>
-        <w:t>sửa</w:t>
-      </w:r>
-      <w:proofErr w:type="spellEnd"/>
-      <w:r>
-        <w:rPr>
-          <w:rFonts w:eastAsia="Times New Roman" w:cs="Times New Roman"/>
-          <w:bCs/>
-          <w:spacing w:val="-8"/>
-          <w:szCs w:val="28"/>
-        </w:rPr>
-        <w:t xml:space="preserve"> </w:t>
-      </w:r>
-      <w:proofErr w:type="spellStart"/>
-      <w:r>
-        <w:rPr>
-          <w:rFonts w:eastAsia="Times New Roman" w:cs="Times New Roman"/>
-          <w:bCs/>
-          <w:spacing w:val="-8"/>
-          <w:szCs w:val="28"/>
-        </w:rPr>
-        <w:t>đổi</w:t>
+        <w:t xml:space="preserve">của</w:t>
+      </w:r>
+      <w:proofErr w:type="spellEnd"/>
+      <w:r>
+        <w:rPr>
+          <w:rFonts w:eastAsia="Times New Roman" w:cs="Times New Roman"/>
+          <w:bCs/>
+          <w:spacing w:val="-8"/>
+          <w:szCs w:val="28"/>
+        </w:rPr>
+        <w:t xml:space="preserve"> </w:t>
+      </w:r>
+      <w:proofErr w:type="spellStart"/>
+      <w:r>
+        <w:rPr>
+          <w:rFonts w:eastAsia="Times New Roman" w:cs="Times New Roman"/>
+          <w:bCs/>
+          <w:spacing w:val="-8"/>
+          <w:szCs w:val="28"/>
+        </w:rPr>
+        <w:t xml:space="preserve">Chính</w:t>
+      </w:r>
+      <w:proofErr w:type="spellEnd"/>
+      <w:r>
+        <w:rPr>
+          <w:rFonts w:eastAsia="Times New Roman" w:cs="Times New Roman"/>
+          <w:bCs/>
+          <w:spacing w:val="-8"/>
+          <w:szCs w:val="28"/>
+        </w:rPr>
+        <w:t xml:space="preserve"> </w:t>
+      </w:r>
+      <w:proofErr w:type="spellStart"/>
+      <w:r>
+        <w:rPr>
+          <w:rFonts w:eastAsia="Times New Roman" w:cs="Times New Roman"/>
+          <w:bCs/>
+          <w:spacing w:val="-8"/>
+          <w:szCs w:val="28"/>
+        </w:rPr>
+        <w:t xml:space="preserve">phủ</w:t>
+      </w:r>
+      <w:proofErr w:type="spellEnd"/>
+      <w:r>
+        <w:rPr>
+          <w:rFonts w:eastAsia="Times New Roman" w:cs="Times New Roman"/>
+          <w:bCs/>
+          <w:spacing w:val="-8"/>
+          <w:szCs w:val="28"/>
+        </w:rPr>
+        <w:t xml:space="preserve"> </w:t>
+      </w:r>
+      <w:proofErr w:type="spellStart"/>
+      <w:r>
+        <w:rPr>
+          <w:rFonts w:eastAsia="Times New Roman" w:cs="Times New Roman"/>
+          <w:bCs/>
+          <w:spacing w:val="-8"/>
+          <w:szCs w:val="28"/>
+        </w:rPr>
+        <w:t xml:space="preserve">sửa</w:t>
+      </w:r>
+      <w:proofErr w:type="spellEnd"/>
+      <w:r>
+        <w:rPr>
+          <w:rFonts w:eastAsia="Times New Roman" w:cs="Times New Roman"/>
+          <w:bCs/>
+          <w:spacing w:val="-8"/>
+          <w:szCs w:val="28"/>
+        </w:rPr>
+        <w:t xml:space="preserve"> </w:t>
+      </w:r>
+      <w:proofErr w:type="spellStart"/>
+      <w:r>
+        <w:rPr>
+          <w:rFonts w:eastAsia="Times New Roman" w:cs="Times New Roman"/>
+          <w:bCs/>
+          <w:spacing w:val="-8"/>
+          <w:szCs w:val="28"/>
+        </w:rPr>
+        <w:t xml:space="preserve">đổi</w:t>
       </w:r>
       <w:proofErr w:type="spellEnd"/>
       <w:r>
@@ -2338,7 +2338,7 @@
           <w:spacing w:val="-8"/>
           <w:szCs w:val="28"/>
         </w:rPr>
-        <w:t>bổ</w:t>
+        <w:t xml:space="preserve">bổ</w:t>
       </w:r>
       <w:proofErr w:type="spellEnd"/>
       <w:r>
@@ -2358,127 +2358,127 @@
           <w:spacing w:val="-8"/>
           <w:szCs w:val="28"/>
         </w:rPr>
-        <w:t>một</w:t>
-      </w:r>
-      <w:proofErr w:type="spellEnd"/>
-      <w:r>
-        <w:rPr>
-          <w:rFonts w:eastAsia="Times New Roman" w:cs="Times New Roman"/>
-          <w:bCs/>
-          <w:spacing w:val="-8"/>
-          <w:szCs w:val="28"/>
-        </w:rPr>
-        <w:t xml:space="preserve"> </w:t>
-      </w:r>
-      <w:proofErr w:type="spellStart"/>
-      <w:r>
-        <w:rPr>
-          <w:rFonts w:eastAsia="Times New Roman" w:cs="Times New Roman"/>
-          <w:bCs/>
-          <w:spacing w:val="-8"/>
-          <w:szCs w:val="28"/>
-        </w:rPr>
-        <w:t>số</w:t>
-      </w:r>
-      <w:proofErr w:type="spellEnd"/>
-      <w:r>
-        <w:rPr>
-          <w:rFonts w:eastAsia="Times New Roman" w:cs="Times New Roman"/>
-          <w:bCs/>
-          <w:spacing w:val="-8"/>
-          <w:szCs w:val="28"/>
-        </w:rPr>
-        <w:t xml:space="preserve"> </w:t>
-      </w:r>
-      <w:proofErr w:type="spellStart"/>
-      <w:r>
-        <w:rPr>
-          <w:rFonts w:eastAsia="Times New Roman" w:cs="Times New Roman"/>
-          <w:bCs/>
-          <w:spacing w:val="-8"/>
-          <w:szCs w:val="28"/>
-        </w:rPr>
-        <w:t>điều</w:t>
-      </w:r>
-      <w:proofErr w:type="spellEnd"/>
-      <w:r>
-        <w:rPr>
-          <w:rFonts w:eastAsia="Times New Roman" w:cs="Times New Roman"/>
-          <w:bCs/>
-          <w:spacing w:val="-8"/>
-          <w:szCs w:val="28"/>
-        </w:rPr>
-        <w:t xml:space="preserve"> </w:t>
-      </w:r>
-      <w:proofErr w:type="spellStart"/>
-      <w:r>
-        <w:rPr>
-          <w:rFonts w:eastAsia="Times New Roman" w:cs="Times New Roman"/>
-          <w:bCs/>
-          <w:spacing w:val="-8"/>
-          <w:szCs w:val="28"/>
-        </w:rPr>
-        <w:t>của</w:t>
-      </w:r>
-      <w:proofErr w:type="spellEnd"/>
-      <w:r>
-        <w:rPr>
-          <w:rFonts w:eastAsia="Times New Roman" w:cs="Times New Roman"/>
-          <w:bCs/>
-          <w:spacing w:val="-8"/>
-          <w:szCs w:val="28"/>
-        </w:rPr>
-        <w:t xml:space="preserve"> </w:t>
-      </w:r>
-      <w:proofErr w:type="spellStart"/>
-      <w:r>
-        <w:rPr>
-          <w:rFonts w:eastAsia="Times New Roman" w:cs="Times New Roman"/>
-          <w:bCs/>
-          <w:spacing w:val="-8"/>
-          <w:szCs w:val="28"/>
-        </w:rPr>
-        <w:t>Nghị</w:t>
-      </w:r>
-      <w:proofErr w:type="spellEnd"/>
-      <w:r>
-        <w:rPr>
-          <w:rFonts w:eastAsia="Times New Roman" w:cs="Times New Roman"/>
-          <w:bCs/>
-          <w:spacing w:val="-8"/>
-          <w:szCs w:val="28"/>
-        </w:rPr>
-        <w:t xml:space="preserve"> </w:t>
-      </w:r>
-      <w:proofErr w:type="spellStart"/>
-      <w:r>
-        <w:rPr>
-          <w:rFonts w:eastAsia="Times New Roman" w:cs="Times New Roman"/>
-          <w:bCs/>
-          <w:spacing w:val="-8"/>
-          <w:szCs w:val="28"/>
-        </w:rPr>
-        <w:t>định</w:t>
-      </w:r>
-      <w:proofErr w:type="spellEnd"/>
-      <w:r>
-        <w:rPr>
-          <w:rFonts w:eastAsia="Times New Roman" w:cs="Times New Roman"/>
-          <w:bCs/>
-          <w:spacing w:val="-8"/>
-          <w:szCs w:val="28"/>
-        </w:rPr>
-        <w:t xml:space="preserve"> </w:t>
-      </w:r>
-      <w:proofErr w:type="spellStart"/>
-      <w:r>
-        <w:rPr>
-          <w:rFonts w:eastAsia="Times New Roman" w:cs="Times New Roman"/>
-          <w:bCs/>
-          <w:spacing w:val="-8"/>
-          <w:szCs w:val="28"/>
-        </w:rPr>
-        <w:t>số</w:t>
+        <w:t xml:space="preserve">một</w:t>
+      </w:r>
+      <w:proofErr w:type="spellEnd"/>
+      <w:r>
+        <w:rPr>
+          <w:rFonts w:eastAsia="Times New Roman" w:cs="Times New Roman"/>
+          <w:bCs/>
+          <w:spacing w:val="-8"/>
+          <w:szCs w:val="28"/>
+        </w:rPr>
+        <w:t xml:space="preserve"> </w:t>
+      </w:r>
+      <w:proofErr w:type="spellStart"/>
+      <w:r>
+        <w:rPr>
+          <w:rFonts w:eastAsia="Times New Roman" w:cs="Times New Roman"/>
+          <w:bCs/>
+          <w:spacing w:val="-8"/>
+          <w:szCs w:val="28"/>
+        </w:rPr>
+        <w:t xml:space="preserve">số</w:t>
+      </w:r>
+      <w:proofErr w:type="spellEnd"/>
+      <w:r>
+        <w:rPr>
+          <w:rFonts w:eastAsia="Times New Roman" w:cs="Times New Roman"/>
+          <w:bCs/>
+          <w:spacing w:val="-8"/>
+          <w:szCs w:val="28"/>
+        </w:rPr>
+        <w:t xml:space="preserve"> </w:t>
+      </w:r>
+      <w:proofErr w:type="spellStart"/>
+      <w:r>
+        <w:rPr>
+          <w:rFonts w:eastAsia="Times New Roman" w:cs="Times New Roman"/>
+          <w:bCs/>
+          <w:spacing w:val="-8"/>
+          <w:szCs w:val="28"/>
+        </w:rPr>
+        <w:t xml:space="preserve">điều</w:t>
+      </w:r>
+      <w:proofErr w:type="spellEnd"/>
+      <w:r>
+        <w:rPr>
+          <w:rFonts w:eastAsia="Times New Roman" w:cs="Times New Roman"/>
+          <w:bCs/>
+          <w:spacing w:val="-8"/>
+          <w:szCs w:val="28"/>
+        </w:rPr>
+        <w:t xml:space="preserve"> </w:t>
+      </w:r>
+      <w:proofErr w:type="spellStart"/>
+      <w:r>
+        <w:rPr>
+          <w:rFonts w:eastAsia="Times New Roman" w:cs="Times New Roman"/>
+          <w:bCs/>
+          <w:spacing w:val="-8"/>
+          <w:szCs w:val="28"/>
+        </w:rPr>
+        <w:t xml:space="preserve">của</w:t>
+      </w:r>
+      <w:proofErr w:type="spellEnd"/>
+      <w:r>
+        <w:rPr>
+          <w:rFonts w:eastAsia="Times New Roman" w:cs="Times New Roman"/>
+          <w:bCs/>
+          <w:spacing w:val="-8"/>
+          <w:szCs w:val="28"/>
+        </w:rPr>
+        <w:t xml:space="preserve"> </w:t>
+      </w:r>
+      <w:proofErr w:type="spellStart"/>
+      <w:r>
+        <w:rPr>
+          <w:rFonts w:eastAsia="Times New Roman" w:cs="Times New Roman"/>
+          <w:bCs/>
+          <w:spacing w:val="-8"/>
+          <w:szCs w:val="28"/>
+        </w:rPr>
+        <w:t xml:space="preserve">Nghị</w:t>
+      </w:r>
+      <w:proofErr w:type="spellEnd"/>
+      <w:r>
+        <w:rPr>
+          <w:rFonts w:eastAsia="Times New Roman" w:cs="Times New Roman"/>
+          <w:bCs/>
+          <w:spacing w:val="-8"/>
+          <w:szCs w:val="28"/>
+        </w:rPr>
+        <w:t xml:space="preserve"> </w:t>
+      </w:r>
+      <w:proofErr w:type="spellStart"/>
+      <w:r>
+        <w:rPr>
+          <w:rFonts w:eastAsia="Times New Roman" w:cs="Times New Roman"/>
+          <w:bCs/>
+          <w:spacing w:val="-8"/>
+          <w:szCs w:val="28"/>
+        </w:rPr>
+        <w:t xml:space="preserve">định</w:t>
+      </w:r>
+      <w:proofErr w:type="spellEnd"/>
+      <w:r>
+        <w:rPr>
+          <w:rFonts w:eastAsia="Times New Roman" w:cs="Times New Roman"/>
+          <w:bCs/>
+          <w:spacing w:val="-8"/>
+          <w:szCs w:val="28"/>
+        </w:rPr>
+        <w:t xml:space="preserve"> </w:t>
+      </w:r>
+      <w:proofErr w:type="spellStart"/>
+      <w:r>
+        <w:rPr>
+          <w:rFonts w:eastAsia="Times New Roman" w:cs="Times New Roman"/>
+          <w:bCs/>
+          <w:spacing w:val="-8"/>
+          <w:szCs w:val="28"/>
+        </w:rPr>
+        <w:t xml:space="preserve">số</w:t>
       </w:r>
       <w:proofErr w:type="spellEnd"/>
       <w:r>
@@ -2498,7 +2498,7 @@
           <w:spacing w:val="-8"/>
           <w:szCs w:val="28"/>
         </w:rPr>
-        <w:t>ngày</w:t>
+        <w:t xml:space="preserve">ngày</w:t>
       </w:r>
       <w:proofErr w:type="spellEnd"/>
       <w:r>
@@ -2518,147 +2518,147 @@
           <w:spacing w:val="-8"/>
           <w:szCs w:val="28"/>
         </w:rPr>
-        <w:t>của</w:t>
-      </w:r>
-      <w:proofErr w:type="spellEnd"/>
-      <w:r>
-        <w:rPr>
-          <w:rFonts w:eastAsia="Times New Roman" w:cs="Times New Roman"/>
-          <w:bCs/>
-          <w:spacing w:val="-8"/>
-          <w:szCs w:val="28"/>
-        </w:rPr>
-        <w:t xml:space="preserve"> </w:t>
-      </w:r>
-      <w:proofErr w:type="spellStart"/>
-      <w:r>
-        <w:rPr>
-          <w:rFonts w:eastAsia="Times New Roman" w:cs="Times New Roman"/>
-          <w:bCs/>
-          <w:spacing w:val="-8"/>
-          <w:szCs w:val="28"/>
-        </w:rPr>
-        <w:t>Chính</w:t>
-      </w:r>
-      <w:proofErr w:type="spellEnd"/>
-      <w:r>
-        <w:rPr>
-          <w:rFonts w:eastAsia="Times New Roman" w:cs="Times New Roman"/>
-          <w:bCs/>
-          <w:spacing w:val="-8"/>
-          <w:szCs w:val="28"/>
-        </w:rPr>
-        <w:t xml:space="preserve"> </w:t>
-      </w:r>
-      <w:proofErr w:type="spellStart"/>
-      <w:r>
-        <w:rPr>
-          <w:rFonts w:eastAsia="Times New Roman" w:cs="Times New Roman"/>
-          <w:bCs/>
-          <w:spacing w:val="-8"/>
-          <w:szCs w:val="28"/>
-        </w:rPr>
-        <w:t>phủ</w:t>
-      </w:r>
-      <w:proofErr w:type="spellEnd"/>
-      <w:r>
-        <w:rPr>
-          <w:rFonts w:eastAsia="Times New Roman" w:cs="Times New Roman"/>
-          <w:bCs/>
-          <w:spacing w:val="-8"/>
-          <w:szCs w:val="28"/>
-        </w:rPr>
-        <w:t xml:space="preserve"> </w:t>
-      </w:r>
-      <w:proofErr w:type="spellStart"/>
-      <w:r>
-        <w:rPr>
-          <w:rFonts w:eastAsia="Times New Roman" w:cs="Times New Roman"/>
-          <w:bCs/>
-          <w:spacing w:val="-8"/>
-          <w:szCs w:val="28"/>
-        </w:rPr>
-        <w:t>quy</w:t>
-      </w:r>
-      <w:proofErr w:type="spellEnd"/>
-      <w:r>
-        <w:rPr>
-          <w:rFonts w:eastAsia="Times New Roman" w:cs="Times New Roman"/>
-          <w:bCs/>
-          <w:spacing w:val="-8"/>
-          <w:szCs w:val="28"/>
-        </w:rPr>
-        <w:t xml:space="preserve"> </w:t>
-      </w:r>
-      <w:proofErr w:type="spellStart"/>
-      <w:r>
-        <w:rPr>
-          <w:rFonts w:eastAsia="Times New Roman" w:cs="Times New Roman"/>
-          <w:bCs/>
-          <w:spacing w:val="-8"/>
-          <w:szCs w:val="28"/>
-        </w:rPr>
-        <w:t>định</w:t>
-      </w:r>
-      <w:proofErr w:type="spellEnd"/>
-      <w:r>
-        <w:rPr>
-          <w:rFonts w:eastAsia="Times New Roman" w:cs="Times New Roman"/>
-          <w:bCs/>
-          <w:spacing w:val="-8"/>
-          <w:szCs w:val="28"/>
-        </w:rPr>
-        <w:t xml:space="preserve"> </w:t>
-      </w:r>
-      <w:proofErr w:type="spellStart"/>
-      <w:r>
-        <w:rPr>
-          <w:rFonts w:eastAsia="Times New Roman" w:cs="Times New Roman"/>
-          <w:bCs/>
-          <w:spacing w:val="-8"/>
-          <w:szCs w:val="28"/>
-        </w:rPr>
-        <w:t>về</w:t>
-      </w:r>
-      <w:proofErr w:type="spellEnd"/>
-      <w:r>
-        <w:rPr>
-          <w:rFonts w:eastAsia="Times New Roman" w:cs="Times New Roman"/>
-          <w:bCs/>
-          <w:spacing w:val="-8"/>
-          <w:szCs w:val="28"/>
-        </w:rPr>
-        <w:t xml:space="preserve"> </w:t>
-      </w:r>
-      <w:proofErr w:type="spellStart"/>
-      <w:r>
-        <w:rPr>
-          <w:rFonts w:eastAsia="Times New Roman" w:cs="Times New Roman"/>
-          <w:bCs/>
-          <w:spacing w:val="-8"/>
-          <w:szCs w:val="28"/>
-        </w:rPr>
-        <w:t>tuyển</w:t>
-      </w:r>
-      <w:proofErr w:type="spellEnd"/>
-      <w:r>
-        <w:rPr>
-          <w:rFonts w:eastAsia="Times New Roman" w:cs="Times New Roman"/>
-          <w:bCs/>
-          <w:spacing w:val="-8"/>
-          <w:szCs w:val="28"/>
-        </w:rPr>
-        <w:t xml:space="preserve"> </w:t>
-      </w:r>
-      <w:proofErr w:type="spellStart"/>
-      <w:r>
-        <w:rPr>
-          <w:rFonts w:eastAsia="Times New Roman" w:cs="Times New Roman"/>
-          <w:bCs/>
-          <w:spacing w:val="-8"/>
-          <w:szCs w:val="28"/>
-        </w:rPr>
-        <w:t>dụng</w:t>
+        <w:t xml:space="preserve">của</w:t>
+      </w:r>
+      <w:proofErr w:type="spellEnd"/>
+      <w:r>
+        <w:rPr>
+          <w:rFonts w:eastAsia="Times New Roman" w:cs="Times New Roman"/>
+          <w:bCs/>
+          <w:spacing w:val="-8"/>
+          <w:szCs w:val="28"/>
+        </w:rPr>
+        <w:t xml:space="preserve"> </w:t>
+      </w:r>
+      <w:proofErr w:type="spellStart"/>
+      <w:r>
+        <w:rPr>
+          <w:rFonts w:eastAsia="Times New Roman" w:cs="Times New Roman"/>
+          <w:bCs/>
+          <w:spacing w:val="-8"/>
+          <w:szCs w:val="28"/>
+        </w:rPr>
+        <w:t xml:space="preserve">Chính</w:t>
+      </w:r>
+      <w:proofErr w:type="spellEnd"/>
+      <w:r>
+        <w:rPr>
+          <w:rFonts w:eastAsia="Times New Roman" w:cs="Times New Roman"/>
+          <w:bCs/>
+          <w:spacing w:val="-8"/>
+          <w:szCs w:val="28"/>
+        </w:rPr>
+        <w:t xml:space="preserve"> </w:t>
+      </w:r>
+      <w:proofErr w:type="spellStart"/>
+      <w:r>
+        <w:rPr>
+          <w:rFonts w:eastAsia="Times New Roman" w:cs="Times New Roman"/>
+          <w:bCs/>
+          <w:spacing w:val="-8"/>
+          <w:szCs w:val="28"/>
+        </w:rPr>
+        <w:t xml:space="preserve">phủ</w:t>
+      </w:r>
+      <w:proofErr w:type="spellEnd"/>
+      <w:r>
+        <w:rPr>
+          <w:rFonts w:eastAsia="Times New Roman" w:cs="Times New Roman"/>
+          <w:bCs/>
+          <w:spacing w:val="-8"/>
+          <w:szCs w:val="28"/>
+        </w:rPr>
+        <w:t xml:space="preserve"> </w:t>
+      </w:r>
+      <w:proofErr w:type="spellStart"/>
+      <w:r>
+        <w:rPr>
+          <w:rFonts w:eastAsia="Times New Roman" w:cs="Times New Roman"/>
+          <w:bCs/>
+          <w:spacing w:val="-8"/>
+          <w:szCs w:val="28"/>
+        </w:rPr>
+        <w:t xml:space="preserve">quy</w:t>
+      </w:r>
+      <w:proofErr w:type="spellEnd"/>
+      <w:r>
+        <w:rPr>
+          <w:rFonts w:eastAsia="Times New Roman" w:cs="Times New Roman"/>
+          <w:bCs/>
+          <w:spacing w:val="-8"/>
+          <w:szCs w:val="28"/>
+        </w:rPr>
+        <w:t xml:space="preserve"> </w:t>
+      </w:r>
+      <w:proofErr w:type="spellStart"/>
+      <w:r>
+        <w:rPr>
+          <w:rFonts w:eastAsia="Times New Roman" w:cs="Times New Roman"/>
+          <w:bCs/>
+          <w:spacing w:val="-8"/>
+          <w:szCs w:val="28"/>
+        </w:rPr>
+        <w:t xml:space="preserve">định</w:t>
+      </w:r>
+      <w:proofErr w:type="spellEnd"/>
+      <w:r>
+        <w:rPr>
+          <w:rFonts w:eastAsia="Times New Roman" w:cs="Times New Roman"/>
+          <w:bCs/>
+          <w:spacing w:val="-8"/>
+          <w:szCs w:val="28"/>
+        </w:rPr>
+        <w:t xml:space="preserve"> </w:t>
+      </w:r>
+      <w:proofErr w:type="spellStart"/>
+      <w:r>
+        <w:rPr>
+          <w:rFonts w:eastAsia="Times New Roman" w:cs="Times New Roman"/>
+          <w:bCs/>
+          <w:spacing w:val="-8"/>
+          <w:szCs w:val="28"/>
+        </w:rPr>
+        <w:t xml:space="preserve">về</w:t>
+      </w:r>
+      <w:proofErr w:type="spellEnd"/>
+      <w:r>
+        <w:rPr>
+          <w:rFonts w:eastAsia="Times New Roman" w:cs="Times New Roman"/>
+          <w:bCs/>
+          <w:spacing w:val="-8"/>
+          <w:szCs w:val="28"/>
+        </w:rPr>
+        <w:t xml:space="preserve"> </w:t>
+      </w:r>
+      <w:proofErr w:type="spellStart"/>
+      <w:r>
+        <w:rPr>
+          <w:rFonts w:eastAsia="Times New Roman" w:cs="Times New Roman"/>
+          <w:bCs/>
+          <w:spacing w:val="-8"/>
+          <w:szCs w:val="28"/>
+        </w:rPr>
+        <w:t xml:space="preserve">tuyển</w:t>
+      </w:r>
+      <w:proofErr w:type="spellEnd"/>
+      <w:r>
+        <w:rPr>
+          <w:rFonts w:eastAsia="Times New Roman" w:cs="Times New Roman"/>
+          <w:bCs/>
+          <w:spacing w:val="-8"/>
+          <w:szCs w:val="28"/>
+        </w:rPr>
+        <w:t xml:space="preserve"> </w:t>
+      </w:r>
+      <w:proofErr w:type="spellStart"/>
+      <w:r>
+        <w:rPr>
+          <w:rFonts w:eastAsia="Times New Roman" w:cs="Times New Roman"/>
+          <w:bCs/>
+          <w:spacing w:val="-8"/>
+          <w:szCs w:val="28"/>
+        </w:rPr>
+        <w:t xml:space="preserve">dụng</w:t>
       </w:r>
       <w:proofErr w:type="spellEnd"/>
       <w:r>
@@ -2678,137 +2678,137 @@
           <w:spacing w:val="-8"/>
           <w:szCs w:val="28"/>
         </w:rPr>
-        <w:t>sử</w:t>
-      </w:r>
-      <w:proofErr w:type="spellEnd"/>
-      <w:r>
-        <w:rPr>
-          <w:rFonts w:eastAsia="Times New Roman" w:cs="Times New Roman"/>
-          <w:bCs/>
-          <w:spacing w:val="-8"/>
-          <w:szCs w:val="28"/>
-        </w:rPr>
-        <w:t xml:space="preserve"> </w:t>
-      </w:r>
-      <w:proofErr w:type="spellStart"/>
-      <w:r>
-        <w:rPr>
-          <w:rFonts w:eastAsia="Times New Roman" w:cs="Times New Roman"/>
-          <w:bCs/>
-          <w:spacing w:val="-8"/>
-          <w:szCs w:val="28"/>
-        </w:rPr>
-        <w:t>dụng</w:t>
-      </w:r>
-      <w:proofErr w:type="spellEnd"/>
-      <w:r>
-        <w:rPr>
-          <w:rFonts w:eastAsia="Times New Roman" w:cs="Times New Roman"/>
-          <w:bCs/>
-          <w:spacing w:val="-8"/>
-          <w:szCs w:val="28"/>
-        </w:rPr>
-        <w:t xml:space="preserve"> </w:t>
-      </w:r>
-      <w:proofErr w:type="spellStart"/>
-      <w:r>
-        <w:rPr>
-          <w:rFonts w:eastAsia="Times New Roman" w:cs="Times New Roman"/>
-          <w:bCs/>
-          <w:spacing w:val="-8"/>
-          <w:szCs w:val="28"/>
-        </w:rPr>
-        <w:t>và</w:t>
-      </w:r>
-      <w:proofErr w:type="spellEnd"/>
-      <w:r>
-        <w:rPr>
-          <w:rFonts w:eastAsia="Times New Roman" w:cs="Times New Roman"/>
-          <w:bCs/>
-          <w:spacing w:val="-8"/>
-          <w:szCs w:val="28"/>
-        </w:rPr>
-        <w:t xml:space="preserve"> </w:t>
-      </w:r>
-      <w:proofErr w:type="spellStart"/>
-      <w:r>
-        <w:rPr>
-          <w:rFonts w:eastAsia="Times New Roman" w:cs="Times New Roman"/>
-          <w:bCs/>
-          <w:spacing w:val="-8"/>
-          <w:szCs w:val="28"/>
-        </w:rPr>
-        <w:t>quản</w:t>
-      </w:r>
-      <w:proofErr w:type="spellEnd"/>
-      <w:r>
-        <w:rPr>
-          <w:rFonts w:eastAsia="Times New Roman" w:cs="Times New Roman"/>
-          <w:bCs/>
-          <w:spacing w:val="-8"/>
-          <w:szCs w:val="28"/>
-        </w:rPr>
-        <w:t xml:space="preserve"> </w:t>
-      </w:r>
-      <w:proofErr w:type="spellStart"/>
-      <w:r>
-        <w:rPr>
-          <w:rFonts w:eastAsia="Times New Roman" w:cs="Times New Roman"/>
-          <w:bCs/>
-          <w:spacing w:val="-8"/>
-          <w:szCs w:val="28"/>
-        </w:rPr>
-        <w:t>lý</w:t>
-      </w:r>
-      <w:proofErr w:type="spellEnd"/>
-      <w:r>
-        <w:rPr>
-          <w:rFonts w:eastAsia="Times New Roman" w:cs="Times New Roman"/>
-          <w:bCs/>
-          <w:spacing w:val="-8"/>
-          <w:szCs w:val="28"/>
-        </w:rPr>
-        <w:t xml:space="preserve"> </w:t>
-      </w:r>
-      <w:proofErr w:type="spellStart"/>
-      <w:r>
-        <w:rPr>
-          <w:rFonts w:eastAsia="Times New Roman" w:cs="Times New Roman"/>
-          <w:bCs/>
-          <w:spacing w:val="-8"/>
-          <w:szCs w:val="28"/>
-        </w:rPr>
-        <w:t>viên</w:t>
-      </w:r>
-      <w:proofErr w:type="spellEnd"/>
-      <w:r>
-        <w:rPr>
-          <w:rFonts w:eastAsia="Times New Roman" w:cs="Times New Roman"/>
-          <w:bCs/>
-          <w:spacing w:val="-8"/>
-          <w:szCs w:val="28"/>
-        </w:rPr>
-        <w:t xml:space="preserve"> </w:t>
-      </w:r>
-      <w:proofErr w:type="spellStart"/>
-      <w:r>
-        <w:rPr>
-          <w:rFonts w:eastAsia="Times New Roman" w:cs="Times New Roman"/>
-          <w:bCs/>
-          <w:spacing w:val="-8"/>
-          <w:szCs w:val="28"/>
-        </w:rPr>
-        <w:t>chức</w:t>
-      </w:r>
-      <w:proofErr w:type="spellEnd"/>
-      <w:r>
-        <w:rPr>
-          <w:rFonts w:eastAsia="Times New Roman" w:cs="Times New Roman"/>
-          <w:bCs/>
-          <w:spacing w:val="-8"/>
-          <w:szCs w:val="28"/>
-        </w:rPr>
-        <w:t>;</w:t>
+        <w:t xml:space="preserve">sử</w:t>
+      </w:r>
+      <w:proofErr w:type="spellEnd"/>
+      <w:r>
+        <w:rPr>
+          <w:rFonts w:eastAsia="Times New Roman" w:cs="Times New Roman"/>
+          <w:bCs/>
+          <w:spacing w:val="-8"/>
+          <w:szCs w:val="28"/>
+        </w:rPr>
+        <w:t xml:space="preserve"> </w:t>
+      </w:r>
+      <w:proofErr w:type="spellStart"/>
+      <w:r>
+        <w:rPr>
+          <w:rFonts w:eastAsia="Times New Roman" w:cs="Times New Roman"/>
+          <w:bCs/>
+          <w:spacing w:val="-8"/>
+          <w:szCs w:val="28"/>
+        </w:rPr>
+        <w:t xml:space="preserve">dụng</w:t>
+      </w:r>
+      <w:proofErr w:type="spellEnd"/>
+      <w:r>
+        <w:rPr>
+          <w:rFonts w:eastAsia="Times New Roman" w:cs="Times New Roman"/>
+          <w:bCs/>
+          <w:spacing w:val="-8"/>
+          <w:szCs w:val="28"/>
+        </w:rPr>
+        <w:t xml:space="preserve"> </w:t>
+      </w:r>
+      <w:proofErr w:type="spellStart"/>
+      <w:r>
+        <w:rPr>
+          <w:rFonts w:eastAsia="Times New Roman" w:cs="Times New Roman"/>
+          <w:bCs/>
+          <w:spacing w:val="-8"/>
+          <w:szCs w:val="28"/>
+        </w:rPr>
+        <w:t xml:space="preserve">và</w:t>
+      </w:r>
+      <w:proofErr w:type="spellEnd"/>
+      <w:r>
+        <w:rPr>
+          <w:rFonts w:eastAsia="Times New Roman" w:cs="Times New Roman"/>
+          <w:bCs/>
+          <w:spacing w:val="-8"/>
+          <w:szCs w:val="28"/>
+        </w:rPr>
+        <w:t xml:space="preserve"> </w:t>
+      </w:r>
+      <w:proofErr w:type="spellStart"/>
+      <w:r>
+        <w:rPr>
+          <w:rFonts w:eastAsia="Times New Roman" w:cs="Times New Roman"/>
+          <w:bCs/>
+          <w:spacing w:val="-8"/>
+          <w:szCs w:val="28"/>
+        </w:rPr>
+        <w:t xml:space="preserve">quản</w:t>
+      </w:r>
+      <w:proofErr w:type="spellEnd"/>
+      <w:r>
+        <w:rPr>
+          <w:rFonts w:eastAsia="Times New Roman" w:cs="Times New Roman"/>
+          <w:bCs/>
+          <w:spacing w:val="-8"/>
+          <w:szCs w:val="28"/>
+        </w:rPr>
+        <w:t xml:space="preserve"> </w:t>
+      </w:r>
+      <w:proofErr w:type="spellStart"/>
+      <w:r>
+        <w:rPr>
+          <w:rFonts w:eastAsia="Times New Roman" w:cs="Times New Roman"/>
+          <w:bCs/>
+          <w:spacing w:val="-8"/>
+          <w:szCs w:val="28"/>
+        </w:rPr>
+        <w:t xml:space="preserve">lý</w:t>
+      </w:r>
+      <w:proofErr w:type="spellEnd"/>
+      <w:r>
+        <w:rPr>
+          <w:rFonts w:eastAsia="Times New Roman" w:cs="Times New Roman"/>
+          <w:bCs/>
+          <w:spacing w:val="-8"/>
+          <w:szCs w:val="28"/>
+        </w:rPr>
+        <w:t xml:space="preserve"> </w:t>
+      </w:r>
+      <w:proofErr w:type="spellStart"/>
+      <w:r>
+        <w:rPr>
+          <w:rFonts w:eastAsia="Times New Roman" w:cs="Times New Roman"/>
+          <w:bCs/>
+          <w:spacing w:val="-8"/>
+          <w:szCs w:val="28"/>
+        </w:rPr>
+        <w:t xml:space="preserve">viên</w:t>
+      </w:r>
+      <w:proofErr w:type="spellEnd"/>
+      <w:r>
+        <w:rPr>
+          <w:rFonts w:eastAsia="Times New Roman" w:cs="Times New Roman"/>
+          <w:bCs/>
+          <w:spacing w:val="-8"/>
+          <w:szCs w:val="28"/>
+        </w:rPr>
+        <w:t xml:space="preserve"> </w:t>
+      </w:r>
+      <w:proofErr w:type="spellStart"/>
+      <w:r>
+        <w:rPr>
+          <w:rFonts w:eastAsia="Times New Roman" w:cs="Times New Roman"/>
+          <w:bCs/>
+          <w:spacing w:val="-8"/>
+          <w:szCs w:val="28"/>
+        </w:rPr>
+        <w:t xml:space="preserve">chức</w:t>
+      </w:r>
+      <w:proofErr w:type="spellEnd"/>
+      <w:r>
+        <w:rPr>
+          <w:rFonts w:eastAsia="Times New Roman" w:cs="Times New Roman"/>
+          <w:bCs/>
+          <w:spacing w:val="-8"/>
+          <w:szCs w:val="28"/>
+        </w:rPr>
+        <w:t xml:space="preserve">;</w:t>
       </w:r>
     </w:p>
     <w:p>
@@ -2830,97 +2830,97 @@
           <w:spacing w:val="-8"/>
           <w:szCs w:val="28"/>
         </w:rPr>
-        <w:t xml:space="preserve">   </w:t>
-      </w:r>
-      <w:proofErr w:type="spellStart"/>
-      <w:r>
-        <w:rPr>
-          <w:rFonts w:eastAsia="Times New Roman" w:cs="Times New Roman"/>
-          <w:bCs/>
-          <w:spacing w:val="-8"/>
-          <w:szCs w:val="28"/>
-        </w:rPr>
-        <w:t>Căn</w:t>
-      </w:r>
-      <w:proofErr w:type="spellEnd"/>
-      <w:r>
-        <w:rPr>
-          <w:rFonts w:eastAsia="Times New Roman" w:cs="Times New Roman"/>
-          <w:bCs/>
-          <w:spacing w:val="-8"/>
-          <w:szCs w:val="28"/>
-        </w:rPr>
-        <w:t xml:space="preserve"> </w:t>
-      </w:r>
-      <w:proofErr w:type="spellStart"/>
-      <w:r>
-        <w:rPr>
-          <w:rFonts w:eastAsia="Times New Roman" w:cs="Times New Roman"/>
-          <w:bCs/>
-          <w:spacing w:val="-8"/>
-          <w:szCs w:val="28"/>
-        </w:rPr>
-        <w:t>cứ</w:t>
-      </w:r>
-      <w:proofErr w:type="spellEnd"/>
-      <w:r>
-        <w:rPr>
-          <w:rFonts w:eastAsia="Times New Roman" w:cs="Times New Roman"/>
-          <w:bCs/>
-          <w:spacing w:val="-8"/>
-          <w:szCs w:val="28"/>
-        </w:rPr>
-        <w:t xml:space="preserve"> </w:t>
-      </w:r>
-      <w:proofErr w:type="spellStart"/>
-      <w:r>
-        <w:rPr>
-          <w:rFonts w:eastAsia="Times New Roman" w:cs="Times New Roman"/>
-          <w:bCs/>
-          <w:spacing w:val="-8"/>
-          <w:szCs w:val="28"/>
-        </w:rPr>
-        <w:t>Quyết</w:t>
-      </w:r>
-      <w:proofErr w:type="spellEnd"/>
-      <w:r>
-        <w:rPr>
-          <w:rFonts w:eastAsia="Times New Roman" w:cs="Times New Roman"/>
-          <w:bCs/>
-          <w:spacing w:val="-8"/>
-          <w:szCs w:val="28"/>
-        </w:rPr>
-        <w:t xml:space="preserve"> </w:t>
-      </w:r>
-      <w:proofErr w:type="spellStart"/>
-      <w:r>
-        <w:rPr>
-          <w:rFonts w:eastAsia="Times New Roman" w:cs="Times New Roman"/>
-          <w:bCs/>
-          <w:spacing w:val="-8"/>
-          <w:szCs w:val="28"/>
-        </w:rPr>
-        <w:t>định</w:t>
-      </w:r>
-      <w:proofErr w:type="spellEnd"/>
-      <w:r>
-        <w:rPr>
-          <w:rFonts w:eastAsia="Times New Roman" w:cs="Times New Roman"/>
-          <w:bCs/>
-          <w:spacing w:val="-8"/>
-          <w:szCs w:val="28"/>
-        </w:rPr>
-        <w:t xml:space="preserve"> </w:t>
-      </w:r>
-      <w:proofErr w:type="spellStart"/>
-      <w:r>
-        <w:rPr>
-          <w:rFonts w:eastAsia="Times New Roman" w:cs="Times New Roman"/>
-          <w:bCs/>
-          <w:spacing w:val="-8"/>
-          <w:szCs w:val="28"/>
-        </w:rPr>
-        <w:t>số</w:t>
+        <w:t xml:space="preserve"> </w:t>
+      </w:r>
+      <w:proofErr w:type="spellStart"/>
+      <w:r>
+        <w:rPr>
+          <w:rFonts w:eastAsia="Times New Roman" w:cs="Times New Roman"/>
+          <w:bCs/>
+          <w:spacing w:val="-8"/>
+          <w:szCs w:val="28"/>
+        </w:rPr>
+        <w:t xml:space="preserve">Căn</w:t>
+      </w:r>
+      <w:proofErr w:type="spellEnd"/>
+      <w:r>
+        <w:rPr>
+          <w:rFonts w:eastAsia="Times New Roman" w:cs="Times New Roman"/>
+          <w:bCs/>
+          <w:spacing w:val="-8"/>
+          <w:szCs w:val="28"/>
+        </w:rPr>
+        <w:t xml:space="preserve"> </w:t>
+      </w:r>
+      <w:proofErr w:type="spellStart"/>
+      <w:r>
+        <w:rPr>
+          <w:rFonts w:eastAsia="Times New Roman" w:cs="Times New Roman"/>
+          <w:bCs/>
+          <w:spacing w:val="-8"/>
+          <w:szCs w:val="28"/>
+        </w:rPr>
+        <w:t xml:space="preserve">cứ</w:t>
+      </w:r>
+      <w:proofErr w:type="spellEnd"/>
+      <w:r>
+        <w:rPr>
+          <w:rFonts w:eastAsia="Times New Roman" w:cs="Times New Roman"/>
+          <w:bCs/>
+          <w:spacing w:val="-8"/>
+          <w:szCs w:val="28"/>
+        </w:rPr>
+        <w:t xml:space="preserve"> </w:t>
+      </w:r>
+      <w:proofErr w:type="spellStart"/>
+      <w:r>
+        <w:rPr>
+          <w:rFonts w:eastAsia="Times New Roman" w:cs="Times New Roman"/>
+          <w:bCs/>
+          <w:spacing w:val="-8"/>
+          <w:szCs w:val="28"/>
+        </w:rPr>
+        <w:t xml:space="preserve">Quyết</w:t>
+      </w:r>
+      <w:proofErr w:type="spellEnd"/>
+      <w:r>
+        <w:rPr>
+          <w:rFonts w:eastAsia="Times New Roman" w:cs="Times New Roman"/>
+          <w:bCs/>
+          <w:spacing w:val="-8"/>
+          <w:szCs w:val="28"/>
+        </w:rPr>
+        <w:t xml:space="preserve"> </w:t>
+      </w:r>
+      <w:proofErr w:type="spellStart"/>
+      <w:r>
+        <w:rPr>
+          <w:rFonts w:eastAsia="Times New Roman" w:cs="Times New Roman"/>
+          <w:bCs/>
+          <w:spacing w:val="-8"/>
+          <w:szCs w:val="28"/>
+        </w:rPr>
+        <w:t xml:space="preserve">định</w:t>
+      </w:r>
+      <w:proofErr w:type="spellEnd"/>
+      <w:r>
+        <w:rPr>
+          <w:rFonts w:eastAsia="Times New Roman" w:cs="Times New Roman"/>
+          <w:bCs/>
+          <w:spacing w:val="-8"/>
+          <w:szCs w:val="28"/>
+        </w:rPr>
+        <w:t xml:space="preserve"> </w:t>
+      </w:r>
+      <w:proofErr w:type="spellStart"/>
+      <w:r>
+        <w:rPr>
+          <w:rFonts w:eastAsia="Times New Roman" w:cs="Times New Roman"/>
+          <w:bCs/>
+          <w:spacing w:val="-8"/>
+          <w:szCs w:val="28"/>
+        </w:rPr>
+        <w:t xml:space="preserve">số</w:t>
       </w:r>
       <w:proofErr w:type="spellEnd"/>
       <w:r>
@@ -2940,7 +2940,7 @@
           <w:spacing w:val="-8"/>
           <w:szCs w:val="28"/>
         </w:rPr>
-        <w:t>ngày</w:t>
+        <w:t xml:space="preserve">ngày</w:t>
       </w:r>
       <w:proofErr w:type="spellEnd"/>
       <w:r>
@@ -2960,67 +2960,67 @@
           <w:spacing w:val="-8"/>
           <w:szCs w:val="28"/>
         </w:rPr>
-        <w:t>của</w:t>
-      </w:r>
-      <w:proofErr w:type="spellEnd"/>
-      <w:r>
-        <w:rPr>
-          <w:rFonts w:eastAsia="Times New Roman" w:cs="Times New Roman"/>
-          <w:bCs/>
-          <w:spacing w:val="-8"/>
-          <w:szCs w:val="28"/>
-        </w:rPr>
-        <w:t xml:space="preserve"> </w:t>
-      </w:r>
-      <w:proofErr w:type="spellStart"/>
-      <w:r>
-        <w:rPr>
-          <w:rFonts w:eastAsia="Times New Roman" w:cs="Times New Roman"/>
-          <w:bCs/>
-          <w:spacing w:val="-8"/>
-          <w:szCs w:val="28"/>
-        </w:rPr>
-        <w:t>Giám</w:t>
-      </w:r>
-      <w:proofErr w:type="spellEnd"/>
-      <w:r>
-        <w:rPr>
-          <w:rFonts w:eastAsia="Times New Roman" w:cs="Times New Roman"/>
-          <w:bCs/>
-          <w:spacing w:val="-8"/>
-          <w:szCs w:val="28"/>
-        </w:rPr>
-        <w:t xml:space="preserve"> </w:t>
-      </w:r>
-      <w:proofErr w:type="spellStart"/>
-      <w:r>
-        <w:rPr>
-          <w:rFonts w:eastAsia="Times New Roman" w:cs="Times New Roman"/>
-          <w:bCs/>
-          <w:spacing w:val="-8"/>
-          <w:szCs w:val="28"/>
-        </w:rPr>
-        <w:t>đốc</w:t>
-      </w:r>
-      <w:proofErr w:type="spellEnd"/>
-      <w:r>
-        <w:rPr>
-          <w:rFonts w:eastAsia="Times New Roman" w:cs="Times New Roman"/>
-          <w:bCs/>
-          <w:spacing w:val="-8"/>
-          <w:szCs w:val="28"/>
-        </w:rPr>
-        <w:t xml:space="preserve"> </w:t>
-      </w:r>
-      <w:proofErr w:type="spellStart"/>
-      <w:r>
-        <w:rPr>
-          <w:rFonts w:eastAsia="Times New Roman" w:cs="Times New Roman"/>
-          <w:bCs/>
-          <w:spacing w:val="-8"/>
-          <w:szCs w:val="28"/>
-        </w:rPr>
-        <w:t>Sở</w:t>
+        <w:t xml:space="preserve">của</w:t>
+      </w:r>
+      <w:proofErr w:type="spellEnd"/>
+      <w:r>
+        <w:rPr>
+          <w:rFonts w:eastAsia="Times New Roman" w:cs="Times New Roman"/>
+          <w:bCs/>
+          <w:spacing w:val="-8"/>
+          <w:szCs w:val="28"/>
+        </w:rPr>
+        <w:t xml:space="preserve"> </w:t>
+      </w:r>
+      <w:proofErr w:type="spellStart"/>
+      <w:r>
+        <w:rPr>
+          <w:rFonts w:eastAsia="Times New Roman" w:cs="Times New Roman"/>
+          <w:bCs/>
+          <w:spacing w:val="-8"/>
+          <w:szCs w:val="28"/>
+        </w:rPr>
+        <w:t xml:space="preserve">Giám</w:t>
+      </w:r>
+      <w:proofErr w:type="spellEnd"/>
+      <w:r>
+        <w:rPr>
+          <w:rFonts w:eastAsia="Times New Roman" w:cs="Times New Roman"/>
+          <w:bCs/>
+          <w:spacing w:val="-8"/>
+          <w:szCs w:val="28"/>
+        </w:rPr>
+        <w:t xml:space="preserve"> </w:t>
+      </w:r>
+      <w:proofErr w:type="spellStart"/>
+      <w:r>
+        <w:rPr>
+          <w:rFonts w:eastAsia="Times New Roman" w:cs="Times New Roman"/>
+          <w:bCs/>
+          <w:spacing w:val="-8"/>
+          <w:szCs w:val="28"/>
+        </w:rPr>
+        <w:t xml:space="preserve">đốc</w:t>
+      </w:r>
+      <w:proofErr w:type="spellEnd"/>
+      <w:r>
+        <w:rPr>
+          <w:rFonts w:eastAsia="Times New Roman" w:cs="Times New Roman"/>
+          <w:bCs/>
+          <w:spacing w:val="-8"/>
+          <w:szCs w:val="28"/>
+        </w:rPr>
+        <w:t xml:space="preserve"> </w:t>
+      </w:r>
+      <w:proofErr w:type="spellStart"/>
+      <w:r>
+        <w:rPr>
+          <w:rFonts w:eastAsia="Times New Roman" w:cs="Times New Roman"/>
+          <w:bCs/>
+          <w:spacing w:val="-8"/>
+          <w:szCs w:val="28"/>
+        </w:rPr>
+        <w:t xml:space="preserve">Sở</w:t>
       </w:r>
       <w:proofErr w:type="spellEnd"/>
       <w:r>
@@ -3040,167 +3040,167 @@
           <w:spacing w:val="-8"/>
           <w:szCs w:val="28"/>
         </w:rPr>
-        <w:t>tế</w:t>
-      </w:r>
-      <w:proofErr w:type="spellEnd"/>
-      <w:r>
-        <w:rPr>
-          <w:rFonts w:eastAsia="Times New Roman" w:cs="Times New Roman"/>
-          <w:bCs/>
-          <w:spacing w:val="-8"/>
-          <w:szCs w:val="28"/>
-        </w:rPr>
-        <w:t xml:space="preserve"> </w:t>
-      </w:r>
-      <w:proofErr w:type="spellStart"/>
-      <w:r>
-        <w:rPr>
-          <w:rFonts w:eastAsia="Times New Roman" w:cs="Times New Roman"/>
-          <w:bCs/>
-          <w:spacing w:val="-8"/>
-          <w:szCs w:val="28"/>
-        </w:rPr>
-        <w:t>Phú</w:t>
-      </w:r>
-      <w:proofErr w:type="spellEnd"/>
-      <w:r>
-        <w:rPr>
-          <w:rFonts w:eastAsia="Times New Roman" w:cs="Times New Roman"/>
-          <w:bCs/>
-          <w:spacing w:val="-8"/>
-          <w:szCs w:val="28"/>
-        </w:rPr>
-        <w:t xml:space="preserve"> </w:t>
-      </w:r>
-      <w:proofErr w:type="spellStart"/>
-      <w:r>
-        <w:rPr>
-          <w:rFonts w:eastAsia="Times New Roman" w:cs="Times New Roman"/>
-          <w:bCs/>
-          <w:spacing w:val="-8"/>
-          <w:szCs w:val="28"/>
-        </w:rPr>
-        <w:t>Thọ</w:t>
-      </w:r>
-      <w:proofErr w:type="spellEnd"/>
-      <w:r>
-        <w:rPr>
-          <w:rFonts w:eastAsia="Times New Roman" w:cs="Times New Roman"/>
-          <w:bCs/>
-          <w:spacing w:val="-8"/>
-          <w:szCs w:val="28"/>
-        </w:rPr>
-        <w:t xml:space="preserve"> </w:t>
-      </w:r>
-      <w:proofErr w:type="spellStart"/>
-      <w:r>
-        <w:rPr>
-          <w:rFonts w:eastAsia="Times New Roman" w:cs="Times New Roman"/>
-          <w:bCs/>
-          <w:spacing w:val="-8"/>
-          <w:szCs w:val="28"/>
-        </w:rPr>
-        <w:t>về</w:t>
-      </w:r>
-      <w:proofErr w:type="spellEnd"/>
-      <w:r>
-        <w:rPr>
-          <w:rFonts w:eastAsia="Times New Roman" w:cs="Times New Roman"/>
-          <w:bCs/>
-          <w:spacing w:val="-8"/>
-          <w:szCs w:val="28"/>
-        </w:rPr>
-        <w:t xml:space="preserve"> </w:t>
-      </w:r>
-      <w:proofErr w:type="spellStart"/>
-      <w:r>
-        <w:rPr>
-          <w:rFonts w:eastAsia="Times New Roman" w:cs="Times New Roman"/>
-          <w:bCs/>
-          <w:spacing w:val="-8"/>
-          <w:szCs w:val="28"/>
-        </w:rPr>
-        <w:t>việc</w:t>
-      </w:r>
-      <w:proofErr w:type="spellEnd"/>
-      <w:r>
-        <w:rPr>
-          <w:rFonts w:eastAsia="Times New Roman" w:cs="Times New Roman"/>
-          <w:bCs/>
-          <w:spacing w:val="-8"/>
-          <w:szCs w:val="28"/>
-        </w:rPr>
-        <w:t xml:space="preserve"> </w:t>
-      </w:r>
-      <w:proofErr w:type="spellStart"/>
-      <w:r>
-        <w:rPr>
-          <w:rFonts w:eastAsia="Times New Roman" w:cs="Times New Roman"/>
-          <w:bCs/>
-          <w:spacing w:val="-8"/>
-          <w:szCs w:val="28"/>
-        </w:rPr>
-        <w:t>quy</w:t>
-      </w:r>
-      <w:proofErr w:type="spellEnd"/>
-      <w:r>
-        <w:rPr>
-          <w:rFonts w:eastAsia="Times New Roman" w:cs="Times New Roman"/>
-          <w:bCs/>
-          <w:spacing w:val="-8"/>
-          <w:szCs w:val="28"/>
-        </w:rPr>
-        <w:t xml:space="preserve"> </w:t>
-      </w:r>
-      <w:proofErr w:type="spellStart"/>
-      <w:r>
-        <w:rPr>
-          <w:rFonts w:eastAsia="Times New Roman" w:cs="Times New Roman"/>
-          <w:bCs/>
-          <w:spacing w:val="-8"/>
-          <w:szCs w:val="28"/>
-        </w:rPr>
-        <w:t>định</w:t>
-      </w:r>
-      <w:proofErr w:type="spellEnd"/>
-      <w:r>
-        <w:rPr>
-          <w:rFonts w:eastAsia="Times New Roman" w:cs="Times New Roman"/>
-          <w:bCs/>
-          <w:spacing w:val="-8"/>
-          <w:szCs w:val="28"/>
-        </w:rPr>
-        <w:t xml:space="preserve"> </w:t>
-      </w:r>
-      <w:proofErr w:type="spellStart"/>
-      <w:r>
-        <w:rPr>
-          <w:rFonts w:eastAsia="Times New Roman" w:cs="Times New Roman"/>
-          <w:bCs/>
-          <w:spacing w:val="-8"/>
-          <w:szCs w:val="28"/>
-        </w:rPr>
-        <w:t>chức</w:t>
-      </w:r>
-      <w:proofErr w:type="spellEnd"/>
-      <w:r>
-        <w:rPr>
-          <w:rFonts w:eastAsia="Times New Roman" w:cs="Times New Roman"/>
-          <w:bCs/>
-          <w:spacing w:val="-8"/>
-          <w:szCs w:val="28"/>
-        </w:rPr>
-        <w:t xml:space="preserve"> </w:t>
-      </w:r>
-      <w:proofErr w:type="spellStart"/>
-      <w:r>
-        <w:rPr>
-          <w:rFonts w:eastAsia="Times New Roman" w:cs="Times New Roman"/>
-          <w:bCs/>
-          <w:spacing w:val="-8"/>
-          <w:szCs w:val="28"/>
-        </w:rPr>
-        <w:t>năng</w:t>
+        <w:t xml:space="preserve">tế</w:t>
+      </w:r>
+      <w:proofErr w:type="spellEnd"/>
+      <w:r>
+        <w:rPr>
+          <w:rFonts w:eastAsia="Times New Roman" w:cs="Times New Roman"/>
+          <w:bCs/>
+          <w:spacing w:val="-8"/>
+          <w:szCs w:val="28"/>
+        </w:rPr>
+        <w:t xml:space="preserve"> </w:t>
+      </w:r>
+      <w:proofErr w:type="spellStart"/>
+      <w:r>
+        <w:rPr>
+          <w:rFonts w:eastAsia="Times New Roman" w:cs="Times New Roman"/>
+          <w:bCs/>
+          <w:spacing w:val="-8"/>
+          <w:szCs w:val="28"/>
+        </w:rPr>
+        <w:t xml:space="preserve">Phú</w:t>
+      </w:r>
+      <w:proofErr w:type="spellEnd"/>
+      <w:r>
+        <w:rPr>
+          <w:rFonts w:eastAsia="Times New Roman" w:cs="Times New Roman"/>
+          <w:bCs/>
+          <w:spacing w:val="-8"/>
+          <w:szCs w:val="28"/>
+        </w:rPr>
+        <w:t xml:space="preserve"> </w:t>
+      </w:r>
+      <w:proofErr w:type="spellStart"/>
+      <w:r>
+        <w:rPr>
+          <w:rFonts w:eastAsia="Times New Roman" w:cs="Times New Roman"/>
+          <w:bCs/>
+          <w:spacing w:val="-8"/>
+          <w:szCs w:val="28"/>
+        </w:rPr>
+        <w:t xml:space="preserve">Thọ</w:t>
+      </w:r>
+      <w:proofErr w:type="spellEnd"/>
+      <w:r>
+        <w:rPr>
+          <w:rFonts w:eastAsia="Times New Roman" w:cs="Times New Roman"/>
+          <w:bCs/>
+          <w:spacing w:val="-8"/>
+          <w:szCs w:val="28"/>
+        </w:rPr>
+        <w:t xml:space="preserve"> </w:t>
+      </w:r>
+      <w:proofErr w:type="spellStart"/>
+      <w:r>
+        <w:rPr>
+          <w:rFonts w:eastAsia="Times New Roman" w:cs="Times New Roman"/>
+          <w:bCs/>
+          <w:spacing w:val="-8"/>
+          <w:szCs w:val="28"/>
+        </w:rPr>
+        <w:t xml:space="preserve">về</w:t>
+      </w:r>
+      <w:proofErr w:type="spellEnd"/>
+      <w:r>
+        <w:rPr>
+          <w:rFonts w:eastAsia="Times New Roman" w:cs="Times New Roman"/>
+          <w:bCs/>
+          <w:spacing w:val="-8"/>
+          <w:szCs w:val="28"/>
+        </w:rPr>
+        <w:t xml:space="preserve"> </w:t>
+      </w:r>
+      <w:proofErr w:type="spellStart"/>
+      <w:r>
+        <w:rPr>
+          <w:rFonts w:eastAsia="Times New Roman" w:cs="Times New Roman"/>
+          <w:bCs/>
+          <w:spacing w:val="-8"/>
+          <w:szCs w:val="28"/>
+        </w:rPr>
+        <w:t xml:space="preserve">việc</w:t>
+      </w:r>
+      <w:proofErr w:type="spellEnd"/>
+      <w:r>
+        <w:rPr>
+          <w:rFonts w:eastAsia="Times New Roman" w:cs="Times New Roman"/>
+          <w:bCs/>
+          <w:spacing w:val="-8"/>
+          <w:szCs w:val="28"/>
+        </w:rPr>
+        <w:t xml:space="preserve"> </w:t>
+      </w:r>
+      <w:proofErr w:type="spellStart"/>
+      <w:r>
+        <w:rPr>
+          <w:rFonts w:eastAsia="Times New Roman" w:cs="Times New Roman"/>
+          <w:bCs/>
+          <w:spacing w:val="-8"/>
+          <w:szCs w:val="28"/>
+        </w:rPr>
+        <w:t xml:space="preserve">quy</w:t>
+      </w:r>
+      <w:proofErr w:type="spellEnd"/>
+      <w:r>
+        <w:rPr>
+          <w:rFonts w:eastAsia="Times New Roman" w:cs="Times New Roman"/>
+          <w:bCs/>
+          <w:spacing w:val="-8"/>
+          <w:szCs w:val="28"/>
+        </w:rPr>
+        <w:t xml:space="preserve"> </w:t>
+      </w:r>
+      <w:proofErr w:type="spellStart"/>
+      <w:r>
+        <w:rPr>
+          <w:rFonts w:eastAsia="Times New Roman" w:cs="Times New Roman"/>
+          <w:bCs/>
+          <w:spacing w:val="-8"/>
+          <w:szCs w:val="28"/>
+        </w:rPr>
+        <w:t xml:space="preserve">định</w:t>
+      </w:r>
+      <w:proofErr w:type="spellEnd"/>
+      <w:r>
+        <w:rPr>
+          <w:rFonts w:eastAsia="Times New Roman" w:cs="Times New Roman"/>
+          <w:bCs/>
+          <w:spacing w:val="-8"/>
+          <w:szCs w:val="28"/>
+        </w:rPr>
+        <w:t xml:space="preserve"> </w:t>
+      </w:r>
+      <w:proofErr w:type="spellStart"/>
+      <w:r>
+        <w:rPr>
+          <w:rFonts w:eastAsia="Times New Roman" w:cs="Times New Roman"/>
+          <w:bCs/>
+          <w:spacing w:val="-8"/>
+          <w:szCs w:val="28"/>
+        </w:rPr>
+        <w:t xml:space="preserve">chức</w:t>
+      </w:r>
+      <w:proofErr w:type="spellEnd"/>
+      <w:r>
+        <w:rPr>
+          <w:rFonts w:eastAsia="Times New Roman" w:cs="Times New Roman"/>
+          <w:bCs/>
+          <w:spacing w:val="-8"/>
+          <w:szCs w:val="28"/>
+        </w:rPr>
+        <w:t xml:space="preserve"> </w:t>
+      </w:r>
+      <w:proofErr w:type="spellStart"/>
+      <w:r>
+        <w:rPr>
+          <w:rFonts w:eastAsia="Times New Roman" w:cs="Times New Roman"/>
+          <w:bCs/>
+          <w:spacing w:val="-8"/>
+          <w:szCs w:val="28"/>
+        </w:rPr>
+        <w:t xml:space="preserve">năng</w:t>
       </w:r>
       <w:proofErr w:type="spellEnd"/>
       <w:r>
@@ -3220,27 +3220,27 @@
           <w:spacing w:val="-8"/>
           <w:szCs w:val="28"/>
         </w:rPr>
-        <w:t>nhiệm</w:t>
-      </w:r>
-      <w:proofErr w:type="spellEnd"/>
-      <w:r>
-        <w:rPr>
-          <w:rFonts w:eastAsia="Times New Roman" w:cs="Times New Roman"/>
-          <w:bCs/>
-          <w:spacing w:val="-8"/>
-          <w:szCs w:val="28"/>
-        </w:rPr>
-        <w:t xml:space="preserve"> </w:t>
-      </w:r>
-      <w:proofErr w:type="spellStart"/>
-      <w:r>
-        <w:rPr>
-          <w:rFonts w:eastAsia="Times New Roman" w:cs="Times New Roman"/>
-          <w:bCs/>
-          <w:spacing w:val="-8"/>
-          <w:szCs w:val="28"/>
-        </w:rPr>
-        <w:t>vụ</w:t>
+        <w:t xml:space="preserve">nhiệm</w:t>
+      </w:r>
+      <w:proofErr w:type="spellEnd"/>
+      <w:r>
+        <w:rPr>
+          <w:rFonts w:eastAsia="Times New Roman" w:cs="Times New Roman"/>
+          <w:bCs/>
+          <w:spacing w:val="-8"/>
+          <w:szCs w:val="28"/>
+        </w:rPr>
+        <w:t xml:space="preserve"> </w:t>
+      </w:r>
+      <w:proofErr w:type="spellStart"/>
+      <w:r>
+        <w:rPr>
+          <w:rFonts w:eastAsia="Times New Roman" w:cs="Times New Roman"/>
+          <w:bCs/>
+          <w:spacing w:val="-8"/>
+          <w:szCs w:val="28"/>
+        </w:rPr>
+        <w:t xml:space="preserve">vụ</w:t>
       </w:r>
       <w:proofErr w:type="spellEnd"/>
       <w:r>
@@ -3260,257 +3260,257 @@
           <w:spacing w:val="-8"/>
           <w:szCs w:val="28"/>
         </w:rPr>
-        <w:t>quyền</w:t>
-      </w:r>
-      <w:proofErr w:type="spellEnd"/>
-      <w:r>
-        <w:rPr>
-          <w:rFonts w:eastAsia="Times New Roman" w:cs="Times New Roman"/>
-          <w:bCs/>
-          <w:spacing w:val="-8"/>
-          <w:szCs w:val="28"/>
-        </w:rPr>
-        <w:t xml:space="preserve"> </w:t>
-      </w:r>
-      <w:proofErr w:type="spellStart"/>
-      <w:r>
-        <w:rPr>
-          <w:rFonts w:eastAsia="Times New Roman" w:cs="Times New Roman"/>
-          <w:bCs/>
-          <w:spacing w:val="-8"/>
-          <w:szCs w:val="28"/>
-        </w:rPr>
-        <w:t>hạn</w:t>
-      </w:r>
-      <w:proofErr w:type="spellEnd"/>
-      <w:r>
-        <w:rPr>
-          <w:rFonts w:eastAsia="Times New Roman" w:cs="Times New Roman"/>
-          <w:bCs/>
-          <w:spacing w:val="-8"/>
-          <w:szCs w:val="28"/>
-        </w:rPr>
-        <w:t xml:space="preserve"> </w:t>
-      </w:r>
-      <w:proofErr w:type="spellStart"/>
-      <w:r>
-        <w:rPr>
-          <w:rFonts w:eastAsia="Times New Roman" w:cs="Times New Roman"/>
-          <w:bCs/>
-          <w:spacing w:val="-8"/>
-          <w:szCs w:val="28"/>
-        </w:rPr>
-        <w:t>và</w:t>
-      </w:r>
-      <w:proofErr w:type="spellEnd"/>
-      <w:r>
-        <w:rPr>
-          <w:rFonts w:eastAsia="Times New Roman" w:cs="Times New Roman"/>
-          <w:bCs/>
-          <w:spacing w:val="-8"/>
-          <w:szCs w:val="28"/>
-        </w:rPr>
-        <w:t xml:space="preserve"> </w:t>
-      </w:r>
-      <w:proofErr w:type="spellStart"/>
-      <w:r>
-        <w:rPr>
-          <w:rFonts w:eastAsia="Times New Roman" w:cs="Times New Roman"/>
-          <w:bCs/>
-          <w:spacing w:val="-8"/>
-          <w:szCs w:val="28"/>
-        </w:rPr>
-        <w:t>cơ</w:t>
-      </w:r>
-      <w:proofErr w:type="spellEnd"/>
-      <w:r>
-        <w:rPr>
-          <w:rFonts w:eastAsia="Times New Roman" w:cs="Times New Roman"/>
-          <w:bCs/>
-          <w:spacing w:val="-8"/>
-          <w:szCs w:val="28"/>
-        </w:rPr>
-        <w:t xml:space="preserve"> </w:t>
-      </w:r>
-      <w:proofErr w:type="spellStart"/>
-      <w:r>
-        <w:rPr>
-          <w:rFonts w:eastAsia="Times New Roman" w:cs="Times New Roman"/>
-          <w:bCs/>
-          <w:spacing w:val="-8"/>
-          <w:szCs w:val="28"/>
-        </w:rPr>
-        <w:t>cấu</w:t>
-      </w:r>
-      <w:proofErr w:type="spellEnd"/>
-      <w:r>
-        <w:rPr>
-          <w:rFonts w:eastAsia="Times New Roman" w:cs="Times New Roman"/>
-          <w:bCs/>
-          <w:spacing w:val="-8"/>
-          <w:szCs w:val="28"/>
-        </w:rPr>
-        <w:t xml:space="preserve"> </w:t>
-      </w:r>
-      <w:proofErr w:type="spellStart"/>
-      <w:r>
-        <w:rPr>
-          <w:rFonts w:eastAsia="Times New Roman" w:cs="Times New Roman"/>
-          <w:bCs/>
-          <w:spacing w:val="-8"/>
-          <w:szCs w:val="28"/>
-        </w:rPr>
-        <w:t>tổ</w:t>
-      </w:r>
-      <w:proofErr w:type="spellEnd"/>
-      <w:r>
-        <w:rPr>
-          <w:rFonts w:eastAsia="Times New Roman" w:cs="Times New Roman"/>
-          <w:bCs/>
-          <w:spacing w:val="-8"/>
-          <w:szCs w:val="28"/>
-        </w:rPr>
-        <w:t xml:space="preserve"> </w:t>
-      </w:r>
-      <w:proofErr w:type="spellStart"/>
-      <w:r>
-        <w:rPr>
-          <w:rFonts w:eastAsia="Times New Roman" w:cs="Times New Roman"/>
-          <w:bCs/>
-          <w:spacing w:val="-8"/>
-          <w:szCs w:val="28"/>
-        </w:rPr>
-        <w:t>chức</w:t>
-      </w:r>
-      <w:proofErr w:type="spellEnd"/>
-      <w:r>
-        <w:rPr>
-          <w:rFonts w:eastAsia="Times New Roman" w:cs="Times New Roman"/>
-          <w:bCs/>
-          <w:spacing w:val="-8"/>
-          <w:szCs w:val="28"/>
-        </w:rPr>
-        <w:t xml:space="preserve"> </w:t>
-      </w:r>
-      <w:proofErr w:type="spellStart"/>
-      <w:r>
-        <w:rPr>
-          <w:rFonts w:eastAsia="Times New Roman" w:cs="Times New Roman"/>
-          <w:bCs/>
-          <w:spacing w:val="-8"/>
-          <w:szCs w:val="28"/>
-        </w:rPr>
-        <w:t>của</w:t>
-      </w:r>
-      <w:proofErr w:type="spellEnd"/>
-      <w:r>
-        <w:rPr>
-          <w:rFonts w:eastAsia="Times New Roman" w:cs="Times New Roman"/>
-          <w:bCs/>
-          <w:spacing w:val="-8"/>
-          <w:szCs w:val="28"/>
-        </w:rPr>
-        <w:t xml:space="preserve"> </w:t>
-      </w:r>
-      <w:proofErr w:type="spellStart"/>
-      <w:r>
-        <w:rPr>
-          <w:rFonts w:eastAsia="Times New Roman" w:cs="Times New Roman"/>
-          <w:bCs/>
-          <w:spacing w:val="-8"/>
-          <w:szCs w:val="28"/>
-        </w:rPr>
-        <w:t>Bệnh</w:t>
-      </w:r>
-      <w:proofErr w:type="spellEnd"/>
-      <w:r>
-        <w:rPr>
-          <w:rFonts w:eastAsia="Times New Roman" w:cs="Times New Roman"/>
-          <w:bCs/>
-          <w:spacing w:val="-8"/>
-          <w:szCs w:val="28"/>
-        </w:rPr>
-        <w:t xml:space="preserve"> </w:t>
-      </w:r>
-      <w:proofErr w:type="spellStart"/>
-      <w:r>
-        <w:rPr>
-          <w:rFonts w:eastAsia="Times New Roman" w:cs="Times New Roman"/>
-          <w:bCs/>
-          <w:spacing w:val="-8"/>
-          <w:szCs w:val="28"/>
-        </w:rPr>
-        <w:t>viện</w:t>
-      </w:r>
-      <w:proofErr w:type="spellEnd"/>
-      <w:r>
-        <w:rPr>
-          <w:rFonts w:eastAsia="Times New Roman" w:cs="Times New Roman"/>
-          <w:bCs/>
-          <w:spacing w:val="-8"/>
-          <w:szCs w:val="28"/>
-        </w:rPr>
-        <w:t xml:space="preserve"> </w:t>
-      </w:r>
-      <w:proofErr w:type="spellStart"/>
-      <w:r>
-        <w:rPr>
-          <w:rFonts w:eastAsia="Times New Roman" w:cs="Times New Roman"/>
-          <w:bCs/>
-          <w:spacing w:val="-8"/>
-          <w:szCs w:val="28"/>
-        </w:rPr>
-        <w:t>tỉnh</w:t>
-      </w:r>
-      <w:proofErr w:type="spellEnd"/>
-      <w:r>
-        <w:rPr>
-          <w:rFonts w:eastAsia="Times New Roman" w:cs="Times New Roman"/>
-          <w:bCs/>
-          <w:spacing w:val="-8"/>
-          <w:szCs w:val="28"/>
-        </w:rPr>
-        <w:t xml:space="preserve"> </w:t>
-      </w:r>
-      <w:proofErr w:type="spellStart"/>
-      <w:r>
-        <w:rPr>
-          <w:rFonts w:eastAsia="Times New Roman" w:cs="Times New Roman"/>
-          <w:bCs/>
-          <w:spacing w:val="-8"/>
-          <w:szCs w:val="28"/>
-        </w:rPr>
-        <w:t>Phú</w:t>
-      </w:r>
-      <w:proofErr w:type="spellEnd"/>
-      <w:r>
-        <w:rPr>
-          <w:rFonts w:eastAsia="Times New Roman" w:cs="Times New Roman"/>
-          <w:bCs/>
-          <w:spacing w:val="-8"/>
-          <w:szCs w:val="28"/>
-        </w:rPr>
-        <w:t xml:space="preserve"> </w:t>
-      </w:r>
-      <w:proofErr w:type="spellStart"/>
-      <w:r>
-        <w:rPr>
-          <w:rFonts w:eastAsia="Times New Roman" w:cs="Times New Roman"/>
-          <w:bCs/>
-          <w:spacing w:val="-8"/>
-          <w:szCs w:val="28"/>
-        </w:rPr>
-        <w:t>Thọ</w:t>
-      </w:r>
-      <w:proofErr w:type="spellEnd"/>
-      <w:r>
-        <w:rPr>
-          <w:rFonts w:eastAsia="Times New Roman" w:cs="Times New Roman"/>
-          <w:bCs/>
-          <w:spacing w:val="-8"/>
-          <w:szCs w:val="28"/>
-        </w:rPr>
-        <w:t>;</w:t>
+        <w:t xml:space="preserve">quyền</w:t>
+      </w:r>
+      <w:proofErr w:type="spellEnd"/>
+      <w:r>
+        <w:rPr>
+          <w:rFonts w:eastAsia="Times New Roman" w:cs="Times New Roman"/>
+          <w:bCs/>
+          <w:spacing w:val="-8"/>
+          <w:szCs w:val="28"/>
+        </w:rPr>
+        <w:t xml:space="preserve"> </w:t>
+      </w:r>
+      <w:proofErr w:type="spellStart"/>
+      <w:r>
+        <w:rPr>
+          <w:rFonts w:eastAsia="Times New Roman" w:cs="Times New Roman"/>
+          <w:bCs/>
+          <w:spacing w:val="-8"/>
+          <w:szCs w:val="28"/>
+        </w:rPr>
+        <w:t xml:space="preserve">hạn</w:t>
+      </w:r>
+      <w:proofErr w:type="spellEnd"/>
+      <w:r>
+        <w:rPr>
+          <w:rFonts w:eastAsia="Times New Roman" w:cs="Times New Roman"/>
+          <w:bCs/>
+          <w:spacing w:val="-8"/>
+          <w:szCs w:val="28"/>
+        </w:rPr>
+        <w:t xml:space="preserve"> </w:t>
+      </w:r>
+      <w:proofErr w:type="spellStart"/>
+      <w:r>
+        <w:rPr>
+          <w:rFonts w:eastAsia="Times New Roman" w:cs="Times New Roman"/>
+          <w:bCs/>
+          <w:spacing w:val="-8"/>
+          <w:szCs w:val="28"/>
+        </w:rPr>
+        <w:t xml:space="preserve">và</w:t>
+      </w:r>
+      <w:proofErr w:type="spellEnd"/>
+      <w:r>
+        <w:rPr>
+          <w:rFonts w:eastAsia="Times New Roman" w:cs="Times New Roman"/>
+          <w:bCs/>
+          <w:spacing w:val="-8"/>
+          <w:szCs w:val="28"/>
+        </w:rPr>
+        <w:t xml:space="preserve"> </w:t>
+      </w:r>
+      <w:proofErr w:type="spellStart"/>
+      <w:r>
+        <w:rPr>
+          <w:rFonts w:eastAsia="Times New Roman" w:cs="Times New Roman"/>
+          <w:bCs/>
+          <w:spacing w:val="-8"/>
+          <w:szCs w:val="28"/>
+        </w:rPr>
+        <w:t xml:space="preserve">cơ</w:t>
+      </w:r>
+      <w:proofErr w:type="spellEnd"/>
+      <w:r>
+        <w:rPr>
+          <w:rFonts w:eastAsia="Times New Roman" w:cs="Times New Roman"/>
+          <w:bCs/>
+          <w:spacing w:val="-8"/>
+          <w:szCs w:val="28"/>
+        </w:rPr>
+        <w:t xml:space="preserve"> </w:t>
+      </w:r>
+      <w:proofErr w:type="spellStart"/>
+      <w:r>
+        <w:rPr>
+          <w:rFonts w:eastAsia="Times New Roman" w:cs="Times New Roman"/>
+          <w:bCs/>
+          <w:spacing w:val="-8"/>
+          <w:szCs w:val="28"/>
+        </w:rPr>
+        <w:t xml:space="preserve">cấu</w:t>
+      </w:r>
+      <w:proofErr w:type="spellEnd"/>
+      <w:r>
+        <w:rPr>
+          <w:rFonts w:eastAsia="Times New Roman" w:cs="Times New Roman"/>
+          <w:bCs/>
+          <w:spacing w:val="-8"/>
+          <w:szCs w:val="28"/>
+        </w:rPr>
+        <w:t xml:space="preserve"> </w:t>
+      </w:r>
+      <w:proofErr w:type="spellStart"/>
+      <w:r>
+        <w:rPr>
+          <w:rFonts w:eastAsia="Times New Roman" w:cs="Times New Roman"/>
+          <w:bCs/>
+          <w:spacing w:val="-8"/>
+          <w:szCs w:val="28"/>
+        </w:rPr>
+        <w:t xml:space="preserve">tổ</w:t>
+      </w:r>
+      <w:proofErr w:type="spellEnd"/>
+      <w:r>
+        <w:rPr>
+          <w:rFonts w:eastAsia="Times New Roman" w:cs="Times New Roman"/>
+          <w:bCs/>
+          <w:spacing w:val="-8"/>
+          <w:szCs w:val="28"/>
+        </w:rPr>
+        <w:t xml:space="preserve"> </w:t>
+      </w:r>
+      <w:proofErr w:type="spellStart"/>
+      <w:r>
+        <w:rPr>
+          <w:rFonts w:eastAsia="Times New Roman" w:cs="Times New Roman"/>
+          <w:bCs/>
+          <w:spacing w:val="-8"/>
+          <w:szCs w:val="28"/>
+        </w:rPr>
+        <w:t xml:space="preserve">chức</w:t>
+      </w:r>
+      <w:proofErr w:type="spellEnd"/>
+      <w:r>
+        <w:rPr>
+          <w:rFonts w:eastAsia="Times New Roman" w:cs="Times New Roman"/>
+          <w:bCs/>
+          <w:spacing w:val="-8"/>
+          <w:szCs w:val="28"/>
+        </w:rPr>
+        <w:t xml:space="preserve"> </w:t>
+      </w:r>
+      <w:proofErr w:type="spellStart"/>
+      <w:r>
+        <w:rPr>
+          <w:rFonts w:eastAsia="Times New Roman" w:cs="Times New Roman"/>
+          <w:bCs/>
+          <w:spacing w:val="-8"/>
+          <w:szCs w:val="28"/>
+        </w:rPr>
+        <w:t xml:space="preserve">của</w:t>
+      </w:r>
+      <w:proofErr w:type="spellEnd"/>
+      <w:r>
+        <w:rPr>
+          <w:rFonts w:eastAsia="Times New Roman" w:cs="Times New Roman"/>
+          <w:bCs/>
+          <w:spacing w:val="-8"/>
+          <w:szCs w:val="28"/>
+        </w:rPr>
+        <w:t xml:space="preserve"> </w:t>
+      </w:r>
+      <w:proofErr w:type="spellStart"/>
+      <w:r>
+        <w:rPr>
+          <w:rFonts w:eastAsia="Times New Roman" w:cs="Times New Roman"/>
+          <w:bCs/>
+          <w:spacing w:val="-8"/>
+          <w:szCs w:val="28"/>
+        </w:rPr>
+        <w:t xml:space="preserve">Bệnh</w:t>
+      </w:r>
+      <w:proofErr w:type="spellEnd"/>
+      <w:r>
+        <w:rPr>
+          <w:rFonts w:eastAsia="Times New Roman" w:cs="Times New Roman"/>
+          <w:bCs/>
+          <w:spacing w:val="-8"/>
+          <w:szCs w:val="28"/>
+        </w:rPr>
+        <w:t xml:space="preserve"> </w:t>
+      </w:r>
+      <w:proofErr w:type="spellStart"/>
+      <w:r>
+        <w:rPr>
+          <w:rFonts w:eastAsia="Times New Roman" w:cs="Times New Roman"/>
+          <w:bCs/>
+          <w:spacing w:val="-8"/>
+          <w:szCs w:val="28"/>
+        </w:rPr>
+        <w:t xml:space="preserve">viện</w:t>
+      </w:r>
+      <w:proofErr w:type="spellEnd"/>
+      <w:r>
+        <w:rPr>
+          <w:rFonts w:eastAsia="Times New Roman" w:cs="Times New Roman"/>
+          <w:bCs/>
+          <w:spacing w:val="-8"/>
+          <w:szCs w:val="28"/>
+        </w:rPr>
+        <w:t xml:space="preserve"> </w:t>
+      </w:r>
+      <w:proofErr w:type="spellStart"/>
+      <w:r>
+        <w:rPr>
+          <w:rFonts w:eastAsia="Times New Roman" w:cs="Times New Roman"/>
+          <w:bCs/>
+          <w:spacing w:val="-8"/>
+          <w:szCs w:val="28"/>
+        </w:rPr>
+        <w:t xml:space="preserve">tỉnh</w:t>
+      </w:r>
+      <w:proofErr w:type="spellEnd"/>
+      <w:r>
+        <w:rPr>
+          <w:rFonts w:eastAsia="Times New Roman" w:cs="Times New Roman"/>
+          <w:bCs/>
+          <w:spacing w:val="-8"/>
+          <w:szCs w:val="28"/>
+        </w:rPr>
+        <w:t xml:space="preserve"> </w:t>
+      </w:r>
+      <w:proofErr w:type="spellStart"/>
+      <w:r>
+        <w:rPr>
+          <w:rFonts w:eastAsia="Times New Roman" w:cs="Times New Roman"/>
+          <w:bCs/>
+          <w:spacing w:val="-8"/>
+          <w:szCs w:val="28"/>
+        </w:rPr>
+        <w:t xml:space="preserve">Phú</w:t>
+      </w:r>
+      <w:proofErr w:type="spellEnd"/>
+      <w:r>
+        <w:rPr>
+          <w:rFonts w:eastAsia="Times New Roman" w:cs="Times New Roman"/>
+          <w:bCs/>
+          <w:spacing w:val="-8"/>
+          <w:szCs w:val="28"/>
+        </w:rPr>
+        <w:t xml:space="preserve"> </w:t>
+      </w:r>
+      <w:proofErr w:type="spellStart"/>
+      <w:r>
+        <w:rPr>
+          <w:rFonts w:eastAsia="Times New Roman" w:cs="Times New Roman"/>
+          <w:bCs/>
+          <w:spacing w:val="-8"/>
+          <w:szCs w:val="28"/>
+        </w:rPr>
+        <w:t xml:space="preserve">Thọ</w:t>
+      </w:r>
+      <w:proofErr w:type="spellEnd"/>
+      <w:r>
+        <w:rPr>
+          <w:rFonts w:eastAsia="Times New Roman" w:cs="Times New Roman"/>
+          <w:bCs/>
+          <w:spacing w:val="-8"/>
+          <w:szCs w:val="28"/>
+        </w:rPr>
+        <w:t xml:space="preserve">;</w:t>
       </w:r>
     </w:p>
     <w:p>
@@ -3532,97 +3532,97 @@
           <w:spacing w:val="-8"/>
           <w:szCs w:val="28"/>
         </w:rPr>
-        <w:t xml:space="preserve">   </w:t>
-      </w:r>
-      <w:proofErr w:type="spellStart"/>
-      <w:r>
-        <w:rPr>
-          <w:rFonts w:eastAsia="Times New Roman" w:cs="Times New Roman"/>
-          <w:bCs/>
-          <w:spacing w:val="-8"/>
-          <w:szCs w:val="28"/>
-        </w:rPr>
-        <w:t>Căn</w:t>
-      </w:r>
-      <w:proofErr w:type="spellEnd"/>
-      <w:r>
-        <w:rPr>
-          <w:rFonts w:eastAsia="Times New Roman" w:cs="Times New Roman"/>
-          <w:bCs/>
-          <w:spacing w:val="-8"/>
-          <w:szCs w:val="28"/>
-        </w:rPr>
-        <w:t xml:space="preserve"> </w:t>
-      </w:r>
-      <w:proofErr w:type="spellStart"/>
-      <w:r>
-        <w:rPr>
-          <w:rFonts w:eastAsia="Times New Roman" w:cs="Times New Roman"/>
-          <w:bCs/>
-          <w:spacing w:val="-8"/>
-          <w:szCs w:val="28"/>
-        </w:rPr>
-        <w:t>cứ</w:t>
-      </w:r>
-      <w:proofErr w:type="spellEnd"/>
-      <w:r>
-        <w:rPr>
-          <w:rFonts w:eastAsia="Times New Roman" w:cs="Times New Roman"/>
-          <w:bCs/>
-          <w:spacing w:val="-8"/>
-          <w:szCs w:val="28"/>
-        </w:rPr>
-        <w:t xml:space="preserve"> </w:t>
-      </w:r>
-      <w:proofErr w:type="spellStart"/>
-      <w:r>
-        <w:rPr>
-          <w:rFonts w:eastAsia="Times New Roman" w:cs="Times New Roman"/>
-          <w:bCs/>
-          <w:spacing w:val="-8"/>
-          <w:szCs w:val="28"/>
-        </w:rPr>
-        <w:t>Thông</w:t>
-      </w:r>
-      <w:proofErr w:type="spellEnd"/>
-      <w:r>
-        <w:rPr>
-          <w:rFonts w:eastAsia="Times New Roman" w:cs="Times New Roman"/>
-          <w:bCs/>
-          <w:spacing w:val="-8"/>
-          <w:szCs w:val="28"/>
-        </w:rPr>
-        <w:t xml:space="preserve"> </w:t>
-      </w:r>
-      <w:proofErr w:type="spellStart"/>
-      <w:r>
-        <w:rPr>
-          <w:rFonts w:eastAsia="Times New Roman" w:cs="Times New Roman"/>
-          <w:bCs/>
-          <w:spacing w:val="-8"/>
-          <w:szCs w:val="28"/>
-        </w:rPr>
-        <w:t>báo</w:t>
-      </w:r>
-      <w:proofErr w:type="spellEnd"/>
-      <w:r>
-        <w:rPr>
-          <w:rFonts w:eastAsia="Times New Roman" w:cs="Times New Roman"/>
-          <w:bCs/>
-          <w:spacing w:val="-8"/>
-          <w:szCs w:val="28"/>
-        </w:rPr>
-        <w:t xml:space="preserve"> </w:t>
-      </w:r>
-      <w:proofErr w:type="spellStart"/>
-      <w:r>
-        <w:rPr>
-          <w:rFonts w:eastAsia="Times New Roman" w:cs="Times New Roman"/>
-          <w:bCs/>
-          <w:spacing w:val="-8"/>
-          <w:szCs w:val="28"/>
-        </w:rPr>
-        <w:t>số</w:t>
+        <w:t xml:space="preserve"> </w:t>
+      </w:r>
+      <w:proofErr w:type="spellStart"/>
+      <w:r>
+        <w:rPr>
+          <w:rFonts w:eastAsia="Times New Roman" w:cs="Times New Roman"/>
+          <w:bCs/>
+          <w:spacing w:val="-8"/>
+          <w:szCs w:val="28"/>
+        </w:rPr>
+        <w:t xml:space="preserve">Căn</w:t>
+      </w:r>
+      <w:proofErr w:type="spellEnd"/>
+      <w:r>
+        <w:rPr>
+          <w:rFonts w:eastAsia="Times New Roman" w:cs="Times New Roman"/>
+          <w:bCs/>
+          <w:spacing w:val="-8"/>
+          <w:szCs w:val="28"/>
+        </w:rPr>
+        <w:t xml:space="preserve"> </w:t>
+      </w:r>
+      <w:proofErr w:type="spellStart"/>
+      <w:r>
+        <w:rPr>
+          <w:rFonts w:eastAsia="Times New Roman" w:cs="Times New Roman"/>
+          <w:bCs/>
+          <w:spacing w:val="-8"/>
+          <w:szCs w:val="28"/>
+        </w:rPr>
+        <w:t xml:space="preserve">cứ</w:t>
+      </w:r>
+      <w:proofErr w:type="spellEnd"/>
+      <w:r>
+        <w:rPr>
+          <w:rFonts w:eastAsia="Times New Roman" w:cs="Times New Roman"/>
+          <w:bCs/>
+          <w:spacing w:val="-8"/>
+          <w:szCs w:val="28"/>
+        </w:rPr>
+        <w:t xml:space="preserve"> </w:t>
+      </w:r>
+      <w:proofErr w:type="spellStart"/>
+      <w:r>
+        <w:rPr>
+          <w:rFonts w:eastAsia="Times New Roman" w:cs="Times New Roman"/>
+          <w:bCs/>
+          <w:spacing w:val="-8"/>
+          <w:szCs w:val="28"/>
+        </w:rPr>
+        <w:t xml:space="preserve">Thông</w:t>
+      </w:r>
+      <w:proofErr w:type="spellEnd"/>
+      <w:r>
+        <w:rPr>
+          <w:rFonts w:eastAsia="Times New Roman" w:cs="Times New Roman"/>
+          <w:bCs/>
+          <w:spacing w:val="-8"/>
+          <w:szCs w:val="28"/>
+        </w:rPr>
+        <w:t xml:space="preserve"> </w:t>
+      </w:r>
+      <w:proofErr w:type="spellStart"/>
+      <w:r>
+        <w:rPr>
+          <w:rFonts w:eastAsia="Times New Roman" w:cs="Times New Roman"/>
+          <w:bCs/>
+          <w:spacing w:val="-8"/>
+          <w:szCs w:val="28"/>
+        </w:rPr>
+        <w:t xml:space="preserve">báo</w:t>
+      </w:r>
+      <w:proofErr w:type="spellEnd"/>
+      <w:r>
+        <w:rPr>
+          <w:rFonts w:eastAsia="Times New Roman" w:cs="Times New Roman"/>
+          <w:bCs/>
+          <w:spacing w:val="-8"/>
+          <w:szCs w:val="28"/>
+        </w:rPr>
+        <w:t xml:space="preserve"> </w:t>
+      </w:r>
+      <w:proofErr w:type="spellStart"/>
+      <w:r>
+        <w:rPr>
+          <w:rFonts w:eastAsia="Times New Roman" w:cs="Times New Roman"/>
+          <w:bCs/>
+          <w:spacing w:val="-8"/>
+          <w:szCs w:val="28"/>
+        </w:rPr>
+        <w:t xml:space="preserve">số</w:t>
       </w:r>
       <w:proofErr w:type="spellEnd"/>
       <w:r>
@@ -3642,7 +3642,7 @@
           <w:spacing w:val="-8"/>
           <w:szCs w:val="28"/>
         </w:rPr>
-        <w:t>ngày</w:t>
+        <w:t xml:space="preserve">ngày</w:t>
       </w:r>
       <w:proofErr w:type="spellEnd"/>
       <w:r>
@@ -3662,87 +3662,87 @@
           <w:spacing w:val="-8"/>
           <w:szCs w:val="28"/>
         </w:rPr>
-        <w:t>về</w:t>
-      </w:r>
-      <w:proofErr w:type="spellEnd"/>
-      <w:r>
-        <w:rPr>
-          <w:rFonts w:eastAsia="Times New Roman" w:cs="Times New Roman"/>
-          <w:bCs/>
-          <w:spacing w:val="-8"/>
-          <w:szCs w:val="28"/>
-        </w:rPr>
-        <w:t xml:space="preserve"> </w:t>
-      </w:r>
-      <w:proofErr w:type="spellStart"/>
-      <w:r>
-        <w:rPr>
-          <w:rFonts w:eastAsia="Times New Roman" w:cs="Times New Roman"/>
-          <w:bCs/>
-          <w:spacing w:val="-8"/>
-          <w:szCs w:val="28"/>
-        </w:rPr>
-        <w:t>việc</w:t>
-      </w:r>
-      <w:proofErr w:type="spellEnd"/>
-      <w:r>
-        <w:rPr>
-          <w:rFonts w:eastAsia="Times New Roman" w:cs="Times New Roman"/>
-          <w:bCs/>
-          <w:spacing w:val="-8"/>
-          <w:szCs w:val="28"/>
-        </w:rPr>
-        <w:t xml:space="preserve"> </w:t>
-      </w:r>
-      <w:proofErr w:type="spellStart"/>
-      <w:r>
-        <w:rPr>
-          <w:rFonts w:eastAsia="Times New Roman" w:cs="Times New Roman"/>
-          <w:bCs/>
-          <w:spacing w:val="-8"/>
-          <w:szCs w:val="28"/>
-        </w:rPr>
-        <w:t>nghỉ</w:t>
-      </w:r>
-      <w:proofErr w:type="spellEnd"/>
-      <w:r>
-        <w:rPr>
-          <w:rFonts w:eastAsia="Times New Roman" w:cs="Times New Roman"/>
-          <w:bCs/>
-          <w:spacing w:val="-8"/>
-          <w:szCs w:val="28"/>
-        </w:rPr>
-        <w:t xml:space="preserve"> </w:t>
-      </w:r>
-      <w:proofErr w:type="spellStart"/>
-      <w:r>
-        <w:rPr>
-          <w:rFonts w:eastAsia="Times New Roman" w:cs="Times New Roman"/>
-          <w:bCs/>
-          <w:spacing w:val="-8"/>
-          <w:szCs w:val="28"/>
-        </w:rPr>
-        <w:t>hưu</w:t>
-      </w:r>
-      <w:proofErr w:type="spellEnd"/>
-      <w:r>
-        <w:rPr>
-          <w:rFonts w:eastAsia="Times New Roman" w:cs="Times New Roman"/>
-          <w:bCs/>
-          <w:spacing w:val="-8"/>
-          <w:szCs w:val="28"/>
-        </w:rPr>
-        <w:t xml:space="preserve"> </w:t>
-      </w:r>
-      <w:proofErr w:type="spellStart"/>
-      <w:r>
-        <w:rPr>
-          <w:rFonts w:eastAsia="Times New Roman" w:cs="Times New Roman"/>
-          <w:bCs/>
-          <w:spacing w:val="-8"/>
-          <w:szCs w:val="28"/>
-        </w:rPr>
-        <w:t>đối</w:t>
+        <w:t xml:space="preserve">về</w:t>
+      </w:r>
+      <w:proofErr w:type="spellEnd"/>
+      <w:r>
+        <w:rPr>
+          <w:rFonts w:eastAsia="Times New Roman" w:cs="Times New Roman"/>
+          <w:bCs/>
+          <w:spacing w:val="-8"/>
+          <w:szCs w:val="28"/>
+        </w:rPr>
+        <w:t xml:space="preserve"> </w:t>
+      </w:r>
+      <w:proofErr w:type="spellStart"/>
+      <w:r>
+        <w:rPr>
+          <w:rFonts w:eastAsia="Times New Roman" w:cs="Times New Roman"/>
+          <w:bCs/>
+          <w:spacing w:val="-8"/>
+          <w:szCs w:val="28"/>
+        </w:rPr>
+        <w:t xml:space="preserve">việc</w:t>
+      </w:r>
+      <w:proofErr w:type="spellEnd"/>
+      <w:r>
+        <w:rPr>
+          <w:rFonts w:eastAsia="Times New Roman" w:cs="Times New Roman"/>
+          <w:bCs/>
+          <w:spacing w:val="-8"/>
+          <w:szCs w:val="28"/>
+        </w:rPr>
+        <w:t xml:space="preserve"> </w:t>
+      </w:r>
+      <w:proofErr w:type="spellStart"/>
+      <w:r>
+        <w:rPr>
+          <w:rFonts w:eastAsia="Times New Roman" w:cs="Times New Roman"/>
+          <w:bCs/>
+          <w:spacing w:val="-8"/>
+          <w:szCs w:val="28"/>
+        </w:rPr>
+        <w:t xml:space="preserve">nghỉ</w:t>
+      </w:r>
+      <w:proofErr w:type="spellEnd"/>
+      <w:r>
+        <w:rPr>
+          <w:rFonts w:eastAsia="Times New Roman" w:cs="Times New Roman"/>
+          <w:bCs/>
+          <w:spacing w:val="-8"/>
+          <w:szCs w:val="28"/>
+        </w:rPr>
+        <w:t xml:space="preserve"> </w:t>
+      </w:r>
+      <w:proofErr w:type="spellStart"/>
+      <w:r>
+        <w:rPr>
+          <w:rFonts w:eastAsia="Times New Roman" w:cs="Times New Roman"/>
+          <w:bCs/>
+          <w:spacing w:val="-8"/>
+          <w:szCs w:val="28"/>
+        </w:rPr>
+        <w:t xml:space="preserve">hưu</w:t>
+      </w:r>
+      <w:proofErr w:type="spellEnd"/>
+      <w:r>
+        <w:rPr>
+          <w:rFonts w:eastAsia="Times New Roman" w:cs="Times New Roman"/>
+          <w:bCs/>
+          <w:spacing w:val="-8"/>
+          <w:szCs w:val="28"/>
+        </w:rPr>
+        <w:t xml:space="preserve"> </w:t>
+      </w:r>
+      <w:proofErr w:type="spellStart"/>
+      <w:r>
+        <w:rPr>
+          <w:rFonts w:eastAsia="Times New Roman" w:cs="Times New Roman"/>
+          <w:bCs/>
+          <w:spacing w:val="-8"/>
+          <w:szCs w:val="28"/>
+        </w:rPr>
+        <w:t xml:space="preserve">đối</w:t>
       </w:r>
       <w:proofErr w:type="spellEnd"/>
       <w:r>
@@ -3763,27 +3763,27 @@
           <w:spacing w:val="-8"/>
           <w:szCs w:val="28"/>
         </w:rPr>
-        <w:t>với</w:t>
-      </w:r>
-      <w:proofErr w:type="spellEnd"/>
-      <w:r>
-        <w:rPr>
-          <w:rFonts w:eastAsia="Times New Roman" w:cs="Times New Roman"/>
-          <w:bCs/>
-          <w:spacing w:val="-8"/>
-          <w:szCs w:val="28"/>
-        </w:rPr>
-        <w:t xml:space="preserve">  </w:t>
-      </w:r>
-      <w:proofErr w:type="spellStart"/>
-      <w:r>
-        <w:rPr>
-          <w:rFonts w:eastAsia="Times New Roman" w:cs="Times New Roman"/>
-          <w:bCs/>
-          <w:spacing w:val="-8"/>
-          <w:szCs w:val="28"/>
-        </w:rPr>
-        <w:t>Viên</w:t>
+        <w:t xml:space="preserve">với</w:t>
+      </w:r>
+      <w:proofErr w:type="spellEnd"/>
+      <w:r>
+        <w:rPr>
+          <w:rFonts w:eastAsia="Times New Roman" w:cs="Times New Roman"/>
+          <w:bCs/>
+          <w:spacing w:val="-8"/>
+          <w:szCs w:val="28"/>
+        </w:rPr>
+        <w:t xml:space="preserve"> </w:t>
+      </w:r>
+      <w:proofErr w:type="spellStart"/>
+      <w:r>
+        <w:rPr>
+          <w:rFonts w:eastAsia="Times New Roman" w:cs="Times New Roman"/>
+          <w:bCs/>
+          <w:spacing w:val="-8"/>
+          <w:szCs w:val="28"/>
+        </w:rPr>
+        <w:t xml:space="preserve">Viên</w:t>
       </w:r>
       <w:proofErr w:type="spellEnd"/>
       <w:proofErr w:type="gramEnd"/>
@@ -3804,17 +3804,17 @@
           <w:spacing w:val="-8"/>
           <w:szCs w:val="28"/>
         </w:rPr>
-        <w:t>chức</w:t>
-      </w:r>
-      <w:proofErr w:type="spellEnd"/>
-      <w:r>
-        <w:rPr>
-          <w:rFonts w:eastAsia="Times New Roman" w:cs="Times New Roman"/>
-          <w:bCs/>
-          <w:spacing w:val="-8"/>
-          <w:szCs w:val="28"/>
-        </w:rPr>
-        <w:t>.</w:t>
+        <w:t xml:space="preserve">chức</w:t>
+      </w:r>
+      <w:proofErr w:type="spellEnd"/>
+      <w:r>
+        <w:rPr>
+          <w:rFonts w:eastAsia="Times New Roman" w:cs="Times New Roman"/>
+          <w:bCs/>
+          <w:spacing w:val="-8"/>
+          <w:szCs w:val="28"/>
+        </w:rPr>
+        <w:t xml:space="preserve">.</w:t>
       </w:r>
     </w:p>
     <w:p>
@@ -3836,157 +3836,157 @@
           <w:spacing w:val="-8"/>
           <w:szCs w:val="28"/>
         </w:rPr>
-        <w:t xml:space="preserve">   </w:t>
-      </w:r>
-      <w:proofErr w:type="spellStart"/>
-      <w:r>
-        <w:rPr>
-          <w:rFonts w:eastAsia="Times New Roman" w:cs="Times New Roman"/>
-          <w:bCs/>
-          <w:spacing w:val="-8"/>
-          <w:szCs w:val="28"/>
-        </w:rPr>
-        <w:t>Căn</w:t>
-      </w:r>
-      <w:proofErr w:type="spellEnd"/>
-      <w:r>
-        <w:rPr>
-          <w:rFonts w:eastAsia="Times New Roman" w:cs="Times New Roman"/>
-          <w:bCs/>
-          <w:spacing w:val="-8"/>
-          <w:szCs w:val="28"/>
-        </w:rPr>
-        <w:t xml:space="preserve"> </w:t>
-      </w:r>
-      <w:proofErr w:type="spellStart"/>
-      <w:r>
-        <w:rPr>
-          <w:rFonts w:eastAsia="Times New Roman" w:cs="Times New Roman"/>
-          <w:bCs/>
-          <w:spacing w:val="-8"/>
-          <w:szCs w:val="28"/>
-        </w:rPr>
-        <w:t>cứ</w:t>
-      </w:r>
-      <w:proofErr w:type="spellEnd"/>
-      <w:r>
-        <w:rPr>
-          <w:rFonts w:eastAsia="Times New Roman" w:cs="Times New Roman"/>
-          <w:bCs/>
-          <w:spacing w:val="-8"/>
-          <w:szCs w:val="28"/>
-        </w:rPr>
-        <w:t xml:space="preserve"> </w:t>
-      </w:r>
-      <w:proofErr w:type="spellStart"/>
-      <w:r>
-        <w:rPr>
-          <w:rFonts w:eastAsia="Times New Roman" w:cs="Times New Roman"/>
-          <w:bCs/>
-          <w:spacing w:val="-8"/>
-          <w:szCs w:val="28"/>
-        </w:rPr>
-        <w:t>hồ</w:t>
-      </w:r>
-      <w:proofErr w:type="spellEnd"/>
-      <w:r>
-        <w:rPr>
-          <w:rFonts w:eastAsia="Times New Roman" w:cs="Times New Roman"/>
-          <w:bCs/>
-          <w:spacing w:val="-8"/>
-          <w:szCs w:val="28"/>
-        </w:rPr>
-        <w:t xml:space="preserve"> </w:t>
-      </w:r>
-      <w:proofErr w:type="spellStart"/>
-      <w:r>
-        <w:rPr>
-          <w:rFonts w:eastAsia="Times New Roman" w:cs="Times New Roman"/>
-          <w:bCs/>
-          <w:spacing w:val="-8"/>
-          <w:szCs w:val="28"/>
-        </w:rPr>
-        <w:t>sơ</w:t>
-      </w:r>
-      <w:proofErr w:type="spellEnd"/>
-      <w:r>
-        <w:rPr>
-          <w:rFonts w:eastAsia="Times New Roman" w:cs="Times New Roman"/>
-          <w:bCs/>
-          <w:spacing w:val="-8"/>
-          <w:szCs w:val="28"/>
-        </w:rPr>
-        <w:t xml:space="preserve"> </w:t>
-      </w:r>
-      <w:proofErr w:type="spellStart"/>
-      <w:r>
-        <w:rPr>
-          <w:rFonts w:eastAsia="Times New Roman" w:cs="Times New Roman"/>
-          <w:bCs/>
-          <w:spacing w:val="-8"/>
-          <w:szCs w:val="28"/>
-        </w:rPr>
-        <w:t>Viên</w:t>
-      </w:r>
-      <w:proofErr w:type="spellEnd"/>
-      <w:r>
-        <w:rPr>
-          <w:rFonts w:eastAsia="Times New Roman" w:cs="Times New Roman"/>
-          <w:bCs/>
-          <w:spacing w:val="-8"/>
-          <w:szCs w:val="28"/>
-        </w:rPr>
-        <w:t xml:space="preserve"> </w:t>
-      </w:r>
-      <w:proofErr w:type="spellStart"/>
-      <w:r>
-        <w:rPr>
-          <w:rFonts w:eastAsia="Times New Roman" w:cs="Times New Roman"/>
-          <w:bCs/>
-          <w:spacing w:val="-8"/>
-          <w:szCs w:val="28"/>
-        </w:rPr>
-        <w:t>chức</w:t>
-      </w:r>
-      <w:proofErr w:type="spellEnd"/>
-      <w:r>
-        <w:rPr>
-          <w:rFonts w:eastAsia="Times New Roman" w:cs="Times New Roman"/>
-          <w:bCs/>
-          <w:spacing w:val="-8"/>
-          <w:szCs w:val="28"/>
-        </w:rPr>
-        <w:t xml:space="preserve"> </w:t>
-      </w:r>
-      <w:proofErr w:type="spellStart"/>
-      <w:r>
-        <w:rPr>
-          <w:rFonts w:eastAsia="Times New Roman" w:cs="Times New Roman"/>
-          <w:bCs/>
-          <w:spacing w:val="-8"/>
-          <w:szCs w:val="28"/>
-        </w:rPr>
-        <w:t>và</w:t>
-      </w:r>
-      <w:proofErr w:type="spellEnd"/>
-      <w:r>
-        <w:rPr>
-          <w:rFonts w:eastAsia="Times New Roman" w:cs="Times New Roman"/>
-          <w:bCs/>
-          <w:spacing w:val="-8"/>
-          <w:szCs w:val="28"/>
-        </w:rPr>
-        <w:t xml:space="preserve"> </w:t>
-      </w:r>
-      <w:proofErr w:type="spellStart"/>
-      <w:r>
-        <w:rPr>
-          <w:rFonts w:eastAsia="Times New Roman" w:cs="Times New Roman"/>
-          <w:bCs/>
-          <w:spacing w:val="-8"/>
-          <w:szCs w:val="28"/>
-        </w:rPr>
-        <w:t>hồ</w:t>
+        <w:t xml:space="preserve"> </w:t>
+      </w:r>
+      <w:proofErr w:type="spellStart"/>
+      <w:r>
+        <w:rPr>
+          <w:rFonts w:eastAsia="Times New Roman" w:cs="Times New Roman"/>
+          <w:bCs/>
+          <w:spacing w:val="-8"/>
+          <w:szCs w:val="28"/>
+        </w:rPr>
+        <w:t xml:space="preserve">Căn</w:t>
+      </w:r>
+      <w:proofErr w:type="spellEnd"/>
+      <w:r>
+        <w:rPr>
+          <w:rFonts w:eastAsia="Times New Roman" w:cs="Times New Roman"/>
+          <w:bCs/>
+          <w:spacing w:val="-8"/>
+          <w:szCs w:val="28"/>
+        </w:rPr>
+        <w:t xml:space="preserve"> </w:t>
+      </w:r>
+      <w:proofErr w:type="spellStart"/>
+      <w:r>
+        <w:rPr>
+          <w:rFonts w:eastAsia="Times New Roman" w:cs="Times New Roman"/>
+          <w:bCs/>
+          <w:spacing w:val="-8"/>
+          <w:szCs w:val="28"/>
+        </w:rPr>
+        <w:t xml:space="preserve">cứ</w:t>
+      </w:r>
+      <w:proofErr w:type="spellEnd"/>
+      <w:r>
+        <w:rPr>
+          <w:rFonts w:eastAsia="Times New Roman" w:cs="Times New Roman"/>
+          <w:bCs/>
+          <w:spacing w:val="-8"/>
+          <w:szCs w:val="28"/>
+        </w:rPr>
+        <w:t xml:space="preserve"> </w:t>
+      </w:r>
+      <w:proofErr w:type="spellStart"/>
+      <w:r>
+        <w:rPr>
+          <w:rFonts w:eastAsia="Times New Roman" w:cs="Times New Roman"/>
+          <w:bCs/>
+          <w:spacing w:val="-8"/>
+          <w:szCs w:val="28"/>
+        </w:rPr>
+        <w:t xml:space="preserve">hồ</w:t>
+      </w:r>
+      <w:proofErr w:type="spellEnd"/>
+      <w:r>
+        <w:rPr>
+          <w:rFonts w:eastAsia="Times New Roman" w:cs="Times New Roman"/>
+          <w:bCs/>
+          <w:spacing w:val="-8"/>
+          <w:szCs w:val="28"/>
+        </w:rPr>
+        <w:t xml:space="preserve"> </w:t>
+      </w:r>
+      <w:proofErr w:type="spellStart"/>
+      <w:r>
+        <w:rPr>
+          <w:rFonts w:eastAsia="Times New Roman" w:cs="Times New Roman"/>
+          <w:bCs/>
+          <w:spacing w:val="-8"/>
+          <w:szCs w:val="28"/>
+        </w:rPr>
+        <w:t xml:space="preserve">sơ</w:t>
+      </w:r>
+      <w:proofErr w:type="spellEnd"/>
+      <w:r>
+        <w:rPr>
+          <w:rFonts w:eastAsia="Times New Roman" w:cs="Times New Roman"/>
+          <w:bCs/>
+          <w:spacing w:val="-8"/>
+          <w:szCs w:val="28"/>
+        </w:rPr>
+        <w:t xml:space="preserve"> </w:t>
+      </w:r>
+      <w:proofErr w:type="spellStart"/>
+      <w:r>
+        <w:rPr>
+          <w:rFonts w:eastAsia="Times New Roman" w:cs="Times New Roman"/>
+          <w:bCs/>
+          <w:spacing w:val="-8"/>
+          <w:szCs w:val="28"/>
+        </w:rPr>
+        <w:t xml:space="preserve">Viên</w:t>
+      </w:r>
+      <w:proofErr w:type="spellEnd"/>
+      <w:r>
+        <w:rPr>
+          <w:rFonts w:eastAsia="Times New Roman" w:cs="Times New Roman"/>
+          <w:bCs/>
+          <w:spacing w:val="-8"/>
+          <w:szCs w:val="28"/>
+        </w:rPr>
+        <w:t xml:space="preserve"> </w:t>
+      </w:r>
+      <w:proofErr w:type="spellStart"/>
+      <w:r>
+        <w:rPr>
+          <w:rFonts w:eastAsia="Times New Roman" w:cs="Times New Roman"/>
+          <w:bCs/>
+          <w:spacing w:val="-8"/>
+          <w:szCs w:val="28"/>
+        </w:rPr>
+        <w:t xml:space="preserve">chức</w:t>
+      </w:r>
+      <w:proofErr w:type="spellEnd"/>
+      <w:r>
+        <w:rPr>
+          <w:rFonts w:eastAsia="Times New Roman" w:cs="Times New Roman"/>
+          <w:bCs/>
+          <w:spacing w:val="-8"/>
+          <w:szCs w:val="28"/>
+        </w:rPr>
+        <w:t xml:space="preserve"> </w:t>
+      </w:r>
+      <w:proofErr w:type="spellStart"/>
+      <w:r>
+        <w:rPr>
+          <w:rFonts w:eastAsia="Times New Roman" w:cs="Times New Roman"/>
+          <w:bCs/>
+          <w:spacing w:val="-8"/>
+          <w:szCs w:val="28"/>
+        </w:rPr>
+        <w:t xml:space="preserve">và</w:t>
+      </w:r>
+      <w:proofErr w:type="spellEnd"/>
+      <w:r>
+        <w:rPr>
+          <w:rFonts w:eastAsia="Times New Roman" w:cs="Times New Roman"/>
+          <w:bCs/>
+          <w:spacing w:val="-8"/>
+          <w:szCs w:val="28"/>
+        </w:rPr>
+        <w:t xml:space="preserve"> </w:t>
+      </w:r>
+      <w:proofErr w:type="spellStart"/>
+      <w:r>
+        <w:rPr>
+          <w:rFonts w:eastAsia="Times New Roman" w:cs="Times New Roman"/>
+          <w:bCs/>
+          <w:spacing w:val="-8"/>
+          <w:szCs w:val="28"/>
+        </w:rPr>
+        <w:t xml:space="preserve">hồ</w:t>
       </w:r>
       <w:proofErr w:type="spellEnd"/>
       <w:r>
@@ -4007,7 +4007,7 @@
           <w:spacing w:val="-8"/>
           <w:szCs w:val="28"/>
         </w:rPr>
-        <w:t>sơ</w:t>
+        <w:t xml:space="preserve">sơ</w:t>
       </w:r>
       <w:proofErr w:type="spellEnd"/>
       <w:proofErr w:type="gramEnd"/>
@@ -4028,67 +4028,67 @@
           <w:spacing w:val="-8"/>
           <w:szCs w:val="28"/>
         </w:rPr>
-        <w:t>Bảo</w:t>
-      </w:r>
-      <w:proofErr w:type="spellEnd"/>
-      <w:r>
-        <w:rPr>
-          <w:rFonts w:eastAsia="Times New Roman" w:cs="Times New Roman"/>
-          <w:bCs/>
-          <w:spacing w:val="-8"/>
-          <w:szCs w:val="28"/>
-        </w:rPr>
-        <w:t xml:space="preserve"> </w:t>
-      </w:r>
-      <w:proofErr w:type="spellStart"/>
-      <w:r>
-        <w:rPr>
-          <w:rFonts w:eastAsia="Times New Roman" w:cs="Times New Roman"/>
-          <w:bCs/>
-          <w:spacing w:val="-8"/>
-          <w:szCs w:val="28"/>
-        </w:rPr>
-        <w:t>hiểm</w:t>
-      </w:r>
-      <w:proofErr w:type="spellEnd"/>
-      <w:r>
-        <w:rPr>
-          <w:rFonts w:eastAsia="Times New Roman" w:cs="Times New Roman"/>
-          <w:bCs/>
-          <w:spacing w:val="-8"/>
-          <w:szCs w:val="28"/>
-        </w:rPr>
-        <w:t xml:space="preserve"> </w:t>
-      </w:r>
-      <w:proofErr w:type="spellStart"/>
-      <w:r>
-        <w:rPr>
-          <w:rFonts w:eastAsia="Times New Roman" w:cs="Times New Roman"/>
-          <w:bCs/>
-          <w:spacing w:val="-8"/>
-          <w:szCs w:val="28"/>
-        </w:rPr>
-        <w:t>xã</w:t>
-      </w:r>
-      <w:proofErr w:type="spellEnd"/>
-      <w:r>
-        <w:rPr>
-          <w:rFonts w:eastAsia="Times New Roman" w:cs="Times New Roman"/>
-          <w:bCs/>
-          <w:spacing w:val="-8"/>
-          <w:szCs w:val="28"/>
-        </w:rPr>
-        <w:t xml:space="preserve"> </w:t>
-      </w:r>
-      <w:proofErr w:type="spellStart"/>
-      <w:r>
-        <w:rPr>
-          <w:rFonts w:eastAsia="Times New Roman" w:cs="Times New Roman"/>
-          <w:bCs/>
-          <w:spacing w:val="-8"/>
-          <w:szCs w:val="28"/>
-        </w:rPr>
-        <w:t>hội</w:t>
+        <w:t xml:space="preserve">Bảo</w:t>
+      </w:r>
+      <w:proofErr w:type="spellEnd"/>
+      <w:r>
+        <w:rPr>
+          <w:rFonts w:eastAsia="Times New Roman" w:cs="Times New Roman"/>
+          <w:bCs/>
+          <w:spacing w:val="-8"/>
+          <w:szCs w:val="28"/>
+        </w:rPr>
+        <w:t xml:space="preserve"> </w:t>
+      </w:r>
+      <w:proofErr w:type="spellStart"/>
+      <w:r>
+        <w:rPr>
+          <w:rFonts w:eastAsia="Times New Roman" w:cs="Times New Roman"/>
+          <w:bCs/>
+          <w:spacing w:val="-8"/>
+          <w:szCs w:val="28"/>
+        </w:rPr>
+        <w:t xml:space="preserve">hiểm</w:t>
+      </w:r>
+      <w:proofErr w:type="spellEnd"/>
+      <w:r>
+        <w:rPr>
+          <w:rFonts w:eastAsia="Times New Roman" w:cs="Times New Roman"/>
+          <w:bCs/>
+          <w:spacing w:val="-8"/>
+          <w:szCs w:val="28"/>
+        </w:rPr>
+        <w:t xml:space="preserve"> </w:t>
+      </w:r>
+      <w:proofErr w:type="spellStart"/>
+      <w:r>
+        <w:rPr>
+          <w:rFonts w:eastAsia="Times New Roman" w:cs="Times New Roman"/>
+          <w:bCs/>
+          <w:spacing w:val="-8"/>
+          <w:szCs w:val="28"/>
+        </w:rPr>
+        <w:t xml:space="preserve">xã</w:t>
+      </w:r>
+      <w:proofErr w:type="spellEnd"/>
+      <w:r>
+        <w:rPr>
+          <w:rFonts w:eastAsia="Times New Roman" w:cs="Times New Roman"/>
+          <w:bCs/>
+          <w:spacing w:val="-8"/>
+          <w:szCs w:val="28"/>
+        </w:rPr>
+        <w:t xml:space="preserve"> </w:t>
+      </w:r>
+      <w:proofErr w:type="spellStart"/>
+      <w:r>
+        <w:rPr>
+          <w:rFonts w:eastAsia="Times New Roman" w:cs="Times New Roman"/>
+          <w:bCs/>
+          <w:spacing w:val="-8"/>
+          <w:szCs w:val="28"/>
+        </w:rPr>
+        <w:t xml:space="preserve">hội</w:t>
       </w:r>
       <w:proofErr w:type="spellEnd"/>
       <w:r>
@@ -4108,195 +4108,195 @@
           <w:spacing w:val="-8"/>
           <w:szCs w:val="28"/>
         </w:rPr>
-        <w:t>Bệnh</w:t>
-      </w:r>
-      <w:proofErr w:type="spellEnd"/>
-      <w:r>
-        <w:rPr>
-          <w:rFonts w:eastAsia="Times New Roman" w:cs="Times New Roman"/>
-          <w:bCs/>
-          <w:spacing w:val="-8"/>
-          <w:szCs w:val="28"/>
-        </w:rPr>
-        <w:t xml:space="preserve"> </w:t>
-      </w:r>
-      <w:proofErr w:type="spellStart"/>
-      <w:r>
-        <w:rPr>
-          <w:rFonts w:eastAsia="Times New Roman" w:cs="Times New Roman"/>
-          <w:bCs/>
-          <w:spacing w:val="-8"/>
-          <w:szCs w:val="28"/>
-        </w:rPr>
-        <w:t>viện</w:t>
-      </w:r>
-      <w:proofErr w:type="spellEnd"/>
-      <w:r>
-        <w:rPr>
-          <w:rFonts w:eastAsia="Times New Roman" w:cs="Times New Roman"/>
-          <w:bCs/>
-          <w:spacing w:val="-8"/>
-          <w:szCs w:val="28"/>
-        </w:rPr>
-        <w:t xml:space="preserve"> </w:t>
-      </w:r>
-      <w:proofErr w:type="spellStart"/>
-      <w:r>
-        <w:rPr>
-          <w:rFonts w:eastAsia="Times New Roman" w:cs="Times New Roman"/>
-          <w:bCs/>
-          <w:spacing w:val="-8"/>
-          <w:szCs w:val="28"/>
-        </w:rPr>
-        <w:t>đa</w:t>
-      </w:r>
-      <w:proofErr w:type="spellEnd"/>
-      <w:r>
-        <w:rPr>
-          <w:rFonts w:eastAsia="Times New Roman" w:cs="Times New Roman"/>
-          <w:bCs/>
-          <w:spacing w:val="-8"/>
-          <w:szCs w:val="28"/>
-        </w:rPr>
-        <w:t xml:space="preserve"> </w:t>
-      </w:r>
-      <w:proofErr w:type="spellStart"/>
-      <w:r>
-        <w:rPr>
-          <w:rFonts w:eastAsia="Times New Roman" w:cs="Times New Roman"/>
-          <w:bCs/>
-          <w:spacing w:val="-8"/>
-          <w:szCs w:val="28"/>
-        </w:rPr>
-        <w:t>khoa</w:t>
-      </w:r>
-      <w:proofErr w:type="spellEnd"/>
-      <w:r>
-        <w:rPr>
-          <w:rFonts w:eastAsia="Times New Roman" w:cs="Times New Roman"/>
-          <w:bCs/>
-          <w:spacing w:val="-8"/>
-          <w:szCs w:val="28"/>
-        </w:rPr>
-        <w:t xml:space="preserve"> </w:t>
-      </w:r>
-      <w:proofErr w:type="spellStart"/>
-      <w:r>
-        <w:rPr>
-          <w:rFonts w:eastAsia="Times New Roman" w:cs="Times New Roman"/>
-          <w:bCs/>
-          <w:spacing w:val="-8"/>
-          <w:szCs w:val="28"/>
-        </w:rPr>
-        <w:t>tỉnh</w:t>
-      </w:r>
-      <w:proofErr w:type="spellEnd"/>
-      <w:r>
-        <w:rPr>
-          <w:rFonts w:eastAsia="Times New Roman" w:cs="Times New Roman"/>
-          <w:bCs/>
-          <w:spacing w:val="-8"/>
-          <w:szCs w:val="28"/>
-        </w:rPr>
-        <w:t xml:space="preserve"> </w:t>
-      </w:r>
-      <w:proofErr w:type="spellStart"/>
-      <w:r>
-        <w:rPr>
-          <w:rFonts w:eastAsia="Times New Roman" w:cs="Times New Roman"/>
-          <w:bCs/>
-          <w:spacing w:val="-8"/>
-          <w:szCs w:val="28"/>
-        </w:rPr>
-        <w:t>Phú</w:t>
-      </w:r>
-      <w:proofErr w:type="spellEnd"/>
-      <w:r>
-        <w:rPr>
-          <w:rFonts w:eastAsia="Times New Roman" w:cs="Times New Roman"/>
-          <w:bCs/>
-          <w:spacing w:val="-8"/>
-          <w:szCs w:val="28"/>
-        </w:rPr>
-        <w:t xml:space="preserve"> </w:t>
-      </w:r>
-      <w:proofErr w:type="spellStart"/>
-      <w:r>
-        <w:rPr>
-          <w:rFonts w:eastAsia="Times New Roman" w:cs="Times New Roman"/>
-          <w:bCs/>
-          <w:spacing w:val="-8"/>
-          <w:szCs w:val="28"/>
-        </w:rPr>
-        <w:t>Thọ</w:t>
-      </w:r>
-      <w:proofErr w:type="spellEnd"/>
-      <w:r>
-        <w:rPr>
-          <w:rFonts w:eastAsia="Times New Roman" w:cs="Times New Roman"/>
-          <w:bCs/>
-          <w:spacing w:val="-8"/>
-          <w:szCs w:val="28"/>
-        </w:rPr>
-        <w:t xml:space="preserve"> </w:t>
-      </w:r>
-      <w:proofErr w:type="spellStart"/>
-      <w:r>
-        <w:rPr>
-          <w:rFonts w:eastAsia="Times New Roman" w:cs="Times New Roman"/>
-          <w:bCs/>
-          <w:spacing w:val="-8"/>
-          <w:szCs w:val="28"/>
-        </w:rPr>
-        <w:t>báo</w:t>
-      </w:r>
-      <w:proofErr w:type="spellEnd"/>
-      <w:r>
-        <w:rPr>
-          <w:rFonts w:eastAsia="Times New Roman" w:cs="Times New Roman"/>
-          <w:bCs/>
-          <w:spacing w:val="-8"/>
-          <w:szCs w:val="28"/>
-        </w:rPr>
-        <w:t xml:space="preserve"> </w:t>
-      </w:r>
-      <w:proofErr w:type="spellStart"/>
-      <w:r>
-        <w:rPr>
-          <w:rFonts w:eastAsia="Times New Roman" w:cs="Times New Roman"/>
-          <w:bCs/>
-          <w:spacing w:val="-8"/>
-          <w:szCs w:val="28"/>
-        </w:rPr>
-        <w:t>c</w:t>
-      </w:r>
-      <w:r>
-        <w:rPr>
-          <w:rFonts w:eastAsia="Times New Roman" w:cs="Times New Roman"/>
-          <w:bCs/>
-          <w:spacing w:val="-8"/>
-          <w:szCs w:val="28"/>
-        </w:rPr>
-        <w:t>á</w:t>
-      </w:r>
-      <w:r>
-        <w:rPr>
-          <w:rFonts w:eastAsia="Times New Roman" w:cs="Times New Roman"/>
-          <w:bCs/>
-          <w:spacing w:val="-8"/>
-          <w:szCs w:val="28"/>
-        </w:rPr>
-        <w:t>o</w:t>
-      </w:r>
-      <w:proofErr w:type="spellEnd"/>
-      <w:r>
-        <w:rPr>
-          <w:rFonts w:eastAsia="Times New Roman" w:cs="Times New Roman"/>
-          <w:bCs/>
-          <w:spacing w:val="-8"/>
-          <w:szCs w:val="28"/>
-        </w:rPr>
-        <w:t>:</w:t>
+        <w:t xml:space="preserve">Bệnh</w:t>
+      </w:r>
+      <w:proofErr w:type="spellEnd"/>
+      <w:r>
+        <w:rPr>
+          <w:rFonts w:eastAsia="Times New Roman" w:cs="Times New Roman"/>
+          <w:bCs/>
+          <w:spacing w:val="-8"/>
+          <w:szCs w:val="28"/>
+        </w:rPr>
+        <w:t xml:space="preserve"> </w:t>
+      </w:r>
+      <w:proofErr w:type="spellStart"/>
+      <w:r>
+        <w:rPr>
+          <w:rFonts w:eastAsia="Times New Roman" w:cs="Times New Roman"/>
+          <w:bCs/>
+          <w:spacing w:val="-8"/>
+          <w:szCs w:val="28"/>
+        </w:rPr>
+        <w:t xml:space="preserve">viện</w:t>
+      </w:r>
+      <w:proofErr w:type="spellEnd"/>
+      <w:r>
+        <w:rPr>
+          <w:rFonts w:eastAsia="Times New Roman" w:cs="Times New Roman"/>
+          <w:bCs/>
+          <w:spacing w:val="-8"/>
+          <w:szCs w:val="28"/>
+        </w:rPr>
+        <w:t xml:space="preserve"> </w:t>
+      </w:r>
+      <w:proofErr w:type="spellStart"/>
+      <w:r>
+        <w:rPr>
+          <w:rFonts w:eastAsia="Times New Roman" w:cs="Times New Roman"/>
+          <w:bCs/>
+          <w:spacing w:val="-8"/>
+          <w:szCs w:val="28"/>
+        </w:rPr>
+        <w:t xml:space="preserve">đa</w:t>
+      </w:r>
+      <w:proofErr w:type="spellEnd"/>
+      <w:r>
+        <w:rPr>
+          <w:rFonts w:eastAsia="Times New Roman" w:cs="Times New Roman"/>
+          <w:bCs/>
+          <w:spacing w:val="-8"/>
+          <w:szCs w:val="28"/>
+        </w:rPr>
+        <w:t xml:space="preserve"> </w:t>
+      </w:r>
+      <w:proofErr w:type="spellStart"/>
+      <w:r>
+        <w:rPr>
+          <w:rFonts w:eastAsia="Times New Roman" w:cs="Times New Roman"/>
+          <w:bCs/>
+          <w:spacing w:val="-8"/>
+          <w:szCs w:val="28"/>
+        </w:rPr>
+        <w:t xml:space="preserve">khoa</w:t>
+      </w:r>
+      <w:proofErr w:type="spellEnd"/>
+      <w:r>
+        <w:rPr>
+          <w:rFonts w:eastAsia="Times New Roman" w:cs="Times New Roman"/>
+          <w:bCs/>
+          <w:spacing w:val="-8"/>
+          <w:szCs w:val="28"/>
+        </w:rPr>
+        <w:t xml:space="preserve"> </w:t>
+      </w:r>
+      <w:proofErr w:type="spellStart"/>
+      <w:r>
+        <w:rPr>
+          <w:rFonts w:eastAsia="Times New Roman" w:cs="Times New Roman"/>
+          <w:bCs/>
+          <w:spacing w:val="-8"/>
+          <w:szCs w:val="28"/>
+        </w:rPr>
+        <w:t xml:space="preserve">tỉnh</w:t>
+      </w:r>
+      <w:proofErr w:type="spellEnd"/>
+      <w:r>
+        <w:rPr>
+          <w:rFonts w:eastAsia="Times New Roman" w:cs="Times New Roman"/>
+          <w:bCs/>
+          <w:spacing w:val="-8"/>
+          <w:szCs w:val="28"/>
+        </w:rPr>
+        <w:t xml:space="preserve"> </w:t>
+      </w:r>
+      <w:proofErr w:type="spellStart"/>
+      <w:r>
+        <w:rPr>
+          <w:rFonts w:eastAsia="Times New Roman" w:cs="Times New Roman"/>
+          <w:bCs/>
+          <w:spacing w:val="-8"/>
+          <w:szCs w:val="28"/>
+        </w:rPr>
+        <w:t xml:space="preserve">Phú</w:t>
+      </w:r>
+      <w:proofErr w:type="spellEnd"/>
+      <w:r>
+        <w:rPr>
+          <w:rFonts w:eastAsia="Times New Roman" w:cs="Times New Roman"/>
+          <w:bCs/>
+          <w:spacing w:val="-8"/>
+          <w:szCs w:val="28"/>
+        </w:rPr>
+        <w:t xml:space="preserve"> </w:t>
+      </w:r>
+      <w:proofErr w:type="spellStart"/>
+      <w:r>
+        <w:rPr>
+          <w:rFonts w:eastAsia="Times New Roman" w:cs="Times New Roman"/>
+          <w:bCs/>
+          <w:spacing w:val="-8"/>
+          <w:szCs w:val="28"/>
+        </w:rPr>
+        <w:t xml:space="preserve">Thọ</w:t>
+      </w:r>
+      <w:proofErr w:type="spellEnd"/>
+      <w:r>
+        <w:rPr>
+          <w:rFonts w:eastAsia="Times New Roman" w:cs="Times New Roman"/>
+          <w:bCs/>
+          <w:spacing w:val="-8"/>
+          <w:szCs w:val="28"/>
+        </w:rPr>
+        <w:t xml:space="preserve"> </w:t>
+      </w:r>
+      <w:proofErr w:type="spellStart"/>
+      <w:r>
+        <w:rPr>
+          <w:rFonts w:eastAsia="Times New Roman" w:cs="Times New Roman"/>
+          <w:bCs/>
+          <w:spacing w:val="-8"/>
+          <w:szCs w:val="28"/>
+        </w:rPr>
+        <w:t xml:space="preserve">báo</w:t>
+      </w:r>
+      <w:proofErr w:type="spellEnd"/>
+      <w:r>
+        <w:rPr>
+          <w:rFonts w:eastAsia="Times New Roman" w:cs="Times New Roman"/>
+          <w:bCs/>
+          <w:spacing w:val="-8"/>
+          <w:szCs w:val="28"/>
+        </w:rPr>
+        <w:t xml:space="preserve"> </w:t>
+      </w:r>
+      <w:proofErr w:type="spellStart"/>
+      <w:r>
+        <w:rPr>
+          <w:rFonts w:eastAsia="Times New Roman" w:cs="Times New Roman"/>
+          <w:bCs/>
+          <w:spacing w:val="-8"/>
+          <w:szCs w:val="28"/>
+        </w:rPr>
+        <w:t xml:space="preserve">c</w:t>
+      </w:r>
+      <w:r>
+        <w:rPr>
+          <w:rFonts w:eastAsia="Times New Roman" w:cs="Times New Roman"/>
+          <w:bCs/>
+          <w:spacing w:val="-8"/>
+          <w:szCs w:val="28"/>
+        </w:rPr>
+        <w:t xml:space="preserve">á</w:t>
+      </w:r>
+      <w:r>
+        <w:rPr>
+          <w:rFonts w:eastAsia="Times New Roman" w:cs="Times New Roman"/>
+          <w:bCs/>
+          <w:spacing w:val="-8"/>
+          <w:szCs w:val="28"/>
+        </w:rPr>
+        <w:t xml:space="preserve">o</w:t>
+      </w:r>
+      <w:proofErr w:type="spellEnd"/>
+      <w:r>
+        <w:rPr>
+          <w:rFonts w:eastAsia="Times New Roman" w:cs="Times New Roman"/>
+          <w:bCs/>
+          <w:spacing w:val="-8"/>
+          <w:szCs w:val="28"/>
+        </w:rPr>
+        <w:t xml:space="preserve">:</w:t>
       </w:r>
     </w:p>
     <w:p>
@@ -4318,17 +4318,17 @@
           <w:spacing w:val="-8"/>
           <w:szCs w:val="28"/>
         </w:rPr>
-        <w:t xml:space="preserve">   </w:t>
-      </w:r>
-      <w:proofErr w:type="spellStart"/>
-      <w:r>
-        <w:rPr>
-          <w:rFonts w:eastAsia="Times New Roman" w:cs="Times New Roman"/>
-          <w:bCs/>
-          <w:spacing w:val="-8"/>
-          <w:szCs w:val="28"/>
-        </w:rPr>
-        <w:t>Ông</w:t>
+        <w:t xml:space="preserve"> </w:t>
+      </w:r>
+      <w:proofErr w:type="spellStart"/>
+      <w:r>
+        <w:rPr>
+          <w:rFonts w:eastAsia="Times New Roman" w:cs="Times New Roman"/>
+          <w:bCs/>
+          <w:spacing w:val="-8"/>
+          <w:szCs w:val="28"/>
+        </w:rPr>
+        <w:t xml:space="preserve">Ông</w:t>
       </w:r>
       <w:proofErr w:type="spellEnd"/>
       <w:r>
@@ -4375,37 +4375,37 @@
           <w:spacing w:val="-8"/>
           <w:szCs w:val="28"/>
         </w:rPr>
-        <w:t xml:space="preserve">   </w:t>
-      </w:r>
-      <w:proofErr w:type="spellStart"/>
-      <w:r>
-        <w:rPr>
-          <w:rFonts w:eastAsia="Times New Roman" w:cs="Times New Roman"/>
-          <w:bCs/>
-          <w:spacing w:val="-8"/>
-          <w:szCs w:val="28"/>
-        </w:rPr>
-        <w:t>Sinh</w:t>
-      </w:r>
-      <w:proofErr w:type="spellEnd"/>
-      <w:r>
-        <w:rPr>
-          <w:rFonts w:eastAsia="Times New Roman" w:cs="Times New Roman"/>
-          <w:bCs/>
-          <w:spacing w:val="-8"/>
-          <w:szCs w:val="28"/>
-        </w:rPr>
-        <w:t xml:space="preserve"> </w:t>
-      </w:r>
-      <w:proofErr w:type="spellStart"/>
-      <w:r>
-        <w:rPr>
-          <w:rFonts w:eastAsia="Times New Roman" w:cs="Times New Roman"/>
-          <w:bCs/>
-          <w:spacing w:val="-8"/>
-          <w:szCs w:val="28"/>
-        </w:rPr>
-        <w:t>ngày</w:t>
+        <w:t xml:space="preserve"> </w:t>
+      </w:r>
+      <w:proofErr w:type="spellStart"/>
+      <w:r>
+        <w:rPr>
+          <w:rFonts w:eastAsia="Times New Roman" w:cs="Times New Roman"/>
+          <w:bCs/>
+          <w:spacing w:val="-8"/>
+          <w:szCs w:val="28"/>
+        </w:rPr>
+        <w:t xml:space="preserve">Sinh</w:t>
+      </w:r>
+      <w:proofErr w:type="spellEnd"/>
+      <w:r>
+        <w:rPr>
+          <w:rFonts w:eastAsia="Times New Roman" w:cs="Times New Roman"/>
+          <w:bCs/>
+          <w:spacing w:val="-8"/>
+          <w:szCs w:val="28"/>
+        </w:rPr>
+        <w:t xml:space="preserve"> </w:t>
+      </w:r>
+      <w:proofErr w:type="spellStart"/>
+      <w:r>
+        <w:rPr>
+          <w:rFonts w:eastAsia="Times New Roman" w:cs="Times New Roman"/>
+          <w:bCs/>
+          <w:spacing w:val="-8"/>
+          <w:szCs w:val="28"/>
+        </w:rPr>
+        <w:t xml:space="preserve">ngày</w:t>
       </w:r>
       <w:proofErr w:type="spellEnd"/>
       <w:r>
@@ -4425,7 +4425,7 @@
           <w:spacing w:val="-8"/>
           <w:szCs w:val="28"/>
         </w:rPr>
-        <w:t>tháng</w:t>
+        <w:t xml:space="preserve">tháng</w:t>
       </w:r>
       <w:proofErr w:type="spellEnd"/>
       <w:r>
@@ -4445,7 +4445,7 @@
           <w:spacing w:val="-8"/>
           <w:szCs w:val="28"/>
         </w:rPr>
-        <w:t>năm</w:t>
+        <w:t xml:space="preserve">năm</w:t>
       </w:r>
       <w:proofErr w:type="spellEnd"/>
       <w:r>
@@ -4477,77 +4477,77 @@
           <w:spacing w:val="-8"/>
           <w:szCs w:val="28"/>
         </w:rPr>
-        <w:t xml:space="preserve">   </w:t>
-      </w:r>
-      <w:proofErr w:type="spellStart"/>
-      <w:r>
-        <w:rPr>
-          <w:rFonts w:eastAsia="Times New Roman" w:cs="Times New Roman"/>
-          <w:bCs/>
-          <w:spacing w:val="-8"/>
-          <w:szCs w:val="28"/>
-        </w:rPr>
-        <w:t>Trình</w:t>
-      </w:r>
-      <w:proofErr w:type="spellEnd"/>
-      <w:r>
-        <w:rPr>
-          <w:rFonts w:eastAsia="Times New Roman" w:cs="Times New Roman"/>
-          <w:bCs/>
-          <w:spacing w:val="-8"/>
-          <w:szCs w:val="28"/>
-        </w:rPr>
-        <w:t xml:space="preserve"> </w:t>
-      </w:r>
-      <w:proofErr w:type="spellStart"/>
-      <w:r>
-        <w:rPr>
-          <w:rFonts w:eastAsia="Times New Roman" w:cs="Times New Roman"/>
-          <w:bCs/>
-          <w:spacing w:val="-8"/>
-          <w:szCs w:val="28"/>
-        </w:rPr>
-        <w:t>độ</w:t>
-      </w:r>
-      <w:proofErr w:type="spellEnd"/>
-      <w:r>
-        <w:rPr>
-          <w:rFonts w:eastAsia="Times New Roman" w:cs="Times New Roman"/>
-          <w:bCs/>
-          <w:spacing w:val="-8"/>
-          <w:szCs w:val="28"/>
-        </w:rPr>
-        <w:t xml:space="preserve"> </w:t>
-      </w:r>
-      <w:proofErr w:type="spellStart"/>
-      <w:r>
-        <w:rPr>
-          <w:rFonts w:eastAsia="Times New Roman" w:cs="Times New Roman"/>
-          <w:bCs/>
-          <w:spacing w:val="-8"/>
-          <w:szCs w:val="28"/>
-        </w:rPr>
-        <w:t>chuyên</w:t>
-      </w:r>
-      <w:proofErr w:type="spellEnd"/>
-      <w:r>
-        <w:rPr>
-          <w:rFonts w:eastAsia="Times New Roman" w:cs="Times New Roman"/>
-          <w:bCs/>
-          <w:spacing w:val="-8"/>
-          <w:szCs w:val="28"/>
-        </w:rPr>
-        <w:t xml:space="preserve"> </w:t>
-      </w:r>
-      <w:proofErr w:type="spellStart"/>
-      <w:r>
-        <w:rPr>
-          <w:rFonts w:eastAsia="Times New Roman" w:cs="Times New Roman"/>
-          <w:bCs/>
-          <w:spacing w:val="-8"/>
-          <w:szCs w:val="28"/>
-        </w:rPr>
-        <w:t>môn</w:t>
+        <w:t xml:space="preserve"> </w:t>
+      </w:r>
+      <w:proofErr w:type="spellStart"/>
+      <w:r>
+        <w:rPr>
+          <w:rFonts w:eastAsia="Times New Roman" w:cs="Times New Roman"/>
+          <w:bCs/>
+          <w:spacing w:val="-8"/>
+          <w:szCs w:val="28"/>
+        </w:rPr>
+        <w:t xml:space="preserve">Trình</w:t>
+      </w:r>
+      <w:proofErr w:type="spellEnd"/>
+      <w:r>
+        <w:rPr>
+          <w:rFonts w:eastAsia="Times New Roman" w:cs="Times New Roman"/>
+          <w:bCs/>
+          <w:spacing w:val="-8"/>
+          <w:szCs w:val="28"/>
+        </w:rPr>
+        <w:t xml:space="preserve"> </w:t>
+      </w:r>
+      <w:proofErr w:type="spellStart"/>
+      <w:r>
+        <w:rPr>
+          <w:rFonts w:eastAsia="Times New Roman" w:cs="Times New Roman"/>
+          <w:bCs/>
+          <w:spacing w:val="-8"/>
+          <w:szCs w:val="28"/>
+        </w:rPr>
+        <w:t xml:space="preserve">độ</w:t>
+      </w:r>
+      <w:proofErr w:type="spellEnd"/>
+      <w:r>
+        <w:rPr>
+          <w:rFonts w:eastAsia="Times New Roman" w:cs="Times New Roman"/>
+          <w:bCs/>
+          <w:spacing w:val="-8"/>
+          <w:szCs w:val="28"/>
+        </w:rPr>
+        <w:t xml:space="preserve"> </w:t>
+      </w:r>
+      <w:proofErr w:type="spellStart"/>
+      <w:r>
+        <w:rPr>
+          <w:rFonts w:eastAsia="Times New Roman" w:cs="Times New Roman"/>
+          <w:bCs/>
+          <w:spacing w:val="-8"/>
+          <w:szCs w:val="28"/>
+        </w:rPr>
+        <w:t xml:space="preserve">chuyên</w:t>
+      </w:r>
+      <w:proofErr w:type="spellEnd"/>
+      <w:r>
+        <w:rPr>
+          <w:rFonts w:eastAsia="Times New Roman" w:cs="Times New Roman"/>
+          <w:bCs/>
+          <w:spacing w:val="-8"/>
+          <w:szCs w:val="28"/>
+        </w:rPr>
+        <w:t xml:space="preserve"> </w:t>
+      </w:r>
+      <w:proofErr w:type="spellStart"/>
+      <w:r>
+        <w:rPr>
+          <w:rFonts w:eastAsia="Times New Roman" w:cs="Times New Roman"/>
+          <w:bCs/>
+          <w:spacing w:val="-8"/>
+          <w:szCs w:val="28"/>
+        </w:rPr>
+        <w:t xml:space="preserve">môn</w:t>
       </w:r>
       <w:proofErr w:type="spellEnd"/>
       <w:r>
@@ -4600,77 +4600,77 @@
           <w:spacing w:val="-8"/>
           <w:szCs w:val="28"/>
         </w:rPr>
-        <w:t xml:space="preserve">   </w:t>
-      </w:r>
-      <w:proofErr w:type="spellStart"/>
-      <w:r>
-        <w:rPr>
-          <w:rFonts w:eastAsia="Times New Roman" w:cs="Times New Roman"/>
-          <w:bCs/>
-          <w:spacing w:val="-8"/>
-          <w:szCs w:val="28"/>
-        </w:rPr>
-        <w:t>Chức</w:t>
-      </w:r>
-      <w:proofErr w:type="spellEnd"/>
-      <w:r>
-        <w:rPr>
-          <w:rFonts w:eastAsia="Times New Roman" w:cs="Times New Roman"/>
-          <w:bCs/>
-          <w:spacing w:val="-8"/>
-          <w:szCs w:val="28"/>
-        </w:rPr>
-        <w:t xml:space="preserve"> </w:t>
-      </w:r>
-      <w:proofErr w:type="spellStart"/>
-      <w:r>
-        <w:rPr>
-          <w:rFonts w:eastAsia="Times New Roman" w:cs="Times New Roman"/>
-          <w:bCs/>
-          <w:spacing w:val="-8"/>
-          <w:szCs w:val="28"/>
-        </w:rPr>
-        <w:t>danh</w:t>
-      </w:r>
-      <w:proofErr w:type="spellEnd"/>
-      <w:r>
-        <w:rPr>
-          <w:rFonts w:eastAsia="Times New Roman" w:cs="Times New Roman"/>
-          <w:bCs/>
-          <w:spacing w:val="-8"/>
-          <w:szCs w:val="28"/>
-        </w:rPr>
-        <w:t xml:space="preserve"> </w:t>
-      </w:r>
-      <w:proofErr w:type="spellStart"/>
-      <w:r>
-        <w:rPr>
-          <w:rFonts w:eastAsia="Times New Roman" w:cs="Times New Roman"/>
-          <w:bCs/>
-          <w:spacing w:val="-8"/>
-          <w:szCs w:val="28"/>
-        </w:rPr>
-        <w:t>nghề</w:t>
-      </w:r>
-      <w:proofErr w:type="spellEnd"/>
-      <w:r>
-        <w:rPr>
-          <w:rFonts w:eastAsia="Times New Roman" w:cs="Times New Roman"/>
-          <w:bCs/>
-          <w:spacing w:val="-8"/>
-          <w:szCs w:val="28"/>
-        </w:rPr>
-        <w:t xml:space="preserve"> </w:t>
-      </w:r>
-      <w:proofErr w:type="spellStart"/>
-      <w:r>
-        <w:rPr>
-          <w:rFonts w:eastAsia="Times New Roman" w:cs="Times New Roman"/>
-          <w:bCs/>
-          <w:spacing w:val="-8"/>
-          <w:szCs w:val="28"/>
-        </w:rPr>
-        <w:t>nghiệp</w:t>
+        <w:t xml:space="preserve"> </w:t>
+      </w:r>
+      <w:proofErr w:type="spellStart"/>
+      <w:r>
+        <w:rPr>
+          <w:rFonts w:eastAsia="Times New Roman" w:cs="Times New Roman"/>
+          <w:bCs/>
+          <w:spacing w:val="-8"/>
+          <w:szCs w:val="28"/>
+        </w:rPr>
+        <w:t xml:space="preserve">Chức</w:t>
+      </w:r>
+      <w:proofErr w:type="spellEnd"/>
+      <w:r>
+        <w:rPr>
+          <w:rFonts w:eastAsia="Times New Roman" w:cs="Times New Roman"/>
+          <w:bCs/>
+          <w:spacing w:val="-8"/>
+          <w:szCs w:val="28"/>
+        </w:rPr>
+        <w:t xml:space="preserve"> </w:t>
+      </w:r>
+      <w:proofErr w:type="spellStart"/>
+      <w:r>
+        <w:rPr>
+          <w:rFonts w:eastAsia="Times New Roman" w:cs="Times New Roman"/>
+          <w:bCs/>
+          <w:spacing w:val="-8"/>
+          <w:szCs w:val="28"/>
+        </w:rPr>
+        <w:t xml:space="preserve">danh</w:t>
+      </w:r>
+      <w:proofErr w:type="spellEnd"/>
+      <w:r>
+        <w:rPr>
+          <w:rFonts w:eastAsia="Times New Roman" w:cs="Times New Roman"/>
+          <w:bCs/>
+          <w:spacing w:val="-8"/>
+          <w:szCs w:val="28"/>
+        </w:rPr>
+        <w:t xml:space="preserve"> </w:t>
+      </w:r>
+      <w:proofErr w:type="spellStart"/>
+      <w:r>
+        <w:rPr>
+          <w:rFonts w:eastAsia="Times New Roman" w:cs="Times New Roman"/>
+          <w:bCs/>
+          <w:spacing w:val="-8"/>
+          <w:szCs w:val="28"/>
+        </w:rPr>
+        <w:t xml:space="preserve">nghề</w:t>
+      </w:r>
+      <w:proofErr w:type="spellEnd"/>
+      <w:r>
+        <w:rPr>
+          <w:rFonts w:eastAsia="Times New Roman" w:cs="Times New Roman"/>
+          <w:bCs/>
+          <w:spacing w:val="-8"/>
+          <w:szCs w:val="28"/>
+        </w:rPr>
+        <w:t xml:space="preserve"> </w:t>
+      </w:r>
+      <w:proofErr w:type="spellStart"/>
+      <w:r>
+        <w:rPr>
+          <w:rFonts w:eastAsia="Times New Roman" w:cs="Times New Roman"/>
+          <w:bCs/>
+          <w:spacing w:val="-8"/>
+          <w:szCs w:val="28"/>
+        </w:rPr>
+        <w:t xml:space="preserve">nghiệp</w:t>
       </w:r>
       <w:proofErr w:type="spellEnd"/>
       <w:r>
@@ -4719,37 +4719,37 @@
           <w:spacing w:val="-8"/>
           <w:szCs w:val="28"/>
         </w:rPr>
-        <w:t xml:space="preserve">   </w:t>
-      </w:r>
-      <w:proofErr w:type="spellStart"/>
-      <w:r>
-        <w:rPr>
-          <w:rFonts w:eastAsia="Times New Roman" w:cs="Times New Roman"/>
-          <w:bCs/>
-          <w:spacing w:val="-8"/>
-          <w:szCs w:val="28"/>
-        </w:rPr>
-        <w:t>Chức</w:t>
-      </w:r>
-      <w:proofErr w:type="spellEnd"/>
-      <w:r>
-        <w:rPr>
-          <w:rFonts w:eastAsia="Times New Roman" w:cs="Times New Roman"/>
-          <w:bCs/>
-          <w:spacing w:val="-8"/>
-          <w:szCs w:val="28"/>
-        </w:rPr>
-        <w:t xml:space="preserve"> </w:t>
-      </w:r>
-      <w:proofErr w:type="spellStart"/>
-      <w:r>
-        <w:rPr>
-          <w:rFonts w:eastAsia="Times New Roman" w:cs="Times New Roman"/>
-          <w:bCs/>
-          <w:spacing w:val="-8"/>
-          <w:szCs w:val="28"/>
-        </w:rPr>
-        <w:t>vụ</w:t>
+        <w:t xml:space="preserve"> </w:t>
+      </w:r>
+      <w:proofErr w:type="spellStart"/>
+      <w:r>
+        <w:rPr>
+          <w:rFonts w:eastAsia="Times New Roman" w:cs="Times New Roman"/>
+          <w:bCs/>
+          <w:spacing w:val="-8"/>
+          <w:szCs w:val="28"/>
+        </w:rPr>
+        <w:t xml:space="preserve">Chức</w:t>
+      </w:r>
+      <w:proofErr w:type="spellEnd"/>
+      <w:r>
+        <w:rPr>
+          <w:rFonts w:eastAsia="Times New Roman" w:cs="Times New Roman"/>
+          <w:bCs/>
+          <w:spacing w:val="-8"/>
+          <w:szCs w:val="28"/>
+        </w:rPr>
+        <w:t xml:space="preserve"> </w:t>
+      </w:r>
+      <w:proofErr w:type="spellStart"/>
+      <w:r>
+        <w:rPr>
+          <w:rFonts w:eastAsia="Times New Roman" w:cs="Times New Roman"/>
+          <w:bCs/>
+          <w:spacing w:val="-8"/>
+          <w:szCs w:val="28"/>
+        </w:rPr>
+        <w:t xml:space="preserve">vụ</w:t>
       </w:r>
       <w:proofErr w:type="spellEnd"/>
       <w:r>
@@ -4810,217 +4810,217 @@
           <w:spacing w:val="-8"/>
           <w:szCs w:val="28"/>
         </w:rPr>
-        <w:t xml:space="preserve">   </w:t>
-      </w:r>
-      <w:proofErr w:type="spellStart"/>
-      <w:r>
-        <w:rPr>
-          <w:rFonts w:eastAsia="Times New Roman" w:cs="Times New Roman"/>
-          <w:bCs/>
-          <w:spacing w:val="-8"/>
-          <w:szCs w:val="28"/>
-        </w:rPr>
-        <w:t>Được</w:t>
-      </w:r>
-      <w:proofErr w:type="spellEnd"/>
-      <w:r>
-        <w:rPr>
-          <w:rFonts w:eastAsia="Times New Roman" w:cs="Times New Roman"/>
-          <w:bCs/>
-          <w:spacing w:val="-8"/>
-          <w:szCs w:val="28"/>
-        </w:rPr>
-        <w:t xml:space="preserve"> </w:t>
-      </w:r>
-      <w:proofErr w:type="spellStart"/>
-      <w:r>
-        <w:rPr>
-          <w:rFonts w:eastAsia="Times New Roman" w:cs="Times New Roman"/>
-          <w:bCs/>
-          <w:spacing w:val="-8"/>
-          <w:szCs w:val="28"/>
-        </w:rPr>
-        <w:t>nghỉ</w:t>
-      </w:r>
-      <w:proofErr w:type="spellEnd"/>
-      <w:r>
-        <w:rPr>
-          <w:rFonts w:eastAsia="Times New Roman" w:cs="Times New Roman"/>
-          <w:bCs/>
-          <w:spacing w:val="-8"/>
-          <w:szCs w:val="28"/>
-        </w:rPr>
-        <w:t xml:space="preserve"> </w:t>
-      </w:r>
-      <w:proofErr w:type="spellStart"/>
-      <w:r>
-        <w:rPr>
-          <w:rFonts w:eastAsia="Times New Roman" w:cs="Times New Roman"/>
-          <w:bCs/>
-          <w:spacing w:val="-8"/>
-          <w:szCs w:val="28"/>
-        </w:rPr>
-        <w:t>hưu</w:t>
-      </w:r>
-      <w:proofErr w:type="spellEnd"/>
-      <w:r>
-        <w:rPr>
-          <w:rFonts w:eastAsia="Times New Roman" w:cs="Times New Roman"/>
-          <w:bCs/>
-          <w:spacing w:val="-8"/>
-          <w:szCs w:val="28"/>
-        </w:rPr>
-        <w:t xml:space="preserve"> </w:t>
-      </w:r>
-      <w:proofErr w:type="spellStart"/>
-      <w:r>
-        <w:rPr>
-          <w:rFonts w:eastAsia="Times New Roman" w:cs="Times New Roman"/>
-          <w:bCs/>
-          <w:spacing w:val="-8"/>
-          <w:szCs w:val="28"/>
-        </w:rPr>
-        <w:t>để</w:t>
-      </w:r>
-      <w:proofErr w:type="spellEnd"/>
-      <w:r>
-        <w:rPr>
-          <w:rFonts w:eastAsia="Times New Roman" w:cs="Times New Roman"/>
-          <w:bCs/>
-          <w:spacing w:val="-8"/>
-          <w:szCs w:val="28"/>
-        </w:rPr>
-        <w:t xml:space="preserve"> </w:t>
-      </w:r>
-      <w:proofErr w:type="spellStart"/>
-      <w:r>
-        <w:rPr>
-          <w:rFonts w:eastAsia="Times New Roman" w:cs="Times New Roman"/>
-          <w:bCs/>
-          <w:spacing w:val="-8"/>
-          <w:szCs w:val="28"/>
-        </w:rPr>
-        <w:t>hưởng</w:t>
-      </w:r>
-      <w:proofErr w:type="spellEnd"/>
-      <w:r>
-        <w:rPr>
-          <w:rFonts w:eastAsia="Times New Roman" w:cs="Times New Roman"/>
-          <w:bCs/>
-          <w:spacing w:val="-8"/>
-          <w:szCs w:val="28"/>
-        </w:rPr>
-        <w:t xml:space="preserve"> </w:t>
-      </w:r>
-      <w:proofErr w:type="spellStart"/>
-      <w:r>
-        <w:rPr>
-          <w:rFonts w:eastAsia="Times New Roman" w:cs="Times New Roman"/>
-          <w:bCs/>
-          <w:spacing w:val="-8"/>
-          <w:szCs w:val="28"/>
-        </w:rPr>
-        <w:t>chế</w:t>
-      </w:r>
-      <w:proofErr w:type="spellEnd"/>
-      <w:r>
-        <w:rPr>
-          <w:rFonts w:eastAsia="Times New Roman" w:cs="Times New Roman"/>
-          <w:bCs/>
-          <w:spacing w:val="-8"/>
-          <w:szCs w:val="28"/>
-        </w:rPr>
-        <w:t xml:space="preserve"> </w:t>
-      </w:r>
-      <w:proofErr w:type="spellStart"/>
-      <w:r>
-        <w:rPr>
-          <w:rFonts w:eastAsia="Times New Roman" w:cs="Times New Roman"/>
-          <w:bCs/>
-          <w:spacing w:val="-8"/>
-          <w:szCs w:val="28"/>
-        </w:rPr>
-        <w:t>độ</w:t>
-      </w:r>
-      <w:proofErr w:type="spellEnd"/>
-      <w:r>
-        <w:rPr>
-          <w:rFonts w:eastAsia="Times New Roman" w:cs="Times New Roman"/>
-          <w:bCs/>
-          <w:spacing w:val="-8"/>
-          <w:szCs w:val="28"/>
-        </w:rPr>
-        <w:t xml:space="preserve"> </w:t>
-      </w:r>
-      <w:proofErr w:type="spellStart"/>
-      <w:r>
-        <w:rPr>
-          <w:rFonts w:eastAsia="Times New Roman" w:cs="Times New Roman"/>
-          <w:bCs/>
-          <w:spacing w:val="-8"/>
-          <w:szCs w:val="28"/>
-        </w:rPr>
-        <w:t>Bảo</w:t>
-      </w:r>
-      <w:proofErr w:type="spellEnd"/>
-      <w:r>
-        <w:rPr>
-          <w:rFonts w:eastAsia="Times New Roman" w:cs="Times New Roman"/>
-          <w:bCs/>
-          <w:spacing w:val="-8"/>
-          <w:szCs w:val="28"/>
-        </w:rPr>
-        <w:t xml:space="preserve"> </w:t>
-      </w:r>
-      <w:proofErr w:type="spellStart"/>
-      <w:r>
-        <w:rPr>
-          <w:rFonts w:eastAsia="Times New Roman" w:cs="Times New Roman"/>
-          <w:bCs/>
-          <w:spacing w:val="-8"/>
-          <w:szCs w:val="28"/>
-        </w:rPr>
-        <w:t>hiểm</w:t>
-      </w:r>
-      <w:proofErr w:type="spellEnd"/>
-      <w:r>
-        <w:rPr>
-          <w:rFonts w:eastAsia="Times New Roman" w:cs="Times New Roman"/>
-          <w:bCs/>
-          <w:spacing w:val="-8"/>
-          <w:szCs w:val="28"/>
-        </w:rPr>
-        <w:t xml:space="preserve"> </w:t>
-      </w:r>
-      <w:proofErr w:type="spellStart"/>
-      <w:r>
-        <w:rPr>
-          <w:rFonts w:eastAsia="Times New Roman" w:cs="Times New Roman"/>
-          <w:bCs/>
-          <w:spacing w:val="-8"/>
-          <w:szCs w:val="28"/>
-        </w:rPr>
-        <w:t>xã</w:t>
-      </w:r>
-      <w:proofErr w:type="spellEnd"/>
-      <w:r>
-        <w:rPr>
-          <w:rFonts w:eastAsia="Times New Roman" w:cs="Times New Roman"/>
-          <w:bCs/>
-          <w:spacing w:val="-8"/>
-          <w:szCs w:val="28"/>
-        </w:rPr>
-        <w:t xml:space="preserve"> </w:t>
-      </w:r>
-      <w:proofErr w:type="spellStart"/>
-      <w:r>
-        <w:rPr>
-          <w:rFonts w:eastAsia="Times New Roman" w:cs="Times New Roman"/>
-          <w:bCs/>
-          <w:spacing w:val="-8"/>
-          <w:szCs w:val="28"/>
-        </w:rPr>
-        <w:t>hội</w:t>
+        <w:t xml:space="preserve"> </w:t>
+      </w:r>
+      <w:proofErr w:type="spellStart"/>
+      <w:r>
+        <w:rPr>
+          <w:rFonts w:eastAsia="Times New Roman" w:cs="Times New Roman"/>
+          <w:bCs/>
+          <w:spacing w:val="-8"/>
+          <w:szCs w:val="28"/>
+        </w:rPr>
+        <w:t xml:space="preserve">Được</w:t>
+      </w:r>
+      <w:proofErr w:type="spellEnd"/>
+      <w:r>
+        <w:rPr>
+          <w:rFonts w:eastAsia="Times New Roman" w:cs="Times New Roman"/>
+          <w:bCs/>
+          <w:spacing w:val="-8"/>
+          <w:szCs w:val="28"/>
+        </w:rPr>
+        <w:t xml:space="preserve"> </w:t>
+      </w:r>
+      <w:proofErr w:type="spellStart"/>
+      <w:r>
+        <w:rPr>
+          <w:rFonts w:eastAsia="Times New Roman" w:cs="Times New Roman"/>
+          <w:bCs/>
+          <w:spacing w:val="-8"/>
+          <w:szCs w:val="28"/>
+        </w:rPr>
+        <w:t xml:space="preserve">nghỉ</w:t>
+      </w:r>
+      <w:proofErr w:type="spellEnd"/>
+      <w:r>
+        <w:rPr>
+          <w:rFonts w:eastAsia="Times New Roman" w:cs="Times New Roman"/>
+          <w:bCs/>
+          <w:spacing w:val="-8"/>
+          <w:szCs w:val="28"/>
+        </w:rPr>
+        <w:t xml:space="preserve"> </w:t>
+      </w:r>
+      <w:proofErr w:type="spellStart"/>
+      <w:r>
+        <w:rPr>
+          <w:rFonts w:eastAsia="Times New Roman" w:cs="Times New Roman"/>
+          <w:bCs/>
+          <w:spacing w:val="-8"/>
+          <w:szCs w:val="28"/>
+        </w:rPr>
+        <w:t xml:space="preserve">hưu</w:t>
+      </w:r>
+      <w:proofErr w:type="spellEnd"/>
+      <w:r>
+        <w:rPr>
+          <w:rFonts w:eastAsia="Times New Roman" w:cs="Times New Roman"/>
+          <w:bCs/>
+          <w:spacing w:val="-8"/>
+          <w:szCs w:val="28"/>
+        </w:rPr>
+        <w:t xml:space="preserve"> </w:t>
+      </w:r>
+      <w:proofErr w:type="spellStart"/>
+      <w:r>
+        <w:rPr>
+          <w:rFonts w:eastAsia="Times New Roman" w:cs="Times New Roman"/>
+          <w:bCs/>
+          <w:spacing w:val="-8"/>
+          <w:szCs w:val="28"/>
+        </w:rPr>
+        <w:t xml:space="preserve">để</w:t>
+      </w:r>
+      <w:proofErr w:type="spellEnd"/>
+      <w:r>
+        <w:rPr>
+          <w:rFonts w:eastAsia="Times New Roman" w:cs="Times New Roman"/>
+          <w:bCs/>
+          <w:spacing w:val="-8"/>
+          <w:szCs w:val="28"/>
+        </w:rPr>
+        <w:t xml:space="preserve"> </w:t>
+      </w:r>
+      <w:proofErr w:type="spellStart"/>
+      <w:r>
+        <w:rPr>
+          <w:rFonts w:eastAsia="Times New Roman" w:cs="Times New Roman"/>
+          <w:bCs/>
+          <w:spacing w:val="-8"/>
+          <w:szCs w:val="28"/>
+        </w:rPr>
+        <w:t xml:space="preserve">hưởng</w:t>
+      </w:r>
+      <w:proofErr w:type="spellEnd"/>
+      <w:r>
+        <w:rPr>
+          <w:rFonts w:eastAsia="Times New Roman" w:cs="Times New Roman"/>
+          <w:bCs/>
+          <w:spacing w:val="-8"/>
+          <w:szCs w:val="28"/>
+        </w:rPr>
+        <w:t xml:space="preserve"> </w:t>
+      </w:r>
+      <w:proofErr w:type="spellStart"/>
+      <w:r>
+        <w:rPr>
+          <w:rFonts w:eastAsia="Times New Roman" w:cs="Times New Roman"/>
+          <w:bCs/>
+          <w:spacing w:val="-8"/>
+          <w:szCs w:val="28"/>
+        </w:rPr>
+        <w:t xml:space="preserve">chế</w:t>
+      </w:r>
+      <w:proofErr w:type="spellEnd"/>
+      <w:r>
+        <w:rPr>
+          <w:rFonts w:eastAsia="Times New Roman" w:cs="Times New Roman"/>
+          <w:bCs/>
+          <w:spacing w:val="-8"/>
+          <w:szCs w:val="28"/>
+        </w:rPr>
+        <w:t xml:space="preserve"> </w:t>
+      </w:r>
+      <w:proofErr w:type="spellStart"/>
+      <w:r>
+        <w:rPr>
+          <w:rFonts w:eastAsia="Times New Roman" w:cs="Times New Roman"/>
+          <w:bCs/>
+          <w:spacing w:val="-8"/>
+          <w:szCs w:val="28"/>
+        </w:rPr>
+        <w:t xml:space="preserve">độ</w:t>
+      </w:r>
+      <w:proofErr w:type="spellEnd"/>
+      <w:r>
+        <w:rPr>
+          <w:rFonts w:eastAsia="Times New Roman" w:cs="Times New Roman"/>
+          <w:bCs/>
+          <w:spacing w:val="-8"/>
+          <w:szCs w:val="28"/>
+        </w:rPr>
+        <w:t xml:space="preserve"> </w:t>
+      </w:r>
+      <w:proofErr w:type="spellStart"/>
+      <w:r>
+        <w:rPr>
+          <w:rFonts w:eastAsia="Times New Roman" w:cs="Times New Roman"/>
+          <w:bCs/>
+          <w:spacing w:val="-8"/>
+          <w:szCs w:val="28"/>
+        </w:rPr>
+        <w:t xml:space="preserve">Bảo</w:t>
+      </w:r>
+      <w:proofErr w:type="spellEnd"/>
+      <w:r>
+        <w:rPr>
+          <w:rFonts w:eastAsia="Times New Roman" w:cs="Times New Roman"/>
+          <w:bCs/>
+          <w:spacing w:val="-8"/>
+          <w:szCs w:val="28"/>
+        </w:rPr>
+        <w:t xml:space="preserve"> </w:t>
+      </w:r>
+      <w:proofErr w:type="spellStart"/>
+      <w:r>
+        <w:rPr>
+          <w:rFonts w:eastAsia="Times New Roman" w:cs="Times New Roman"/>
+          <w:bCs/>
+          <w:spacing w:val="-8"/>
+          <w:szCs w:val="28"/>
+        </w:rPr>
+        <w:t xml:space="preserve">hiểm</w:t>
+      </w:r>
+      <w:proofErr w:type="spellEnd"/>
+      <w:r>
+        <w:rPr>
+          <w:rFonts w:eastAsia="Times New Roman" w:cs="Times New Roman"/>
+          <w:bCs/>
+          <w:spacing w:val="-8"/>
+          <w:szCs w:val="28"/>
+        </w:rPr>
+        <w:t xml:space="preserve"> </w:t>
+      </w:r>
+      <w:proofErr w:type="spellStart"/>
+      <w:r>
+        <w:rPr>
+          <w:rFonts w:eastAsia="Times New Roman" w:cs="Times New Roman"/>
+          <w:bCs/>
+          <w:spacing w:val="-8"/>
+          <w:szCs w:val="28"/>
+        </w:rPr>
+        <w:t xml:space="preserve">xã</w:t>
+      </w:r>
+      <w:proofErr w:type="spellEnd"/>
+      <w:r>
+        <w:rPr>
+          <w:rFonts w:eastAsia="Times New Roman" w:cs="Times New Roman"/>
+          <w:bCs/>
+          <w:spacing w:val="-8"/>
+          <w:szCs w:val="28"/>
+        </w:rPr>
+        <w:t xml:space="preserve"> </w:t>
+      </w:r>
+      <w:proofErr w:type="spellStart"/>
+      <w:r>
+        <w:rPr>
+          <w:rFonts w:eastAsia="Times New Roman" w:cs="Times New Roman"/>
+          <w:bCs/>
+          <w:spacing w:val="-8"/>
+          <w:szCs w:val="28"/>
+        </w:rPr>
+        <w:t xml:space="preserve">hội</w:t>
       </w:r>
       <w:proofErr w:type="spellEnd"/>
       <w:r>
@@ -5041,7 +5041,7 @@
           <w:spacing w:val="-8"/>
           <w:szCs w:val="28"/>
         </w:rPr>
-        <w:t>theo</w:t>
+        <w:t xml:space="preserve">theo</w:t>
       </w:r>
       <w:proofErr w:type="spellEnd"/>
       <w:proofErr w:type="gramEnd"/>
@@ -5062,27 +5062,27 @@
           <w:spacing w:val="-8"/>
           <w:szCs w:val="28"/>
         </w:rPr>
-        <w:t>quy</w:t>
-      </w:r>
-      <w:proofErr w:type="spellEnd"/>
-      <w:r>
-        <w:rPr>
-          <w:rFonts w:eastAsia="Times New Roman" w:cs="Times New Roman"/>
-          <w:bCs/>
-          <w:spacing w:val="-8"/>
-          <w:szCs w:val="28"/>
-        </w:rPr>
-        <w:t xml:space="preserve"> </w:t>
-      </w:r>
-      <w:proofErr w:type="spellStart"/>
-      <w:r>
-        <w:rPr>
-          <w:rFonts w:eastAsia="Times New Roman" w:cs="Times New Roman"/>
-          <w:bCs/>
-          <w:spacing w:val="-8"/>
-          <w:szCs w:val="28"/>
-        </w:rPr>
-        <w:t>định</w:t>
+        <w:t xml:space="preserve">quy</w:t>
+      </w:r>
+      <w:proofErr w:type="spellEnd"/>
+      <w:r>
+        <w:rPr>
+          <w:rFonts w:eastAsia="Times New Roman" w:cs="Times New Roman"/>
+          <w:bCs/>
+          <w:spacing w:val="-8"/>
+          <w:szCs w:val="28"/>
+        </w:rPr>
+        <w:t xml:space="preserve"> </w:t>
+      </w:r>
+      <w:proofErr w:type="spellStart"/>
+      <w:r>
+        <w:rPr>
+          <w:rFonts w:eastAsia="Times New Roman" w:cs="Times New Roman"/>
+          <w:bCs/>
+          <w:spacing w:val="-8"/>
+          <w:szCs w:val="28"/>
+        </w:rPr>
+        <w:t xml:space="preserve">định</w:t>
       </w:r>
       <w:proofErr w:type="spellEnd"/>
       <w:r>
@@ -5102,47 +5102,47 @@
           <w:spacing w:val="-8"/>
           <w:szCs w:val="28"/>
         </w:rPr>
-        <w:t>kể</w:t>
-      </w:r>
-      <w:proofErr w:type="spellEnd"/>
-      <w:r>
-        <w:rPr>
-          <w:rFonts w:eastAsia="Times New Roman" w:cs="Times New Roman"/>
-          <w:bCs/>
-          <w:spacing w:val="-8"/>
-          <w:szCs w:val="28"/>
-        </w:rPr>
-        <w:t xml:space="preserve"> </w:t>
-      </w:r>
-      <w:proofErr w:type="spellStart"/>
-      <w:r>
-        <w:rPr>
-          <w:rFonts w:eastAsia="Times New Roman" w:cs="Times New Roman"/>
-          <w:bCs/>
-          <w:spacing w:val="-8"/>
-          <w:szCs w:val="28"/>
-        </w:rPr>
-        <w:t>từ</w:t>
-      </w:r>
-      <w:proofErr w:type="spellEnd"/>
-      <w:r>
-        <w:rPr>
-          <w:rFonts w:eastAsia="Times New Roman" w:cs="Times New Roman"/>
-          <w:bCs/>
-          <w:spacing w:val="-8"/>
-          <w:szCs w:val="28"/>
-        </w:rPr>
-        <w:t xml:space="preserve"> </w:t>
-      </w:r>
-      <w:proofErr w:type="spellStart"/>
-      <w:r>
-        <w:rPr>
-          <w:rFonts w:eastAsia="Times New Roman" w:cs="Times New Roman"/>
-          <w:bCs/>
-          <w:spacing w:val="-8"/>
-          <w:szCs w:val="28"/>
-        </w:rPr>
-        <w:t>ngày</w:t>
+        <w:t xml:space="preserve">kể</w:t>
+      </w:r>
+      <w:proofErr w:type="spellEnd"/>
+      <w:r>
+        <w:rPr>
+          <w:rFonts w:eastAsia="Times New Roman" w:cs="Times New Roman"/>
+          <w:bCs/>
+          <w:spacing w:val="-8"/>
+          <w:szCs w:val="28"/>
+        </w:rPr>
+        <w:t xml:space="preserve"> </w:t>
+      </w:r>
+      <w:proofErr w:type="spellStart"/>
+      <w:r>
+        <w:rPr>
+          <w:rFonts w:eastAsia="Times New Roman" w:cs="Times New Roman"/>
+          <w:bCs/>
+          <w:spacing w:val="-8"/>
+          <w:szCs w:val="28"/>
+        </w:rPr>
+        <w:t xml:space="preserve">từ</w:t>
+      </w:r>
+      <w:proofErr w:type="spellEnd"/>
+      <w:r>
+        <w:rPr>
+          <w:rFonts w:eastAsia="Times New Roman" w:cs="Times New Roman"/>
+          <w:bCs/>
+          <w:spacing w:val="-8"/>
+          <w:szCs w:val="28"/>
+        </w:rPr>
+        <w:t xml:space="preserve"> </w:t>
+      </w:r>
+      <w:proofErr w:type="spellStart"/>
+      <w:r>
+        <w:rPr>
+          <w:rFonts w:eastAsia="Times New Roman" w:cs="Times New Roman"/>
+          <w:bCs/>
+          <w:spacing w:val="-8"/>
+          <w:szCs w:val="28"/>
+        </w:rPr>
+        <w:t xml:space="preserve">ngày</w:t>
       </w:r>
       <w:proofErr w:type="spellEnd"/>
       <w:r>
@@ -5174,7 +5174,7 @@
           <w:spacing w:val="-8"/>
           <w:szCs w:val="28"/>
         </w:rPr>
-        <w:t xml:space="preserve">   </w:t>
+        <w:t xml:space="preserve"> </w:t>
       </w:r>
       <w:proofErr w:type="spellStart"/>
       <w:proofErr w:type="gramStart"/>
@@ -5185,236 +5185,236 @@
           <w:spacing w:val="-8"/>
           <w:szCs w:val="28"/>
         </w:rPr>
-        <w:t>Bệnh</w:t>
-      </w:r>
-      <w:proofErr w:type="spellEnd"/>
-      <w:r>
-        <w:rPr>
-          <w:rFonts w:eastAsia="Times New Roman" w:cs="Times New Roman"/>
-          <w:bCs/>
-          <w:spacing w:val="-8"/>
-          <w:szCs w:val="28"/>
-        </w:rPr>
-        <w:t xml:space="preserve"> </w:t>
-      </w:r>
-      <w:proofErr w:type="spellStart"/>
-      <w:r>
-        <w:rPr>
-          <w:rFonts w:eastAsia="Times New Roman" w:cs="Times New Roman"/>
-          <w:bCs/>
-          <w:spacing w:val="-8"/>
-          <w:szCs w:val="28"/>
-        </w:rPr>
-        <w:t>viện</w:t>
-      </w:r>
-      <w:proofErr w:type="spellEnd"/>
-      <w:r>
-        <w:rPr>
-          <w:rFonts w:eastAsia="Times New Roman" w:cs="Times New Roman"/>
-          <w:bCs/>
-          <w:spacing w:val="-8"/>
-          <w:szCs w:val="28"/>
-        </w:rPr>
-        <w:t xml:space="preserve"> </w:t>
-      </w:r>
-      <w:proofErr w:type="spellStart"/>
-      <w:r>
-        <w:rPr>
-          <w:rFonts w:eastAsia="Times New Roman" w:cs="Times New Roman"/>
-          <w:bCs/>
-          <w:spacing w:val="-8"/>
-          <w:szCs w:val="28"/>
-        </w:rPr>
-        <w:t>đa</w:t>
-      </w:r>
-      <w:proofErr w:type="spellEnd"/>
-      <w:r>
-        <w:rPr>
-          <w:rFonts w:eastAsia="Times New Roman" w:cs="Times New Roman"/>
-          <w:bCs/>
-          <w:spacing w:val="-8"/>
-          <w:szCs w:val="28"/>
-        </w:rPr>
-        <w:t xml:space="preserve"> </w:t>
-      </w:r>
-      <w:proofErr w:type="spellStart"/>
-      <w:r>
-        <w:rPr>
-          <w:rFonts w:eastAsia="Times New Roman" w:cs="Times New Roman"/>
-          <w:bCs/>
-          <w:spacing w:val="-8"/>
-          <w:szCs w:val="28"/>
-        </w:rPr>
-        <w:t>khoa</w:t>
-      </w:r>
-      <w:proofErr w:type="spellEnd"/>
-      <w:r>
-        <w:rPr>
-          <w:rFonts w:eastAsia="Times New Roman" w:cs="Times New Roman"/>
-          <w:bCs/>
-          <w:spacing w:val="-8"/>
-          <w:szCs w:val="28"/>
-        </w:rPr>
-        <w:t xml:space="preserve"> </w:t>
-      </w:r>
-      <w:proofErr w:type="spellStart"/>
-      <w:r>
-        <w:rPr>
-          <w:rFonts w:eastAsia="Times New Roman" w:cs="Times New Roman"/>
-          <w:bCs/>
-          <w:spacing w:val="-8"/>
-          <w:szCs w:val="28"/>
-        </w:rPr>
-        <w:t>tỉnh</w:t>
-      </w:r>
-      <w:proofErr w:type="spellEnd"/>
-      <w:r>
-        <w:rPr>
-          <w:rFonts w:eastAsia="Times New Roman" w:cs="Times New Roman"/>
-          <w:bCs/>
-          <w:spacing w:val="-8"/>
-          <w:szCs w:val="28"/>
-        </w:rPr>
-        <w:t xml:space="preserve"> </w:t>
-      </w:r>
-      <w:proofErr w:type="spellStart"/>
-      <w:r>
-        <w:rPr>
-          <w:rFonts w:eastAsia="Times New Roman" w:cs="Times New Roman"/>
-          <w:bCs/>
-          <w:spacing w:val="-8"/>
-          <w:szCs w:val="28"/>
-        </w:rPr>
-        <w:t>Phú</w:t>
-      </w:r>
-      <w:proofErr w:type="spellEnd"/>
-      <w:r>
-        <w:rPr>
-          <w:rFonts w:eastAsia="Times New Roman" w:cs="Times New Roman"/>
-          <w:bCs/>
-          <w:spacing w:val="-8"/>
-          <w:szCs w:val="28"/>
-        </w:rPr>
-        <w:t xml:space="preserve"> </w:t>
-      </w:r>
-      <w:proofErr w:type="spellStart"/>
-      <w:r>
-        <w:rPr>
-          <w:rFonts w:eastAsia="Times New Roman" w:cs="Times New Roman"/>
-          <w:bCs/>
-          <w:spacing w:val="-8"/>
-          <w:szCs w:val="28"/>
-        </w:rPr>
-        <w:t>Thọ</w:t>
-      </w:r>
-      <w:proofErr w:type="spellEnd"/>
-      <w:r>
-        <w:rPr>
-          <w:rFonts w:eastAsia="Times New Roman" w:cs="Times New Roman"/>
-          <w:bCs/>
-          <w:spacing w:val="-8"/>
-          <w:szCs w:val="28"/>
-        </w:rPr>
-        <w:t xml:space="preserve"> </w:t>
-      </w:r>
-      <w:proofErr w:type="spellStart"/>
-      <w:r>
-        <w:rPr>
-          <w:rFonts w:eastAsia="Times New Roman" w:cs="Times New Roman"/>
-          <w:bCs/>
-          <w:spacing w:val="-8"/>
-          <w:szCs w:val="28"/>
-        </w:rPr>
-        <w:t>xin</w:t>
-      </w:r>
-      <w:proofErr w:type="spellEnd"/>
-      <w:r>
-        <w:rPr>
-          <w:rFonts w:eastAsia="Times New Roman" w:cs="Times New Roman"/>
-          <w:bCs/>
-          <w:spacing w:val="-8"/>
-          <w:szCs w:val="28"/>
-        </w:rPr>
-        <w:t xml:space="preserve"> </w:t>
-      </w:r>
-      <w:proofErr w:type="spellStart"/>
-      <w:r>
-        <w:rPr>
-          <w:rFonts w:eastAsia="Times New Roman" w:cs="Times New Roman"/>
-          <w:bCs/>
-          <w:spacing w:val="-8"/>
-          <w:szCs w:val="28"/>
-        </w:rPr>
-        <w:t>báo</w:t>
-      </w:r>
-      <w:proofErr w:type="spellEnd"/>
-      <w:r>
-        <w:rPr>
-          <w:rFonts w:eastAsia="Times New Roman" w:cs="Times New Roman"/>
-          <w:bCs/>
-          <w:spacing w:val="-8"/>
-          <w:szCs w:val="28"/>
-        </w:rPr>
-        <w:t xml:space="preserve"> </w:t>
-      </w:r>
-      <w:proofErr w:type="spellStart"/>
-      <w:r>
-        <w:rPr>
-          <w:rFonts w:eastAsia="Times New Roman" w:cs="Times New Roman"/>
-          <w:bCs/>
-          <w:spacing w:val="-8"/>
-          <w:szCs w:val="28"/>
-        </w:rPr>
-        <w:t>c</w:t>
-      </w:r>
-      <w:r>
-        <w:rPr>
-          <w:rFonts w:eastAsia="Times New Roman" w:cs="Times New Roman"/>
-          <w:bCs/>
-          <w:spacing w:val="-8"/>
-          <w:szCs w:val="28"/>
-        </w:rPr>
-        <w:t>áo</w:t>
-      </w:r>
-      <w:proofErr w:type="spellEnd"/>
-      <w:r>
-        <w:rPr>
-          <w:rFonts w:eastAsia="Times New Roman" w:cs="Times New Roman"/>
-          <w:bCs/>
-          <w:spacing w:val="-8"/>
-          <w:szCs w:val="28"/>
-        </w:rPr>
-        <w:t xml:space="preserve"> </w:t>
-      </w:r>
-      <w:proofErr w:type="spellStart"/>
-      <w:r>
-        <w:rPr>
-          <w:rFonts w:eastAsia="Times New Roman" w:cs="Times New Roman"/>
-          <w:bCs/>
-          <w:spacing w:val="-8"/>
-          <w:szCs w:val="28"/>
-        </w:rPr>
-        <w:t>để</w:t>
-      </w:r>
-      <w:proofErr w:type="spellEnd"/>
-      <w:r>
-        <w:rPr>
-          <w:rFonts w:eastAsia="Times New Roman" w:cs="Times New Roman"/>
-          <w:bCs/>
-          <w:spacing w:val="-8"/>
-          <w:szCs w:val="28"/>
-        </w:rPr>
-        <w:t xml:space="preserve"> </w:t>
-      </w:r>
-      <w:proofErr w:type="spellStart"/>
-      <w:r>
-        <w:rPr>
-          <w:rFonts w:eastAsia="Times New Roman" w:cs="Times New Roman"/>
-          <w:bCs/>
-          <w:spacing w:val="-8"/>
-          <w:szCs w:val="28"/>
-        </w:rPr>
-        <w:t>Sở</w:t>
+        <w:t xml:space="preserve">Bệnh</w:t>
+      </w:r>
+      <w:proofErr w:type="spellEnd"/>
+      <w:r>
+        <w:rPr>
+          <w:rFonts w:eastAsia="Times New Roman" w:cs="Times New Roman"/>
+          <w:bCs/>
+          <w:spacing w:val="-8"/>
+          <w:szCs w:val="28"/>
+        </w:rPr>
+        <w:t xml:space="preserve"> </w:t>
+      </w:r>
+      <w:proofErr w:type="spellStart"/>
+      <w:r>
+        <w:rPr>
+          <w:rFonts w:eastAsia="Times New Roman" w:cs="Times New Roman"/>
+          <w:bCs/>
+          <w:spacing w:val="-8"/>
+          <w:szCs w:val="28"/>
+        </w:rPr>
+        <w:t xml:space="preserve">viện</w:t>
+      </w:r>
+      <w:proofErr w:type="spellEnd"/>
+      <w:r>
+        <w:rPr>
+          <w:rFonts w:eastAsia="Times New Roman" w:cs="Times New Roman"/>
+          <w:bCs/>
+          <w:spacing w:val="-8"/>
+          <w:szCs w:val="28"/>
+        </w:rPr>
+        <w:t xml:space="preserve"> </w:t>
+      </w:r>
+      <w:proofErr w:type="spellStart"/>
+      <w:r>
+        <w:rPr>
+          <w:rFonts w:eastAsia="Times New Roman" w:cs="Times New Roman"/>
+          <w:bCs/>
+          <w:spacing w:val="-8"/>
+          <w:szCs w:val="28"/>
+        </w:rPr>
+        <w:t xml:space="preserve">đa</w:t>
+      </w:r>
+      <w:proofErr w:type="spellEnd"/>
+      <w:r>
+        <w:rPr>
+          <w:rFonts w:eastAsia="Times New Roman" w:cs="Times New Roman"/>
+          <w:bCs/>
+          <w:spacing w:val="-8"/>
+          <w:szCs w:val="28"/>
+        </w:rPr>
+        <w:t xml:space="preserve"> </w:t>
+      </w:r>
+      <w:proofErr w:type="spellStart"/>
+      <w:r>
+        <w:rPr>
+          <w:rFonts w:eastAsia="Times New Roman" w:cs="Times New Roman"/>
+          <w:bCs/>
+          <w:spacing w:val="-8"/>
+          <w:szCs w:val="28"/>
+        </w:rPr>
+        <w:t xml:space="preserve">khoa</w:t>
+      </w:r>
+      <w:proofErr w:type="spellEnd"/>
+      <w:r>
+        <w:rPr>
+          <w:rFonts w:eastAsia="Times New Roman" w:cs="Times New Roman"/>
+          <w:bCs/>
+          <w:spacing w:val="-8"/>
+          <w:szCs w:val="28"/>
+        </w:rPr>
+        <w:t xml:space="preserve"> </w:t>
+      </w:r>
+      <w:proofErr w:type="spellStart"/>
+      <w:r>
+        <w:rPr>
+          <w:rFonts w:eastAsia="Times New Roman" w:cs="Times New Roman"/>
+          <w:bCs/>
+          <w:spacing w:val="-8"/>
+          <w:szCs w:val="28"/>
+        </w:rPr>
+        <w:t xml:space="preserve">tỉnh</w:t>
+      </w:r>
+      <w:proofErr w:type="spellEnd"/>
+      <w:r>
+        <w:rPr>
+          <w:rFonts w:eastAsia="Times New Roman" w:cs="Times New Roman"/>
+          <w:bCs/>
+          <w:spacing w:val="-8"/>
+          <w:szCs w:val="28"/>
+        </w:rPr>
+        <w:t xml:space="preserve"> </w:t>
+      </w:r>
+      <w:proofErr w:type="spellStart"/>
+      <w:r>
+        <w:rPr>
+          <w:rFonts w:eastAsia="Times New Roman" w:cs="Times New Roman"/>
+          <w:bCs/>
+          <w:spacing w:val="-8"/>
+          <w:szCs w:val="28"/>
+        </w:rPr>
+        <w:t xml:space="preserve">Phú</w:t>
+      </w:r>
+      <w:proofErr w:type="spellEnd"/>
+      <w:r>
+        <w:rPr>
+          <w:rFonts w:eastAsia="Times New Roman" w:cs="Times New Roman"/>
+          <w:bCs/>
+          <w:spacing w:val="-8"/>
+          <w:szCs w:val="28"/>
+        </w:rPr>
+        <w:t xml:space="preserve"> </w:t>
+      </w:r>
+      <w:proofErr w:type="spellStart"/>
+      <w:r>
+        <w:rPr>
+          <w:rFonts w:eastAsia="Times New Roman" w:cs="Times New Roman"/>
+          <w:bCs/>
+          <w:spacing w:val="-8"/>
+          <w:szCs w:val="28"/>
+        </w:rPr>
+        <w:t xml:space="preserve">Thọ</w:t>
+      </w:r>
+      <w:proofErr w:type="spellEnd"/>
+      <w:r>
+        <w:rPr>
+          <w:rFonts w:eastAsia="Times New Roman" w:cs="Times New Roman"/>
+          <w:bCs/>
+          <w:spacing w:val="-8"/>
+          <w:szCs w:val="28"/>
+        </w:rPr>
+        <w:t xml:space="preserve"> </w:t>
+      </w:r>
+      <w:proofErr w:type="spellStart"/>
+      <w:r>
+        <w:rPr>
+          <w:rFonts w:eastAsia="Times New Roman" w:cs="Times New Roman"/>
+          <w:bCs/>
+          <w:spacing w:val="-8"/>
+          <w:szCs w:val="28"/>
+        </w:rPr>
+        <w:t xml:space="preserve">xin</w:t>
+      </w:r>
+      <w:proofErr w:type="spellEnd"/>
+      <w:r>
+        <w:rPr>
+          <w:rFonts w:eastAsia="Times New Roman" w:cs="Times New Roman"/>
+          <w:bCs/>
+          <w:spacing w:val="-8"/>
+          <w:szCs w:val="28"/>
+        </w:rPr>
+        <w:t xml:space="preserve"> </w:t>
+      </w:r>
+      <w:proofErr w:type="spellStart"/>
+      <w:r>
+        <w:rPr>
+          <w:rFonts w:eastAsia="Times New Roman" w:cs="Times New Roman"/>
+          <w:bCs/>
+          <w:spacing w:val="-8"/>
+          <w:szCs w:val="28"/>
+        </w:rPr>
+        <w:t xml:space="preserve">báo</w:t>
+      </w:r>
+      <w:proofErr w:type="spellEnd"/>
+      <w:r>
+        <w:rPr>
+          <w:rFonts w:eastAsia="Times New Roman" w:cs="Times New Roman"/>
+          <w:bCs/>
+          <w:spacing w:val="-8"/>
+          <w:szCs w:val="28"/>
+        </w:rPr>
+        <w:t xml:space="preserve"> </w:t>
+      </w:r>
+      <w:proofErr w:type="spellStart"/>
+      <w:r>
+        <w:rPr>
+          <w:rFonts w:eastAsia="Times New Roman" w:cs="Times New Roman"/>
+          <w:bCs/>
+          <w:spacing w:val="-8"/>
+          <w:szCs w:val="28"/>
+        </w:rPr>
+        <w:t xml:space="preserve">c</w:t>
+      </w:r>
+      <w:r>
+        <w:rPr>
+          <w:rFonts w:eastAsia="Times New Roman" w:cs="Times New Roman"/>
+          <w:bCs/>
+          <w:spacing w:val="-8"/>
+          <w:szCs w:val="28"/>
+        </w:rPr>
+        <w:t xml:space="preserve">áo</w:t>
+      </w:r>
+      <w:proofErr w:type="spellEnd"/>
+      <w:r>
+        <w:rPr>
+          <w:rFonts w:eastAsia="Times New Roman" w:cs="Times New Roman"/>
+          <w:bCs/>
+          <w:spacing w:val="-8"/>
+          <w:szCs w:val="28"/>
+        </w:rPr>
+        <w:t xml:space="preserve"> </w:t>
+      </w:r>
+      <w:proofErr w:type="spellStart"/>
+      <w:r>
+        <w:rPr>
+          <w:rFonts w:eastAsia="Times New Roman" w:cs="Times New Roman"/>
+          <w:bCs/>
+          <w:spacing w:val="-8"/>
+          <w:szCs w:val="28"/>
+        </w:rPr>
+        <w:t xml:space="preserve">để</w:t>
+      </w:r>
+      <w:proofErr w:type="spellEnd"/>
+      <w:r>
+        <w:rPr>
+          <w:rFonts w:eastAsia="Times New Roman" w:cs="Times New Roman"/>
+          <w:bCs/>
+          <w:spacing w:val="-8"/>
+          <w:szCs w:val="28"/>
+        </w:rPr>
+        <w:t xml:space="preserve"> </w:t>
+      </w:r>
+      <w:proofErr w:type="spellStart"/>
+      <w:r>
+        <w:rPr>
+          <w:rFonts w:eastAsia="Times New Roman" w:cs="Times New Roman"/>
+          <w:bCs/>
+          <w:spacing w:val="-8"/>
+          <w:szCs w:val="28"/>
+        </w:rPr>
+        <w:t xml:space="preserve">Sở</w:t>
       </w:r>
       <w:proofErr w:type="spellEnd"/>
       <w:r>
@@ -5434,350 +5434,350 @@
           <w:spacing w:val="-8"/>
           <w:szCs w:val="28"/>
         </w:rPr>
-        <w:t>tế</w:t>
-      </w:r>
-      <w:proofErr w:type="spellEnd"/>
-      <w:r>
-        <w:rPr>
-          <w:rFonts w:eastAsia="Times New Roman" w:cs="Times New Roman"/>
-          <w:bCs/>
-          <w:spacing w:val="-8"/>
-          <w:szCs w:val="28"/>
-        </w:rPr>
-        <w:t xml:space="preserve"> </w:t>
-      </w:r>
-      <w:proofErr w:type="spellStart"/>
-      <w:r>
-        <w:rPr>
-          <w:rFonts w:eastAsia="Times New Roman" w:cs="Times New Roman"/>
-          <w:bCs/>
-          <w:spacing w:val="-8"/>
-          <w:szCs w:val="28"/>
-        </w:rPr>
-        <w:t>tỉnh</w:t>
-      </w:r>
-      <w:proofErr w:type="spellEnd"/>
-      <w:r>
-        <w:rPr>
-          <w:rFonts w:eastAsia="Times New Roman" w:cs="Times New Roman"/>
-          <w:bCs/>
-          <w:spacing w:val="-8"/>
-          <w:szCs w:val="28"/>
-        </w:rPr>
-        <w:t xml:space="preserve"> </w:t>
-      </w:r>
-      <w:proofErr w:type="spellStart"/>
-      <w:r>
-        <w:rPr>
-          <w:rFonts w:eastAsia="Times New Roman" w:cs="Times New Roman"/>
-          <w:bCs/>
-          <w:spacing w:val="-8"/>
-          <w:szCs w:val="28"/>
-        </w:rPr>
-        <w:t>Phú</w:t>
-      </w:r>
-      <w:proofErr w:type="spellEnd"/>
-      <w:r>
-        <w:rPr>
-          <w:rFonts w:eastAsia="Times New Roman" w:cs="Times New Roman"/>
-          <w:bCs/>
-          <w:spacing w:val="-8"/>
-          <w:szCs w:val="28"/>
-        </w:rPr>
-        <w:t xml:space="preserve"> </w:t>
-      </w:r>
-      <w:proofErr w:type="spellStart"/>
-      <w:r>
-        <w:rPr>
-          <w:rFonts w:eastAsia="Times New Roman" w:cs="Times New Roman"/>
-          <w:bCs/>
-          <w:spacing w:val="-8"/>
-          <w:szCs w:val="28"/>
-        </w:rPr>
-        <w:t>Thọ</w:t>
-      </w:r>
-      <w:proofErr w:type="spellEnd"/>
-      <w:r>
-        <w:rPr>
-          <w:rFonts w:eastAsia="Times New Roman" w:cs="Times New Roman"/>
-          <w:bCs/>
-          <w:spacing w:val="-8"/>
-          <w:szCs w:val="28"/>
-        </w:rPr>
-        <w:t xml:space="preserve"> </w:t>
-      </w:r>
-      <w:proofErr w:type="spellStart"/>
-      <w:r>
-        <w:rPr>
-          <w:rFonts w:eastAsia="Times New Roman" w:cs="Times New Roman"/>
-          <w:bCs/>
-          <w:spacing w:val="-8"/>
-          <w:szCs w:val="28"/>
-        </w:rPr>
-        <w:t>được</w:t>
-      </w:r>
-      <w:proofErr w:type="spellEnd"/>
-      <w:r>
-        <w:rPr>
-          <w:rFonts w:eastAsia="Times New Roman" w:cs="Times New Roman"/>
-          <w:bCs/>
-          <w:spacing w:val="-8"/>
-          <w:szCs w:val="28"/>
-        </w:rPr>
-        <w:t xml:space="preserve"> </w:t>
-      </w:r>
-      <w:proofErr w:type="spellStart"/>
-      <w:r>
-        <w:rPr>
-          <w:rFonts w:eastAsia="Times New Roman" w:cs="Times New Roman"/>
-          <w:bCs/>
-          <w:spacing w:val="-8"/>
-          <w:szCs w:val="28"/>
-        </w:rPr>
-        <w:t>biết</w:t>
-      </w:r>
-      <w:proofErr w:type="spellEnd"/>
-      <w:r>
-        <w:rPr>
-          <w:rFonts w:eastAsia="Times New Roman" w:cs="Times New Roman"/>
-          <w:bCs/>
-          <w:spacing w:val="-8"/>
-          <w:szCs w:val="28"/>
-        </w:rPr>
-        <w:t xml:space="preserve"> </w:t>
-      </w:r>
-      <w:proofErr w:type="spellStart"/>
-      <w:r>
-        <w:rPr>
-          <w:rFonts w:eastAsia="Times New Roman" w:cs="Times New Roman"/>
-          <w:bCs/>
-          <w:spacing w:val="-8"/>
-          <w:szCs w:val="28"/>
-        </w:rPr>
-        <w:t>và</w:t>
-      </w:r>
-      <w:proofErr w:type="spellEnd"/>
-      <w:r>
-        <w:rPr>
-          <w:rFonts w:eastAsia="Times New Roman" w:cs="Times New Roman"/>
-          <w:bCs/>
-          <w:spacing w:val="-8"/>
-          <w:szCs w:val="28"/>
-        </w:rPr>
-        <w:t xml:space="preserve"> </w:t>
-      </w:r>
-      <w:proofErr w:type="spellStart"/>
-      <w:r>
-        <w:rPr>
-          <w:rFonts w:eastAsia="Times New Roman" w:cs="Times New Roman"/>
-          <w:bCs/>
-          <w:spacing w:val="-8"/>
-          <w:szCs w:val="28"/>
-        </w:rPr>
-        <w:t>ra</w:t>
-      </w:r>
-      <w:proofErr w:type="spellEnd"/>
-      <w:r>
-        <w:rPr>
-          <w:rFonts w:eastAsia="Times New Roman" w:cs="Times New Roman"/>
-          <w:bCs/>
-          <w:spacing w:val="-8"/>
-          <w:szCs w:val="28"/>
-        </w:rPr>
-        <w:t xml:space="preserve"> </w:t>
-      </w:r>
-      <w:proofErr w:type="spellStart"/>
-      <w:r>
-        <w:rPr>
-          <w:rFonts w:eastAsia="Times New Roman" w:cs="Times New Roman"/>
-          <w:bCs/>
-          <w:spacing w:val="-8"/>
-          <w:szCs w:val="28"/>
-        </w:rPr>
-        <w:t>quy</w:t>
-      </w:r>
-      <w:r>
-        <w:rPr>
-          <w:rFonts w:eastAsia="Times New Roman" w:cs="Times New Roman"/>
-          <w:bCs/>
-          <w:spacing w:val="-8"/>
-          <w:szCs w:val="28"/>
-        </w:rPr>
-        <w:t>ết</w:t>
-      </w:r>
-      <w:proofErr w:type="spellEnd"/>
-      <w:r>
-        <w:rPr>
-          <w:rFonts w:eastAsia="Times New Roman" w:cs="Times New Roman"/>
-          <w:bCs/>
-          <w:spacing w:val="-8"/>
-          <w:szCs w:val="28"/>
-        </w:rPr>
-        <w:t xml:space="preserve"> </w:t>
-      </w:r>
-      <w:proofErr w:type="spellStart"/>
-      <w:r>
-        <w:rPr>
-          <w:rFonts w:eastAsia="Times New Roman" w:cs="Times New Roman"/>
-          <w:bCs/>
-          <w:spacing w:val="-8"/>
-          <w:szCs w:val="28"/>
-        </w:rPr>
-        <w:t>định</w:t>
-      </w:r>
-      <w:proofErr w:type="spellEnd"/>
-      <w:r>
-        <w:rPr>
-          <w:rFonts w:eastAsia="Times New Roman" w:cs="Times New Roman"/>
-          <w:bCs/>
-          <w:spacing w:val="-8"/>
-          <w:szCs w:val="28"/>
-        </w:rPr>
-        <w:t xml:space="preserve"> </w:t>
-      </w:r>
-      <w:proofErr w:type="spellStart"/>
-      <w:r>
-        <w:rPr>
-          <w:rFonts w:eastAsia="Times New Roman" w:cs="Times New Roman"/>
-          <w:bCs/>
-          <w:spacing w:val="-8"/>
-          <w:szCs w:val="28"/>
-        </w:rPr>
-        <w:t>ngh</w:t>
-      </w:r>
-      <w:r>
-        <w:rPr>
-          <w:rFonts w:eastAsia="Times New Roman" w:cs="Times New Roman"/>
-          <w:bCs/>
-          <w:spacing w:val="-8"/>
-          <w:szCs w:val="28"/>
-        </w:rPr>
-        <w:t>ỉ</w:t>
-      </w:r>
-      <w:proofErr w:type="spellEnd"/>
-      <w:r>
-        <w:rPr>
-          <w:rFonts w:eastAsia="Times New Roman" w:cs="Times New Roman"/>
-          <w:bCs/>
-          <w:spacing w:val="-8"/>
-          <w:szCs w:val="28"/>
-        </w:rPr>
-        <w:t xml:space="preserve"> </w:t>
-      </w:r>
-      <w:proofErr w:type="spellStart"/>
-      <w:r>
-        <w:rPr>
-          <w:rFonts w:eastAsia="Times New Roman" w:cs="Times New Roman"/>
-          <w:bCs/>
-          <w:spacing w:val="-8"/>
-          <w:szCs w:val="28"/>
-        </w:rPr>
-        <w:t>h</w:t>
-      </w:r>
-      <w:r>
-        <w:rPr>
-          <w:rFonts w:eastAsia="Times New Roman" w:cs="Times New Roman"/>
-          <w:bCs/>
-          <w:spacing w:val="-8"/>
-          <w:szCs w:val="28"/>
-        </w:rPr>
-        <w:t>ư</w:t>
-      </w:r>
-      <w:r>
-        <w:rPr>
-          <w:rFonts w:eastAsia="Times New Roman" w:cs="Times New Roman"/>
-          <w:bCs/>
-          <w:spacing w:val="-8"/>
-          <w:szCs w:val="28"/>
-        </w:rPr>
-        <w:t>u</w:t>
-      </w:r>
-      <w:proofErr w:type="spellEnd"/>
-      <w:r>
-        <w:rPr>
-          <w:rFonts w:eastAsia="Times New Roman" w:cs="Times New Roman"/>
-          <w:bCs/>
-          <w:spacing w:val="-8"/>
-          <w:szCs w:val="28"/>
-        </w:rPr>
-        <w:t xml:space="preserve"> </w:t>
-      </w:r>
-      <w:proofErr w:type="spellStart"/>
-      <w:r>
-        <w:rPr>
-          <w:rFonts w:eastAsia="Times New Roman" w:cs="Times New Roman"/>
-          <w:bCs/>
-          <w:spacing w:val="-8"/>
-          <w:szCs w:val="28"/>
-        </w:rPr>
-        <w:t>đ</w:t>
-      </w:r>
-      <w:r>
-        <w:rPr>
-          <w:rFonts w:eastAsia="Times New Roman" w:cs="Times New Roman"/>
-          <w:bCs/>
-          <w:spacing w:val="-8"/>
-          <w:szCs w:val="28"/>
-        </w:rPr>
-        <w:t>ối</w:t>
-      </w:r>
-      <w:proofErr w:type="spellEnd"/>
-      <w:r>
-        <w:rPr>
-          <w:rFonts w:eastAsia="Times New Roman" w:cs="Times New Roman"/>
-          <w:bCs/>
-          <w:spacing w:val="-8"/>
-          <w:szCs w:val="28"/>
-        </w:rPr>
-        <w:t xml:space="preserve"> </w:t>
-      </w:r>
-      <w:proofErr w:type="spellStart"/>
-      <w:r>
-        <w:rPr>
-          <w:rFonts w:eastAsia="Times New Roman" w:cs="Times New Roman"/>
-          <w:bCs/>
-          <w:spacing w:val="-8"/>
-          <w:szCs w:val="28"/>
-        </w:rPr>
-        <w:t>v</w:t>
-      </w:r>
-      <w:r>
-        <w:rPr>
-          <w:rFonts w:eastAsia="Times New Roman" w:cs="Times New Roman"/>
-          <w:bCs/>
-          <w:spacing w:val="-8"/>
-          <w:szCs w:val="28"/>
-        </w:rPr>
-        <w:t>ới</w:t>
-      </w:r>
-      <w:proofErr w:type="spellEnd"/>
-      <w:r>
-        <w:rPr>
-          <w:rFonts w:eastAsia="Times New Roman" w:cs="Times New Roman"/>
-          <w:bCs/>
-          <w:spacing w:val="-8"/>
-          <w:szCs w:val="28"/>
-        </w:rPr>
-        <w:t xml:space="preserve"> </w:t>
-      </w:r>
-      <w:proofErr w:type="spellStart"/>
-      <w:r>
-        <w:rPr>
-          <w:rFonts w:eastAsia="Times New Roman" w:cs="Times New Roman"/>
-          <w:bCs/>
-          <w:spacing w:val="-8"/>
-          <w:szCs w:val="28"/>
-        </w:rPr>
-        <w:t>ô</w:t>
-      </w:r>
-      <w:r>
-        <w:rPr>
-          <w:rFonts w:eastAsia="Times New Roman" w:cs="Times New Roman"/>
-          <w:bCs/>
-          <w:spacing w:val="-8"/>
-          <w:szCs w:val="28"/>
-        </w:rPr>
-        <w:t>ng</w:t>
+        <w:t xml:space="preserve">tế</w:t>
+      </w:r>
+      <w:proofErr w:type="spellEnd"/>
+      <w:r>
+        <w:rPr>
+          <w:rFonts w:eastAsia="Times New Roman" w:cs="Times New Roman"/>
+          <w:bCs/>
+          <w:spacing w:val="-8"/>
+          <w:szCs w:val="28"/>
+        </w:rPr>
+        <w:t xml:space="preserve"> </w:t>
+      </w:r>
+      <w:proofErr w:type="spellStart"/>
+      <w:r>
+        <w:rPr>
+          <w:rFonts w:eastAsia="Times New Roman" w:cs="Times New Roman"/>
+          <w:bCs/>
+          <w:spacing w:val="-8"/>
+          <w:szCs w:val="28"/>
+        </w:rPr>
+        <w:t xml:space="preserve">tỉnh</w:t>
+      </w:r>
+      <w:proofErr w:type="spellEnd"/>
+      <w:r>
+        <w:rPr>
+          <w:rFonts w:eastAsia="Times New Roman" w:cs="Times New Roman"/>
+          <w:bCs/>
+          <w:spacing w:val="-8"/>
+          <w:szCs w:val="28"/>
+        </w:rPr>
+        <w:t xml:space="preserve"> </w:t>
+      </w:r>
+      <w:proofErr w:type="spellStart"/>
+      <w:r>
+        <w:rPr>
+          <w:rFonts w:eastAsia="Times New Roman" w:cs="Times New Roman"/>
+          <w:bCs/>
+          <w:spacing w:val="-8"/>
+          <w:szCs w:val="28"/>
+        </w:rPr>
+        <w:t xml:space="preserve">Phú</w:t>
+      </w:r>
+      <w:proofErr w:type="spellEnd"/>
+      <w:r>
+        <w:rPr>
+          <w:rFonts w:eastAsia="Times New Roman" w:cs="Times New Roman"/>
+          <w:bCs/>
+          <w:spacing w:val="-8"/>
+          <w:szCs w:val="28"/>
+        </w:rPr>
+        <w:t xml:space="preserve"> </w:t>
+      </w:r>
+      <w:proofErr w:type="spellStart"/>
+      <w:r>
+        <w:rPr>
+          <w:rFonts w:eastAsia="Times New Roman" w:cs="Times New Roman"/>
+          <w:bCs/>
+          <w:spacing w:val="-8"/>
+          <w:szCs w:val="28"/>
+        </w:rPr>
+        <w:t xml:space="preserve">Thọ</w:t>
+      </w:r>
+      <w:proofErr w:type="spellEnd"/>
+      <w:r>
+        <w:rPr>
+          <w:rFonts w:eastAsia="Times New Roman" w:cs="Times New Roman"/>
+          <w:bCs/>
+          <w:spacing w:val="-8"/>
+          <w:szCs w:val="28"/>
+        </w:rPr>
+        <w:t xml:space="preserve"> </w:t>
+      </w:r>
+      <w:proofErr w:type="spellStart"/>
+      <w:r>
+        <w:rPr>
+          <w:rFonts w:eastAsia="Times New Roman" w:cs="Times New Roman"/>
+          <w:bCs/>
+          <w:spacing w:val="-8"/>
+          <w:szCs w:val="28"/>
+        </w:rPr>
+        <w:t xml:space="preserve">được</w:t>
+      </w:r>
+      <w:proofErr w:type="spellEnd"/>
+      <w:r>
+        <w:rPr>
+          <w:rFonts w:eastAsia="Times New Roman" w:cs="Times New Roman"/>
+          <w:bCs/>
+          <w:spacing w:val="-8"/>
+          <w:szCs w:val="28"/>
+        </w:rPr>
+        <w:t xml:space="preserve"> </w:t>
+      </w:r>
+      <w:proofErr w:type="spellStart"/>
+      <w:r>
+        <w:rPr>
+          <w:rFonts w:eastAsia="Times New Roman" w:cs="Times New Roman"/>
+          <w:bCs/>
+          <w:spacing w:val="-8"/>
+          <w:szCs w:val="28"/>
+        </w:rPr>
+        <w:t xml:space="preserve">biết</w:t>
+      </w:r>
+      <w:proofErr w:type="spellEnd"/>
+      <w:r>
+        <w:rPr>
+          <w:rFonts w:eastAsia="Times New Roman" w:cs="Times New Roman"/>
+          <w:bCs/>
+          <w:spacing w:val="-8"/>
+          <w:szCs w:val="28"/>
+        </w:rPr>
+        <w:t xml:space="preserve"> </w:t>
+      </w:r>
+      <w:proofErr w:type="spellStart"/>
+      <w:r>
+        <w:rPr>
+          <w:rFonts w:eastAsia="Times New Roman" w:cs="Times New Roman"/>
+          <w:bCs/>
+          <w:spacing w:val="-8"/>
+          <w:szCs w:val="28"/>
+        </w:rPr>
+        <w:t xml:space="preserve">và</w:t>
+      </w:r>
+      <w:proofErr w:type="spellEnd"/>
+      <w:r>
+        <w:rPr>
+          <w:rFonts w:eastAsia="Times New Roman" w:cs="Times New Roman"/>
+          <w:bCs/>
+          <w:spacing w:val="-8"/>
+          <w:szCs w:val="28"/>
+        </w:rPr>
+        <w:t xml:space="preserve"> </w:t>
+      </w:r>
+      <w:proofErr w:type="spellStart"/>
+      <w:r>
+        <w:rPr>
+          <w:rFonts w:eastAsia="Times New Roman" w:cs="Times New Roman"/>
+          <w:bCs/>
+          <w:spacing w:val="-8"/>
+          <w:szCs w:val="28"/>
+        </w:rPr>
+        <w:t xml:space="preserve">ra</w:t>
+      </w:r>
+      <w:proofErr w:type="spellEnd"/>
+      <w:r>
+        <w:rPr>
+          <w:rFonts w:eastAsia="Times New Roman" w:cs="Times New Roman"/>
+          <w:bCs/>
+          <w:spacing w:val="-8"/>
+          <w:szCs w:val="28"/>
+        </w:rPr>
+        <w:t xml:space="preserve"> </w:t>
+      </w:r>
+      <w:proofErr w:type="spellStart"/>
+      <w:r>
+        <w:rPr>
+          <w:rFonts w:eastAsia="Times New Roman" w:cs="Times New Roman"/>
+          <w:bCs/>
+          <w:spacing w:val="-8"/>
+          <w:szCs w:val="28"/>
+        </w:rPr>
+        <w:t xml:space="preserve">quy</w:t>
+      </w:r>
+      <w:r>
+        <w:rPr>
+          <w:rFonts w:eastAsia="Times New Roman" w:cs="Times New Roman"/>
+          <w:bCs/>
+          <w:spacing w:val="-8"/>
+          <w:szCs w:val="28"/>
+        </w:rPr>
+        <w:t xml:space="preserve">ết</w:t>
+      </w:r>
+      <w:proofErr w:type="spellEnd"/>
+      <w:r>
+        <w:rPr>
+          <w:rFonts w:eastAsia="Times New Roman" w:cs="Times New Roman"/>
+          <w:bCs/>
+          <w:spacing w:val="-8"/>
+          <w:szCs w:val="28"/>
+        </w:rPr>
+        <w:t xml:space="preserve"> </w:t>
+      </w:r>
+      <w:proofErr w:type="spellStart"/>
+      <w:r>
+        <w:rPr>
+          <w:rFonts w:eastAsia="Times New Roman" w:cs="Times New Roman"/>
+          <w:bCs/>
+          <w:spacing w:val="-8"/>
+          <w:szCs w:val="28"/>
+        </w:rPr>
+        <w:t xml:space="preserve">định</w:t>
+      </w:r>
+      <w:proofErr w:type="spellEnd"/>
+      <w:r>
+        <w:rPr>
+          <w:rFonts w:eastAsia="Times New Roman" w:cs="Times New Roman"/>
+          <w:bCs/>
+          <w:spacing w:val="-8"/>
+          <w:szCs w:val="28"/>
+        </w:rPr>
+        <w:t xml:space="preserve"> </w:t>
+      </w:r>
+      <w:proofErr w:type="spellStart"/>
+      <w:r>
+        <w:rPr>
+          <w:rFonts w:eastAsia="Times New Roman" w:cs="Times New Roman"/>
+          <w:bCs/>
+          <w:spacing w:val="-8"/>
+          <w:szCs w:val="28"/>
+        </w:rPr>
+        <w:t xml:space="preserve">ngh</w:t>
+      </w:r>
+      <w:r>
+        <w:rPr>
+          <w:rFonts w:eastAsia="Times New Roman" w:cs="Times New Roman"/>
+          <w:bCs/>
+          <w:spacing w:val="-8"/>
+          <w:szCs w:val="28"/>
+        </w:rPr>
+        <w:t xml:space="preserve">ỉ</w:t>
+      </w:r>
+      <w:proofErr w:type="spellEnd"/>
+      <w:r>
+        <w:rPr>
+          <w:rFonts w:eastAsia="Times New Roman" w:cs="Times New Roman"/>
+          <w:bCs/>
+          <w:spacing w:val="-8"/>
+          <w:szCs w:val="28"/>
+        </w:rPr>
+        <w:t xml:space="preserve"> </w:t>
+      </w:r>
+      <w:proofErr w:type="spellStart"/>
+      <w:r>
+        <w:rPr>
+          <w:rFonts w:eastAsia="Times New Roman" w:cs="Times New Roman"/>
+          <w:bCs/>
+          <w:spacing w:val="-8"/>
+          <w:szCs w:val="28"/>
+        </w:rPr>
+        <w:t xml:space="preserve">h</w:t>
+      </w:r>
+      <w:r>
+        <w:rPr>
+          <w:rFonts w:eastAsia="Times New Roman" w:cs="Times New Roman"/>
+          <w:bCs/>
+          <w:spacing w:val="-8"/>
+          <w:szCs w:val="28"/>
+        </w:rPr>
+        <w:t xml:space="preserve">ư</w:t>
+      </w:r>
+      <w:r>
+        <w:rPr>
+          <w:rFonts w:eastAsia="Times New Roman" w:cs="Times New Roman"/>
+          <w:bCs/>
+          <w:spacing w:val="-8"/>
+          <w:szCs w:val="28"/>
+        </w:rPr>
+        <w:t xml:space="preserve">u</w:t>
+      </w:r>
+      <w:proofErr w:type="spellEnd"/>
+      <w:r>
+        <w:rPr>
+          <w:rFonts w:eastAsia="Times New Roman" w:cs="Times New Roman"/>
+          <w:bCs/>
+          <w:spacing w:val="-8"/>
+          <w:szCs w:val="28"/>
+        </w:rPr>
+        <w:t xml:space="preserve"> </w:t>
+      </w:r>
+      <w:proofErr w:type="spellStart"/>
+      <w:r>
+        <w:rPr>
+          <w:rFonts w:eastAsia="Times New Roman" w:cs="Times New Roman"/>
+          <w:bCs/>
+          <w:spacing w:val="-8"/>
+          <w:szCs w:val="28"/>
+        </w:rPr>
+        <w:t xml:space="preserve">đ</w:t>
+      </w:r>
+      <w:r>
+        <w:rPr>
+          <w:rFonts w:eastAsia="Times New Roman" w:cs="Times New Roman"/>
+          <w:bCs/>
+          <w:spacing w:val="-8"/>
+          <w:szCs w:val="28"/>
+        </w:rPr>
+        <w:t xml:space="preserve">ối</w:t>
+      </w:r>
+      <w:proofErr w:type="spellEnd"/>
+      <w:r>
+        <w:rPr>
+          <w:rFonts w:eastAsia="Times New Roman" w:cs="Times New Roman"/>
+          <w:bCs/>
+          <w:spacing w:val="-8"/>
+          <w:szCs w:val="28"/>
+        </w:rPr>
+        <w:t xml:space="preserve"> </w:t>
+      </w:r>
+      <w:proofErr w:type="spellStart"/>
+      <w:r>
+        <w:rPr>
+          <w:rFonts w:eastAsia="Times New Roman" w:cs="Times New Roman"/>
+          <w:bCs/>
+          <w:spacing w:val="-8"/>
+          <w:szCs w:val="28"/>
+        </w:rPr>
+        <w:t xml:space="preserve">v</w:t>
+      </w:r>
+      <w:r>
+        <w:rPr>
+          <w:rFonts w:eastAsia="Times New Roman" w:cs="Times New Roman"/>
+          <w:bCs/>
+          <w:spacing w:val="-8"/>
+          <w:szCs w:val="28"/>
+        </w:rPr>
+        <w:t xml:space="preserve">ới</w:t>
+      </w:r>
+      <w:proofErr w:type="spellEnd"/>
+      <w:r>
+        <w:rPr>
+          <w:rFonts w:eastAsia="Times New Roman" w:cs="Times New Roman"/>
+          <w:bCs/>
+          <w:spacing w:val="-8"/>
+          <w:szCs w:val="28"/>
+        </w:rPr>
+        <w:t xml:space="preserve"> </w:t>
+      </w:r>
+      <w:proofErr w:type="spellStart"/>
+      <w:r>
+        <w:rPr>
+          <w:rFonts w:eastAsia="Times New Roman" w:cs="Times New Roman"/>
+          <w:bCs/>
+          <w:spacing w:val="-8"/>
+          <w:szCs w:val="28"/>
+        </w:rPr>
+        <w:t xml:space="preserve">ô</w:t>
+      </w:r>
+      <w:r>
+        <w:rPr>
+          <w:rFonts w:eastAsia="Times New Roman" w:cs="Times New Roman"/>
+          <w:bCs/>
+          <w:spacing w:val="-8"/>
+          <w:szCs w:val="28"/>
+        </w:rPr>
+        <w:t xml:space="preserve">ng</w:t>
       </w:r>
       <w:proofErr w:type="spellEnd"/>
       <w:r>
@@ -5811,7 +5811,7 @@
           <w:spacing w:val="-8"/>
           <w:szCs w:val="28"/>
         </w:rPr>
-        <w:t>.</w:t>
+        <w:t xml:space="preserve">.</w:t>
       </w:r>
       <w:proofErr w:type="gramEnd"/>
       <w:r>
@@ -5843,87 +5843,87 @@
           <w:spacing w:val="-8"/>
           <w:szCs w:val="28"/>
         </w:rPr>
-        <w:t xml:space="preserve">   </w:t>
-      </w:r>
-      <w:proofErr w:type="spellStart"/>
-      <w:r>
-        <w:rPr>
-          <w:rFonts w:eastAsia="Times New Roman" w:cs="Times New Roman"/>
-          <w:bCs/>
-          <w:spacing w:val="-8"/>
-          <w:szCs w:val="28"/>
-        </w:rPr>
-        <w:t>Trân</w:t>
-      </w:r>
-      <w:proofErr w:type="spellEnd"/>
-      <w:r>
-        <w:rPr>
-          <w:rFonts w:eastAsia="Times New Roman" w:cs="Times New Roman"/>
-          <w:bCs/>
-          <w:spacing w:val="-8"/>
-          <w:szCs w:val="28"/>
-        </w:rPr>
-        <w:t xml:space="preserve"> </w:t>
-      </w:r>
-      <w:proofErr w:type="spellStart"/>
-      <w:r>
-        <w:rPr>
-          <w:rFonts w:eastAsia="Times New Roman" w:cs="Times New Roman"/>
-          <w:bCs/>
-          <w:spacing w:val="-8"/>
-          <w:szCs w:val="28"/>
-        </w:rPr>
-        <w:t>trọng</w:t>
-      </w:r>
-      <w:proofErr w:type="spellEnd"/>
-      <w:r>
-        <w:rPr>
-          <w:rFonts w:eastAsia="Times New Roman" w:cs="Times New Roman"/>
-          <w:bCs/>
-          <w:spacing w:val="-8"/>
-          <w:szCs w:val="28"/>
-        </w:rPr>
-        <w:t xml:space="preserve"> </w:t>
-      </w:r>
-      <w:proofErr w:type="spellStart"/>
-      <w:r>
-        <w:rPr>
-          <w:rFonts w:eastAsia="Times New Roman" w:cs="Times New Roman"/>
-          <w:bCs/>
-          <w:spacing w:val="-8"/>
-          <w:szCs w:val="28"/>
-        </w:rPr>
-        <w:t>cảm</w:t>
-      </w:r>
-      <w:proofErr w:type="spellEnd"/>
-      <w:r>
-        <w:rPr>
-          <w:rFonts w:eastAsia="Times New Roman" w:cs="Times New Roman"/>
-          <w:bCs/>
-          <w:spacing w:val="-8"/>
-          <w:szCs w:val="28"/>
-        </w:rPr>
-        <w:t xml:space="preserve"> </w:t>
-      </w:r>
-      <w:proofErr w:type="spellStart"/>
-      <w:r>
-        <w:rPr>
-          <w:rFonts w:eastAsia="Times New Roman" w:cs="Times New Roman"/>
-          <w:bCs/>
-          <w:spacing w:val="-8"/>
-          <w:szCs w:val="28"/>
-        </w:rPr>
-        <w:t>ơn</w:t>
-      </w:r>
-      <w:proofErr w:type="spellEnd"/>
-      <w:r>
-        <w:rPr>
-          <w:rFonts w:eastAsia="Times New Roman" w:cs="Times New Roman"/>
-          <w:bCs/>
-          <w:spacing w:val="-8"/>
-          <w:szCs w:val="28"/>
-        </w:rPr>
-        <w:t>!</w:t>
+        <w:t xml:space="preserve"> </w:t>
+      </w:r>
+      <w:proofErr w:type="spellStart"/>
+      <w:r>
+        <w:rPr>
+          <w:rFonts w:eastAsia="Times New Roman" w:cs="Times New Roman"/>
+          <w:bCs/>
+          <w:spacing w:val="-8"/>
+          <w:szCs w:val="28"/>
+        </w:rPr>
+        <w:t xml:space="preserve">Trân</w:t>
+      </w:r>
+      <w:proofErr w:type="spellEnd"/>
+      <w:r>
+        <w:rPr>
+          <w:rFonts w:eastAsia="Times New Roman" w:cs="Times New Roman"/>
+          <w:bCs/>
+          <w:spacing w:val="-8"/>
+          <w:szCs w:val="28"/>
+        </w:rPr>
+        <w:t xml:space="preserve"> </w:t>
+      </w:r>
+      <w:proofErr w:type="spellStart"/>
+      <w:r>
+        <w:rPr>
+          <w:rFonts w:eastAsia="Times New Roman" w:cs="Times New Roman"/>
+          <w:bCs/>
+          <w:spacing w:val="-8"/>
+          <w:szCs w:val="28"/>
+        </w:rPr>
+        <w:t xml:space="preserve">trọng</w:t>
+      </w:r>
+      <w:proofErr w:type="spellEnd"/>
+      <w:r>
+        <w:rPr>
+          <w:rFonts w:eastAsia="Times New Roman" w:cs="Times New Roman"/>
+          <w:bCs/>
+          <w:spacing w:val="-8"/>
+          <w:szCs w:val="28"/>
+        </w:rPr>
+        <w:t xml:space="preserve"> </w:t>
+      </w:r>
+      <w:proofErr w:type="spellStart"/>
+      <w:r>
+        <w:rPr>
+          <w:rFonts w:eastAsia="Times New Roman" w:cs="Times New Roman"/>
+          <w:bCs/>
+          <w:spacing w:val="-8"/>
+          <w:szCs w:val="28"/>
+        </w:rPr>
+        <w:t xml:space="preserve">cảm</w:t>
+      </w:r>
+      <w:proofErr w:type="spellEnd"/>
+      <w:r>
+        <w:rPr>
+          <w:rFonts w:eastAsia="Times New Roman" w:cs="Times New Roman"/>
+          <w:bCs/>
+          <w:spacing w:val="-8"/>
+          <w:szCs w:val="28"/>
+        </w:rPr>
+        <w:t xml:space="preserve"> </w:t>
+      </w:r>
+      <w:proofErr w:type="spellStart"/>
+      <w:r>
+        <w:rPr>
+          <w:rFonts w:eastAsia="Times New Roman" w:cs="Times New Roman"/>
+          <w:bCs/>
+          <w:spacing w:val="-8"/>
+          <w:szCs w:val="28"/>
+        </w:rPr>
+        <w:t xml:space="preserve">ơn</w:t>
+      </w:r>
+      <w:proofErr w:type="spellEnd"/>
+      <w:r>
+        <w:rPr>
+          <w:rFonts w:eastAsia="Times New Roman" w:cs="Times New Roman"/>
+          <w:bCs/>
+          <w:spacing w:val="-8"/>
+          <w:szCs w:val="28"/>
+        </w:rPr>
+        <w:t xml:space="preserve">!</w:t>
       </w:r>
     </w:p>
     <w:p>
@@ -5983,7 +5983,7 @@
                 <w:sz w:val="24"/>
                 <w:szCs w:val="24"/>
               </w:rPr>
-              <w:t>Nơi</w:t>
+              <w:t xml:space="preserve">Nơi</w:t>
             </w:r>
             <w:proofErr w:type="spellEnd"/>
             <w:r>
@@ -6005,7 +6005,7 @@
                 <w:sz w:val="24"/>
                 <w:szCs w:val="24"/>
               </w:rPr>
-              <w:t>nhận</w:t>
+              <w:t xml:space="preserve">nhận</w:t>
             </w:r>
             <w:proofErr w:type="spellEnd"/>
             <w:r>
@@ -6016,7 +6016,7 @@
                 <w:sz w:val="24"/>
                 <w:szCs w:val="24"/>
               </w:rPr>
-              <w:t>:</w:t>
+              <w:t xml:space="preserve">:</w:t>
             </w:r>
           </w:p>
           <w:p>
@@ -6034,7 +6034,7 @@
                 <w:rFonts w:cs="Times New Roman"/>
                 <w:sz w:val="22"/>
               </w:rPr>
-              <w:t>-</w:t>
+              <w:t xml:space="preserve">-</w:t>
             </w:r>
             <w:r>
               <w:rPr>
@@ -6049,7 +6049,7 @@
                 <w:rFonts w:cs="Times New Roman"/>
                 <w:sz w:val="22"/>
               </w:rPr>
-              <w:t>Như</w:t>
+              <w:t xml:space="preserve">Như</w:t>
             </w:r>
             <w:proofErr w:type="spellEnd"/>
             <w:r>
@@ -6065,7 +6065,7 @@
                 <w:rFonts w:cs="Times New Roman"/>
                 <w:sz w:val="22"/>
               </w:rPr>
-              <w:t>trên</w:t>
+              <w:t xml:space="preserve">trên</w:t>
             </w:r>
             <w:proofErr w:type="spellEnd"/>
             <w:r>
@@ -6073,14 +6073,14 @@
                 <w:rFonts w:cs="Times New Roman"/>
                 <w:sz w:val="22"/>
               </w:rPr>
-              <w:t>;</w:t>
+              <w:t xml:space="preserve">;</w:t>
             </w:r>
             <w:r>
               <w:rPr>
                 <w:rFonts w:cs="Times New Roman"/>
                 <w:szCs w:val="28"/>
               </w:rPr>
-              <w:t xml:space="preserve">                                                                    </w:t>
+              <w:t xml:space="preserve"> </w:t>
             </w:r>
           </w:p>
           <w:p>
@@ -6098,7 +6098,7 @@
                 <w:rFonts w:cs="Times New Roman"/>
                 <w:sz w:val="22"/>
               </w:rPr>
-              <w:t>-</w:t>
+              <w:t xml:space="preserve">-</w:t>
             </w:r>
             <w:r>
               <w:rPr>
@@ -6113,7 +6113,7 @@
                 <w:rFonts w:cs="Times New Roman"/>
                 <w:sz w:val="22"/>
               </w:rPr>
-              <w:t>Lưu</w:t>
+              <w:t xml:space="preserve">Lưu</w:t>
             </w:r>
             <w:proofErr w:type="spellEnd"/>
             <w:r>
@@ -6121,21 +6121,21 @@
                 <w:rFonts w:cs="Times New Roman"/>
                 <w:sz w:val="22"/>
               </w:rPr>
-              <w:t>: VT, TCCB</w:t>
+              <w:t xml:space="preserve">: VT, TCCB</w:t>
             </w:r>
             <w:r>
               <w:rPr>
                 <w:rFonts w:cs="Times New Roman"/>
                 <w:sz w:val="22"/>
               </w:rPr>
-              <w:t>.</w:t>
+              <w:t xml:space="preserve">.</w:t>
             </w:r>
             <w:r>
               <w:rPr>
                 <w:rFonts w:cs="Times New Roman"/>
                 <w:sz w:val="22"/>
               </w:rPr>
-              <w:t xml:space="preserve">                                                                              </w:t>
+              <w:t xml:space="preserve"> </w:t>
             </w:r>
             <w:r>
               <w:rPr>
@@ -6145,7 +6145,7 @@
                 <w:sz w:val="24"/>
                 <w:szCs w:val="24"/>
               </w:rPr>
-              <w:t xml:space="preserve">                                                                                 </w:t>
+              <w:t xml:space="preserve"> </w:t>
             </w:r>
             <w:r>
               <w:rPr>
@@ -6155,7 +6155,7 @@
                 <w:sz w:val="24"/>
                 <w:szCs w:val="24"/>
               </w:rPr>
-              <w:t xml:space="preserve">         </w:t>
+              <w:t xml:space="preserve"> </w:t>
             </w:r>
           </w:p>
         </w:tc>
@@ -6178,7 +6178,7 @@
                 <w:b/>
                 <w:szCs w:val="28"/>
               </w:rPr>
-              <w:t>GIÁM ĐỐC</w:t>
+              <w:t xml:space="preserve">GIÁM ĐỐC</w:t>
             </w:r>
           </w:p>
           <w:p>
@@ -6309,7 +6309,7 @@
           <w:rFonts w:cs="Times New Roman"/>
           <w:szCs w:val="28"/>
         </w:rPr>
-        <w:t xml:space="preserve">                                                                         </w:t>
+        <w:t xml:space="preserve"> </w:t>
       </w:r>
     </w:p>
     <w:p>
@@ -6330,14 +6330,14 @@
           <w:rFonts w:cs="Times New Roman"/>
           <w:szCs w:val="28"/>
         </w:rPr>
-        <w:t xml:space="preserve">                                                                         </w:t>
+        <w:t xml:space="preserve"> </w:t>
       </w:r>
       <w:r>
         <w:rPr>
           <w:rFonts w:cs="Times New Roman"/>
           <w:szCs w:val="28"/>
         </w:rPr>
-        <w:t xml:space="preserve">   </w:t>
+        <w:t xml:space="preserve"> </w:t>
       </w:r>
     </w:p>
     <w:p>
